--- a/CONVOCATORIA DEVNET.docx
+++ b/CONVOCATORIA DEVNET.docx
@@ -87,7 +87,6 @@
           <w:lang w:eastAsia="es-ES"/>
         </w:rPr>
       </w:pPr>
-      <w:proofErr w:type="spellStart"/>
       <w:r>
         <w:rPr>
           <w:rFonts w:asciiTheme="majorHAnsi" w:eastAsia="Times New Roman" w:hAnsiTheme="majorHAnsi" w:cstheme="majorHAnsi"/>
@@ -98,7 +97,6 @@
         </w:rPr>
         <w:t>DevNet</w:t>
       </w:r>
-      <w:proofErr w:type="spellEnd"/>
       <w:r>
         <w:rPr>
           <w:rFonts w:asciiTheme="majorHAnsi" w:eastAsia="Times New Roman" w:hAnsiTheme="majorHAnsi" w:cstheme="majorHAnsi"/>
@@ -555,6 +553,84 @@
           </w:p>
         </w:tc>
       </w:tr>
+      <w:tr>
+        <w:trPr>
+          <w:trHeight w:val="300"/>
+        </w:trPr>
+        <w:tc>
+          <w:tcPr>
+            <w:tcW w:w="0" w:type="auto"/>
+            <w:vAlign w:val="center"/>
+          </w:tcPr>
+          <w:p>
+            <w:pPr>
+              <w:spacing w:after="0"/>
+              <w:jc w:val="center"/>
+              <w:rPr>
+                <w:rFonts w:asciiTheme="majorHAnsi" w:hAnsiTheme="majorHAnsi" w:cstheme="majorHAnsi"/>
+                <w:color w:val="000000" w:themeColor="text1"/>
+              </w:rPr>
+            </w:pPr>
+            <w:r>
+              <w:rPr>
+                <w:rFonts w:asciiTheme="majorHAnsi" w:hAnsiTheme="majorHAnsi" w:cstheme="majorHAnsi"/>
+                <w:color w:val="000000" w:themeColor="text1"/>
+              </w:rPr>
+              <w:t>PEDAGOGÍA</w:t>
+            </w:r>
+          </w:p>
+        </w:tc>
+        <w:tc>
+          <w:tcPr>
+            <w:tcW w:w="0" w:type="auto"/>
+            <w:vAlign w:val="center"/>
+          </w:tcPr>
+          <w:p>
+            <w:pPr>
+              <w:spacing w:after="0" w:line="240" w:lineRule="auto"/>
+              <w:jc w:val="center"/>
+              <w:rPr>
+                <w:rFonts w:asciiTheme="majorHAnsi" w:hAnsiTheme="majorHAnsi" w:cstheme="majorHAnsi"/>
+                <w:color w:val="000000" w:themeColor="text1"/>
+                <w:lang w:bidi="es-ES"/>
+              </w:rPr>
+            </w:pPr>
+            <w:r>
+              <w:rPr>
+                <w:rFonts w:asciiTheme="majorHAnsi" w:hAnsiTheme="majorHAnsi" w:cstheme="majorHAnsi"/>
+                <w:color w:val="000000" w:themeColor="text1"/>
+                <w:lang w:bidi="es-ES"/>
+              </w:rPr>
+              <w:t>TODAS</w:t>
+            </w:r>
+          </w:p>
+        </w:tc>
+        <w:tc>
+          <w:tcPr>
+            <w:tcW w:w="4627" w:type="dxa"/>
+            <w:vAlign w:val="center"/>
+          </w:tcPr>
+          <w:p>
+            <w:pPr>
+              <w:spacing w:after="0" w:line="240" w:lineRule="auto"/>
+              <w:jc w:val="both"/>
+              <w:rPr>
+                <w:rFonts w:asciiTheme="majorHAnsi" w:hAnsiTheme="majorHAnsi" w:cstheme="majorHAnsi"/>
+                <w:color w:val="000000" w:themeColor="text1"/>
+                <w:lang w:bidi="es-ES"/>
+              </w:rPr>
+            </w:pPr>
+            <w:r>
+              <w:rPr>
+                <w:rFonts w:asciiTheme="majorHAnsi" w:hAnsiTheme="majorHAnsi" w:cstheme="majorHAnsi"/>
+                <w:color w:val="000000" w:themeColor="text1"/>
+                <w:lang w:bidi="es-ES"/>
+              </w:rPr>
+              <w:t>Incluir software en pedagogia</w:t>
+            </w:r>
+          </w:p>
+        </w:tc>
+      </w:tr>
     </w:tbl>
     <w:bookmarkEnd w:id="0"/>
     <w:p>
@@ -691,9 +767,8 @@
           <w:sz w:val="22"/>
           <w:szCs w:val="22"/>
         </w:rPr>
-        <w:t xml:space="preserve">En este contexto, </w:t>
-      </w:r>
-      <w:proofErr w:type="spellStart"/>
+        <w:t xml:space="preserve">En este contexto, DevNet se presenta como una iniciativa clave que integra el desarrollo de software con el conocimiento en redes, permitiendo a los profesionales automatizar tareas, integrar sistemas, mejorar tiempos de respuesta ante incidentes y reducir la complejidad </w:t>
+      </w:r>
       <w:r>
         <w:rPr>
           <w:rFonts w:asciiTheme="majorHAnsi" w:hAnsiTheme="majorHAnsi" w:cstheme="majorHAnsi"/>
@@ -701,9 +776,9 @@
           <w:sz w:val="22"/>
           <w:szCs w:val="22"/>
         </w:rPr>
-        <w:t>DevNet</w:t>
-      </w:r>
-      <w:proofErr w:type="spellEnd"/>
+        <w:lastRenderedPageBreak/>
+        <w:t>operativa en entornos de red híbridos (físicos y virtualizados)</w:t>
+      </w:r>
       <w:r>
         <w:rPr>
           <w:rFonts w:asciiTheme="majorHAnsi" w:hAnsiTheme="majorHAnsi" w:cstheme="majorHAnsi"/>
@@ -711,7 +786,7 @@
           <w:sz w:val="22"/>
           <w:szCs w:val="22"/>
         </w:rPr>
-        <w:t xml:space="preserve"> se presenta como una iniciativa clave que integra el desarrollo de software con el conocimiento en redes, permitiendo a los profesionales automatizar tareas, integrar sistemas, mejorar tiempos de respuesta ante incidentes y reducir la complejidad operativa en entornos de red híbridos (físicos y virtualizados)</w:t>
+        <w:t xml:space="preserve">, avanzando así </w:t>
       </w:r>
       <w:r>
         <w:rPr>
@@ -720,8 +795,19 @@
           <w:sz w:val="22"/>
           <w:szCs w:val="22"/>
         </w:rPr>
-        <w:t xml:space="preserve">, avanzando así </w:t>
-      </w:r>
+        <w:t>hacia modelos de operación más ágiles, escalables y sostenibles en sectores como educación, salud, agricultura, industria y administración pública.</w:t>
+      </w:r>
+    </w:p>
+    <w:p>
+      <w:pPr>
+        <w:pStyle w:val="NormalWeb"/>
+        <w:jc w:val="both"/>
+        <w:rPr>
+          <w:rFonts w:asciiTheme="majorHAnsi" w:hAnsiTheme="majorHAnsi" w:cstheme="majorHAnsi"/>
+          <w:b/>
+          <w:bCs/>
+        </w:rPr>
+      </w:pPr>
       <w:r>
         <w:rPr>
           <w:rFonts w:asciiTheme="majorHAnsi" w:hAnsiTheme="majorHAnsi" w:cstheme="majorHAnsi"/>
@@ -729,7 +815,7 @@
           <w:sz w:val="22"/>
           <w:szCs w:val="22"/>
         </w:rPr>
-        <w:t xml:space="preserve">hacia modelos de </w:t>
+        <w:t>Por lo anterior,</w:t>
       </w:r>
       <w:r>
         <w:rPr>
@@ -738,141 +824,99 @@
           <w:sz w:val="22"/>
           <w:szCs w:val="22"/>
         </w:rPr>
-        <w:lastRenderedPageBreak/>
-        <w:t>operación más ágiles, escalables y sostenibles en sectores como educación, salud, agricultura, industria y administración pública.</w:t>
-      </w:r>
-    </w:p>
-    <w:p>
-      <w:pPr>
-        <w:pStyle w:val="NormalWeb"/>
-        <w:jc w:val="both"/>
+        <w:t xml:space="preserve"> </w:t>
+      </w:r>
+      <w:r>
+        <w:rPr>
+          <w:rFonts w:asciiTheme="majorHAnsi" w:hAnsiTheme="majorHAnsi" w:cstheme="majorHAnsi"/>
+          <w:color w:val="000000" w:themeColor="text1"/>
+          <w:sz w:val="22"/>
+          <w:szCs w:val="22"/>
+        </w:rPr>
+        <w:t>l</w:t>
+      </w:r>
+      <w:r>
+        <w:rPr>
+          <w:rFonts w:asciiTheme="majorHAnsi" w:hAnsiTheme="majorHAnsi" w:cstheme="majorHAnsi"/>
+          <w:color w:val="000000" w:themeColor="text1"/>
+          <w:sz w:val="22"/>
+          <w:szCs w:val="22"/>
+        </w:rPr>
+        <w:t>a Dirección de Formación Profesional (DFP)</w:t>
+      </w:r>
+      <w:r>
+        <w:rPr>
+          <w:rStyle w:val="Refdenotaalpie"/>
+          <w:rFonts w:asciiTheme="majorHAnsi" w:hAnsiTheme="majorHAnsi" w:cstheme="majorHAnsi"/>
+          <w:color w:val="000000" w:themeColor="text1"/>
+          <w:sz w:val="22"/>
+          <w:szCs w:val="22"/>
+        </w:rPr>
+        <w:t xml:space="preserve"> </w:t>
+      </w:r>
+      <w:r>
+        <w:rPr>
+          <w:rStyle w:val="Refdenotaalpie"/>
+          <w:rFonts w:asciiTheme="majorHAnsi" w:hAnsiTheme="majorHAnsi" w:cstheme="majorHAnsi"/>
+          <w:color w:val="000000" w:themeColor="text1"/>
+          <w:sz w:val="22"/>
+          <w:szCs w:val="22"/>
+        </w:rPr>
+        <w:footnoteReference w:id="1"/>
+      </w:r>
+      <w:r>
+        <w:rPr>
+          <w:rFonts w:asciiTheme="majorHAnsi" w:hAnsiTheme="majorHAnsi" w:cstheme="majorHAnsi"/>
+          <w:color w:val="000000" w:themeColor="text1"/>
+          <w:sz w:val="22"/>
+          <w:szCs w:val="22"/>
+        </w:rPr>
+        <w:t xml:space="preserve"> en desarrollo de sus objetivos y propósitos, dirigidos a la permanente actualización y desarrollo de competencias que implican un avance en las capacidades y habilidades técnicas de los instructores en la institución, abre </w:t>
+      </w:r>
+      <w:r>
+        <w:rPr>
+          <w:rFonts w:asciiTheme="majorHAnsi" w:hAnsiTheme="majorHAnsi" w:cstheme="majorHAnsi"/>
+          <w:color w:val="000000" w:themeColor="text1"/>
+          <w:sz w:val="22"/>
+          <w:szCs w:val="22"/>
+        </w:rPr>
+        <w:t>la</w:t>
+      </w:r>
+      <w:r>
+        <w:rPr>
+          <w:rFonts w:asciiTheme="majorHAnsi" w:hAnsiTheme="majorHAnsi" w:cstheme="majorHAnsi"/>
+          <w:color w:val="000000" w:themeColor="text1"/>
+          <w:sz w:val="22"/>
+          <w:szCs w:val="22"/>
+        </w:rPr>
+        <w:t xml:space="preserve"> convocatoria</w:t>
+      </w:r>
+      <w:r>
+        <w:rPr>
+          <w:rFonts w:asciiTheme="majorHAnsi" w:hAnsiTheme="majorHAnsi" w:cstheme="majorHAnsi"/>
+          <w:color w:val="000000" w:themeColor="text1"/>
+          <w:sz w:val="22"/>
+          <w:szCs w:val="22"/>
+        </w:rPr>
+        <w:t xml:space="preserve"> </w:t>
+      </w:r>
+      <w:r>
         <w:rPr>
           <w:rFonts w:asciiTheme="majorHAnsi" w:hAnsiTheme="majorHAnsi" w:cstheme="majorHAnsi"/>
           <w:b/>
           <w:bCs/>
         </w:rPr>
-      </w:pPr>
-      <w:r>
-        <w:rPr>
-          <w:rFonts w:asciiTheme="majorHAnsi" w:hAnsiTheme="majorHAnsi" w:cstheme="majorHAnsi"/>
-          <w:color w:val="000000" w:themeColor="text1"/>
-          <w:sz w:val="22"/>
-          <w:szCs w:val="22"/>
-        </w:rPr>
-        <w:t>Por lo anterior,</w:t>
-      </w:r>
-      <w:r>
-        <w:rPr>
-          <w:rFonts w:asciiTheme="majorHAnsi" w:hAnsiTheme="majorHAnsi" w:cstheme="majorHAnsi"/>
-          <w:color w:val="000000" w:themeColor="text1"/>
-          <w:sz w:val="22"/>
-          <w:szCs w:val="22"/>
-        </w:rPr>
-        <w:t xml:space="preserve"> </w:t>
-      </w:r>
-      <w:r>
-        <w:rPr>
-          <w:rFonts w:asciiTheme="majorHAnsi" w:hAnsiTheme="majorHAnsi" w:cstheme="majorHAnsi"/>
-          <w:color w:val="000000" w:themeColor="text1"/>
-          <w:sz w:val="22"/>
-          <w:szCs w:val="22"/>
-        </w:rPr>
-        <w:t>l</w:t>
-      </w:r>
-      <w:r>
-        <w:rPr>
-          <w:rFonts w:asciiTheme="majorHAnsi" w:hAnsiTheme="majorHAnsi" w:cstheme="majorHAnsi"/>
-          <w:color w:val="000000" w:themeColor="text1"/>
-          <w:sz w:val="22"/>
-          <w:szCs w:val="22"/>
-        </w:rPr>
-        <w:t>a Dirección de Formación Profesional (DFP)</w:t>
-      </w:r>
-      <w:r>
-        <w:rPr>
-          <w:rStyle w:val="Refdenotaalpie"/>
-          <w:rFonts w:asciiTheme="majorHAnsi" w:hAnsiTheme="majorHAnsi" w:cstheme="majorHAnsi"/>
-          <w:color w:val="000000" w:themeColor="text1"/>
-          <w:sz w:val="22"/>
-          <w:szCs w:val="22"/>
-        </w:rPr>
-        <w:t xml:space="preserve"> </w:t>
-      </w:r>
-      <w:r>
-        <w:rPr>
-          <w:rStyle w:val="Refdenotaalpie"/>
-          <w:rFonts w:asciiTheme="majorHAnsi" w:hAnsiTheme="majorHAnsi" w:cstheme="majorHAnsi"/>
-          <w:color w:val="000000" w:themeColor="text1"/>
-          <w:sz w:val="22"/>
-          <w:szCs w:val="22"/>
-        </w:rPr>
-        <w:footnoteReference w:id="1"/>
-      </w:r>
-      <w:r>
-        <w:rPr>
-          <w:rFonts w:asciiTheme="majorHAnsi" w:hAnsiTheme="majorHAnsi" w:cstheme="majorHAnsi"/>
-          <w:color w:val="000000" w:themeColor="text1"/>
-          <w:sz w:val="22"/>
-          <w:szCs w:val="22"/>
-        </w:rPr>
-        <w:t xml:space="preserve"> en desarrollo de sus objetivos y propósitos, dirigidos a la permanente actualización y desarrollo de competencias que implican un avance en las capacidades y habilidades técnicas de los instructores en la institución, abre </w:t>
-      </w:r>
-      <w:r>
-        <w:rPr>
-          <w:rFonts w:asciiTheme="majorHAnsi" w:hAnsiTheme="majorHAnsi" w:cstheme="majorHAnsi"/>
-          <w:color w:val="000000" w:themeColor="text1"/>
-          <w:sz w:val="22"/>
-          <w:szCs w:val="22"/>
-        </w:rPr>
-        <w:t>la</w:t>
-      </w:r>
-      <w:r>
-        <w:rPr>
-          <w:rFonts w:asciiTheme="majorHAnsi" w:hAnsiTheme="majorHAnsi" w:cstheme="majorHAnsi"/>
-          <w:color w:val="000000" w:themeColor="text1"/>
-          <w:sz w:val="22"/>
-          <w:szCs w:val="22"/>
-        </w:rPr>
-        <w:t xml:space="preserve"> convocatoria</w:t>
-      </w:r>
-      <w:r>
-        <w:rPr>
-          <w:rFonts w:asciiTheme="majorHAnsi" w:hAnsiTheme="majorHAnsi" w:cstheme="majorHAnsi"/>
-          <w:color w:val="000000" w:themeColor="text1"/>
-          <w:sz w:val="22"/>
-          <w:szCs w:val="22"/>
-        </w:rPr>
-        <w:t xml:space="preserve"> </w:t>
+        <w:t>“</w:t>
       </w:r>
       <w:r>
         <w:rPr>
           <w:rFonts w:asciiTheme="majorHAnsi" w:hAnsiTheme="majorHAnsi" w:cstheme="majorHAnsi"/>
           <w:b/>
           <w:bCs/>
-        </w:rPr>
-        <w:t>“</w:t>
-      </w:r>
-      <w:proofErr w:type="spellStart"/>
-      <w:r>
-        <w:rPr>
-          <w:rFonts w:asciiTheme="majorHAnsi" w:hAnsiTheme="majorHAnsi" w:cstheme="majorHAnsi"/>
-          <w:b/>
-          <w:bCs/>
           <w:color w:val="000000" w:themeColor="text1"/>
           <w:lang w:eastAsia="es-ES"/>
         </w:rPr>
-        <w:t>DevNet</w:t>
-      </w:r>
-      <w:proofErr w:type="spellEnd"/>
-      <w:r>
-        <w:rPr>
-          <w:rFonts w:asciiTheme="majorHAnsi" w:hAnsiTheme="majorHAnsi" w:cstheme="majorHAnsi"/>
-          <w:b/>
-          <w:bCs/>
-          <w:color w:val="000000" w:themeColor="text1"/>
-          <w:lang w:eastAsia="es-ES"/>
-        </w:rPr>
-        <w:t>: Desarrollo de Software para la Automatización de Redes Nivel Básico</w:t>
+        <w:t>DevNet: Desarrollo de Software para la Automatización de Redes Nivel Básico</w:t>
       </w:r>
       <w:r>
         <w:rPr>
@@ -1780,6 +1824,7 @@
           <w:sz w:val="22"/>
           <w:szCs w:val="22"/>
         </w:rPr>
+        <w:lastRenderedPageBreak/>
         <w:t>Jornada Presencial Sincrónica mediada por TIC</w:t>
       </w:r>
       <w:r>
@@ -1986,7 +2031,6 @@
                 <w:b/>
                 <w:color w:val="auto"/>
               </w:rPr>
-              <w:lastRenderedPageBreak/>
               <w:t>Fecha</w:t>
             </w:r>
           </w:p>
@@ -2352,20 +2396,8 @@
                 <w:sz w:val="18"/>
                 <w:szCs w:val="18"/>
               </w:rPr>
-              <w:t xml:space="preserve"> al curso </w:t>
-            </w:r>
-            <w:proofErr w:type="spellStart"/>
-            <w:r>
-              <w:rPr>
-                <w:rFonts w:eastAsiaTheme="minorEastAsia"/>
-                <w:bCs/>
-                <w:color w:val="000000" w:themeColor="text1"/>
-                <w:sz w:val="18"/>
-                <w:szCs w:val="18"/>
-              </w:rPr>
-              <w:t>DevNet</w:t>
-            </w:r>
-            <w:proofErr w:type="spellEnd"/>
+              <w:t xml:space="preserve"> al curso DevNet</w:t>
+            </w:r>
           </w:p>
           <w:p>
             <w:pPr>
@@ -2388,20 +2420,8 @@
                 <w:sz w:val="18"/>
                 <w:szCs w:val="18"/>
               </w:rPr>
-              <w:t xml:space="preserve">Módulo 2 Entorno de desarrolladores de </w:t>
-            </w:r>
-            <w:proofErr w:type="spellStart"/>
-            <w:r>
-              <w:rPr>
-                <w:rFonts w:eastAsiaTheme="minorEastAsia"/>
-                <w:bCs/>
-                <w:color w:val="000000" w:themeColor="text1"/>
-                <w:sz w:val="18"/>
-                <w:szCs w:val="18"/>
-              </w:rPr>
-              <w:t>DevNet</w:t>
-            </w:r>
-            <w:proofErr w:type="spellEnd"/>
+              <w:t>Módulo 2 Entorno de desarrolladores de DevNet</w:t>
+            </w:r>
           </w:p>
           <w:p>
             <w:pPr>
@@ -2450,42 +2470,8 @@
                 <w:sz w:val="18"/>
                 <w:szCs w:val="18"/>
               </w:rPr>
-              <w:t xml:space="preserve">1.2.2 </w:t>
-            </w:r>
-            <w:proofErr w:type="spellStart"/>
-            <w:r>
-              <w:rPr>
-                <w:rFonts w:eastAsiaTheme="minorEastAsia"/>
-                <w:bCs/>
-                <w:color w:val="000000" w:themeColor="text1"/>
-                <w:sz w:val="18"/>
-                <w:szCs w:val="18"/>
-              </w:rPr>
-              <w:t>Lab</w:t>
-            </w:r>
-            <w:proofErr w:type="spellEnd"/>
-            <w:r>
-              <w:rPr>
-                <w:rFonts w:eastAsiaTheme="minorEastAsia"/>
-                <w:bCs/>
-                <w:color w:val="000000" w:themeColor="text1"/>
-                <w:sz w:val="18"/>
-                <w:szCs w:val="18"/>
-              </w:rPr>
-              <w:t xml:space="preserve"> - Linux </w:t>
-            </w:r>
-            <w:proofErr w:type="spellStart"/>
-            <w:r>
-              <w:rPr>
-                <w:rFonts w:eastAsiaTheme="minorEastAsia"/>
-                <w:bCs/>
-                <w:color w:val="000000" w:themeColor="text1"/>
-                <w:sz w:val="18"/>
-                <w:szCs w:val="18"/>
-              </w:rPr>
-              <w:t>Review</w:t>
-            </w:r>
-            <w:proofErr w:type="spellEnd"/>
+              <w:t>1.2.2 Lab - Linux Review</w:t>
+            </w:r>
           </w:p>
         </w:tc>
       </w:tr>
@@ -4862,73 +4848,7 @@
                 <w:sz w:val="18"/>
                 <w:szCs w:val="18"/>
               </w:rPr>
-              <w:t xml:space="preserve">7.0.3 </w:t>
-            </w:r>
-            <w:proofErr w:type="spellStart"/>
-            <w:r>
-              <w:rPr>
-                <w:rFonts w:eastAsiaTheme="minorEastAsia"/>
-                <w:bCs/>
-                <w:color w:val="000000" w:themeColor="text1"/>
-                <w:sz w:val="18"/>
-                <w:szCs w:val="18"/>
-              </w:rPr>
-              <w:t>Lab</w:t>
-            </w:r>
-            <w:proofErr w:type="spellEnd"/>
-            <w:r>
-              <w:rPr>
-                <w:rFonts w:eastAsiaTheme="minorEastAsia"/>
-                <w:bCs/>
-                <w:color w:val="000000" w:themeColor="text1"/>
-                <w:sz w:val="18"/>
-                <w:szCs w:val="18"/>
-              </w:rPr>
-              <w:t xml:space="preserve"> - </w:t>
-            </w:r>
-            <w:proofErr w:type="spellStart"/>
-            <w:r>
-              <w:rPr>
-                <w:rFonts w:eastAsiaTheme="minorEastAsia"/>
-                <w:bCs/>
-                <w:color w:val="000000" w:themeColor="text1"/>
-                <w:sz w:val="18"/>
-                <w:szCs w:val="18"/>
-              </w:rPr>
-              <w:t>Install</w:t>
-            </w:r>
-            <w:proofErr w:type="spellEnd"/>
-            <w:r>
-              <w:rPr>
-                <w:rFonts w:eastAsiaTheme="minorEastAsia"/>
-                <w:bCs/>
-                <w:color w:val="000000" w:themeColor="text1"/>
-                <w:sz w:val="18"/>
-                <w:szCs w:val="18"/>
-              </w:rPr>
-              <w:t xml:space="preserve"> </w:t>
-            </w:r>
-            <w:proofErr w:type="spellStart"/>
-            <w:r>
-              <w:rPr>
-                <w:rFonts w:eastAsiaTheme="minorEastAsia"/>
-                <w:bCs/>
-                <w:color w:val="000000" w:themeColor="text1"/>
-                <w:sz w:val="18"/>
-                <w:szCs w:val="18"/>
-              </w:rPr>
-              <w:t>the</w:t>
-            </w:r>
-            <w:proofErr w:type="spellEnd"/>
-            <w:r>
-              <w:rPr>
-                <w:rFonts w:eastAsiaTheme="minorEastAsia"/>
-                <w:bCs/>
-                <w:color w:val="000000" w:themeColor="text1"/>
-                <w:sz w:val="18"/>
-                <w:szCs w:val="18"/>
-              </w:rPr>
-              <w:t xml:space="preserve"> CSR1000v VM </w:t>
+              <w:t xml:space="preserve">7.0.3 Lab - Install the CSR1000v VM </w:t>
             </w:r>
           </w:p>
           <w:p>
@@ -5009,31 +4929,7 @@
                 <w:szCs w:val="18"/>
                 <w:lang w:val="en-US"/>
               </w:rPr>
-              <w:t xml:space="preserve">7.6.3 Lab - Automated Testing Using </w:t>
-            </w:r>
-            <w:proofErr w:type="spellStart"/>
-            <w:r>
-              <w:rPr>
-                <w:rFonts w:eastAsiaTheme="minorEastAsia"/>
-                <w:bCs/>
-                <w:color w:val="000000" w:themeColor="text1"/>
-                <w:sz w:val="18"/>
-                <w:szCs w:val="18"/>
-                <w:lang w:val="en-US"/>
-              </w:rPr>
-              <w:t>pyATS</w:t>
-            </w:r>
-            <w:proofErr w:type="spellEnd"/>
-            <w:r>
-              <w:rPr>
-                <w:rFonts w:eastAsiaTheme="minorEastAsia"/>
-                <w:bCs/>
-                <w:color w:val="000000" w:themeColor="text1"/>
-                <w:sz w:val="18"/>
-                <w:szCs w:val="18"/>
-                <w:lang w:val="en-US"/>
-              </w:rPr>
-              <w:t xml:space="preserve"> and Genie</w:t>
+              <w:t>7.6.3 Lab - Automated Testing Using pyATS and Genie</w:t>
             </w:r>
           </w:p>
           <w:p>
@@ -5581,42 +5477,8 @@
                 <w:sz w:val="18"/>
                 <w:szCs w:val="18"/>
               </w:rPr>
-              <w:t xml:space="preserve">8 Desarrollo y Plataformas de </w:t>
-            </w:r>
-            <w:proofErr w:type="spellStart"/>
-            <w:r>
-              <w:rPr>
-                <w:rFonts w:eastAsiaTheme="minorEastAsia"/>
-                <w:bCs/>
-                <w:color w:val="000000" w:themeColor="text1"/>
-                <w:sz w:val="18"/>
-                <w:szCs w:val="18"/>
-              </w:rPr>
-              <w:t>CiscoExternal</w:t>
-            </w:r>
-            <w:proofErr w:type="spellEnd"/>
-            <w:r>
-              <w:rPr>
-                <w:rFonts w:eastAsiaTheme="minorEastAsia"/>
-                <w:bCs/>
-                <w:color w:val="000000" w:themeColor="text1"/>
-                <w:sz w:val="18"/>
-                <w:szCs w:val="18"/>
-              </w:rPr>
-              <w:t xml:space="preserve"> </w:t>
-            </w:r>
-            <w:proofErr w:type="spellStart"/>
-            <w:r>
-              <w:rPr>
-                <w:rFonts w:eastAsiaTheme="minorEastAsia"/>
-                <w:bCs/>
-                <w:color w:val="000000" w:themeColor="text1"/>
-                <w:sz w:val="18"/>
-                <w:szCs w:val="18"/>
-              </w:rPr>
-              <w:t>tool</w:t>
-            </w:r>
-            <w:proofErr w:type="spellEnd"/>
+              <w:t>8 Desarrollo y Plataformas de CiscoExternal tool</w:t>
+            </w:r>
           </w:p>
           <w:p>
             <w:pPr>
@@ -6167,21 +6029,7 @@
         <w:rPr>
           <w:bCs/>
         </w:rPr>
-        <w:t xml:space="preserve">y Certificación en plataforma de Cisco </w:t>
-      </w:r>
-      <w:proofErr w:type="spellStart"/>
-      <w:r>
-        <w:rPr>
-          <w:bCs/>
-        </w:rPr>
-        <w:t>Netacad</w:t>
-      </w:r>
-      <w:proofErr w:type="spellEnd"/>
-      <w:r>
-        <w:rPr>
-          <w:bCs/>
-        </w:rPr>
-        <w:t xml:space="preserve"> </w:t>
+        <w:t xml:space="preserve">y Certificación en plataforma de Cisco Netacad </w:t>
       </w:r>
     </w:p>
     <w:p>
@@ -6948,7 +6796,6 @@
                 <w:color w:val="000000" w:themeColor="text1"/>
               </w:rPr>
             </w:pPr>
-            <w:proofErr w:type="spellStart"/>
             <w:r>
               <w:rPr>
                 <w:rFonts w:asciiTheme="majorHAnsi" w:hAnsiTheme="majorHAnsi" w:cstheme="majorHAnsi"/>
@@ -6957,7 +6804,6 @@
               </w:rPr>
               <w:t>Teams</w:t>
             </w:r>
-            <w:proofErr w:type="spellEnd"/>
             <w:r>
               <w:rPr>
                 <w:rFonts w:asciiTheme="majorHAnsi" w:hAnsiTheme="majorHAnsi" w:cstheme="majorHAnsi"/>
@@ -6974,23 +6820,13 @@
               </w:rPr>
               <w:t xml:space="preserve"> </w:t>
             </w:r>
-            <w:proofErr w:type="spellStart"/>
             <w:r>
               <w:rPr>
                 <w:rFonts w:asciiTheme="majorHAnsi" w:hAnsiTheme="majorHAnsi" w:cstheme="majorHAnsi"/>
                 <w:bCs/>
                 <w:color w:val="000000" w:themeColor="text1"/>
               </w:rPr>
-              <w:t>Webex</w:t>
-            </w:r>
-            <w:proofErr w:type="spellEnd"/>
-            <w:r>
-              <w:rPr>
-                <w:rFonts w:asciiTheme="majorHAnsi" w:hAnsiTheme="majorHAnsi" w:cstheme="majorHAnsi"/>
-                <w:bCs/>
-                <w:color w:val="000000" w:themeColor="text1"/>
-              </w:rPr>
-              <w:t xml:space="preserve"> </w:t>
+              <w:t xml:space="preserve">Webex </w:t>
             </w:r>
             <w:r>
               <w:rPr>
@@ -8050,28 +7886,13 @@
           <w:b/>
           <w:bCs/>
         </w:rPr>
-        <w:t xml:space="preserve">, </w:t>
+        <w:t>, 21730061         FUNDAMENTOS DE PROGRAMACIÓN  60 horas</w:t>
       </w:r>
       <w:r>
         <w:rPr>
           <w:b/>
           <w:bCs/>
         </w:rPr>
-        <w:t xml:space="preserve">21730061         FUNDAMENTOS DE PROGRAMACIÓN  60 </w:t>
-      </w:r>
-      <w:proofErr w:type="gramStart"/>
-      <w:r>
-        <w:rPr>
-          <w:b/>
-          <w:bCs/>
-        </w:rPr>
-        <w:t>horas</w:t>
-      </w:r>
-      <w:r>
-        <w:rPr>
-          <w:b/>
-          <w:bCs/>
-        </w:rPr>
         <w:t xml:space="preserve"> </w:t>
       </w:r>
       <w:r>
@@ -8088,7 +7909,6 @@
         </w:rPr>
         <w:t>ara</w:t>
       </w:r>
-      <w:proofErr w:type="gramEnd"/>
       <w:r>
         <w:rPr>
           <w:rFonts w:asciiTheme="majorHAnsi" w:hAnsiTheme="majorHAnsi" w:cstheme="majorHAnsi"/>
@@ -8761,21 +8581,12 @@
         </w:rPr>
         <w:tab/>
       </w:r>
-      <w:proofErr w:type="spellStart"/>
-      <w:r>
-        <w:rPr>
-          <w:rFonts w:asciiTheme="majorHAnsi" w:hAnsiTheme="majorHAnsi" w:cstheme="majorHAnsi"/>
-          <w:color w:val="000000" w:themeColor="text1"/>
-        </w:rPr>
-        <w:t>CC_No</w:t>
-      </w:r>
-      <w:proofErr w:type="spellEnd"/>
-      <w:r>
-        <w:rPr>
-          <w:rFonts w:asciiTheme="majorHAnsi" w:hAnsiTheme="majorHAnsi" w:cstheme="majorHAnsi"/>
-          <w:color w:val="000000" w:themeColor="text1"/>
-        </w:rPr>
-        <w:t>. CÉDULA _Nombre del instructor Ejemplo: CC_12345678_ Jaime López</w:t>
+      <w:r>
+        <w:rPr>
+          <w:rFonts w:asciiTheme="majorHAnsi" w:hAnsiTheme="majorHAnsi" w:cstheme="majorHAnsi"/>
+          <w:color w:val="000000" w:themeColor="text1"/>
+        </w:rPr>
+        <w:t>CC_No. CÉDULA _Nombre del instructor Ejemplo: CC_12345678_ Jaime López</w:t>
       </w:r>
     </w:p>
     <w:p>
@@ -8823,46 +8634,12 @@
         </w:rPr>
         <w:tab/>
       </w:r>
-      <w:proofErr w:type="spellStart"/>
-      <w:r>
-        <w:rPr>
-          <w:rFonts w:asciiTheme="majorHAnsi" w:hAnsiTheme="majorHAnsi" w:cstheme="majorHAnsi"/>
-          <w:color w:val="000000" w:themeColor="text1"/>
-        </w:rPr>
-        <w:t>ACTA_CC_</w:t>
-      </w:r>
-      <w:proofErr w:type="gramStart"/>
-      <w:r>
-        <w:rPr>
-          <w:rFonts w:asciiTheme="majorHAnsi" w:hAnsiTheme="majorHAnsi" w:cstheme="majorHAnsi"/>
-          <w:color w:val="000000" w:themeColor="text1"/>
-        </w:rPr>
-        <w:t>No.CÉDULA</w:t>
-      </w:r>
-      <w:proofErr w:type="spellEnd"/>
-      <w:proofErr w:type="gramEnd"/>
-      <w:r>
-        <w:rPr>
-          <w:rFonts w:asciiTheme="majorHAnsi" w:hAnsiTheme="majorHAnsi" w:cstheme="majorHAnsi"/>
-          <w:color w:val="000000" w:themeColor="text1"/>
-        </w:rPr>
-        <w:t xml:space="preserve"> _Jaime López (</w:t>
-      </w:r>
-      <w:proofErr w:type="gramStart"/>
-      <w:r>
-        <w:rPr>
-          <w:rFonts w:asciiTheme="majorHAnsi" w:hAnsiTheme="majorHAnsi" w:cstheme="majorHAnsi"/>
-          <w:color w:val="000000" w:themeColor="text1"/>
-        </w:rPr>
-        <w:t>PDF)  Ejemplo</w:t>
-      </w:r>
-      <w:proofErr w:type="gramEnd"/>
-      <w:r>
-        <w:rPr>
-          <w:rFonts w:asciiTheme="majorHAnsi" w:hAnsiTheme="majorHAnsi" w:cstheme="majorHAnsi"/>
-          <w:color w:val="000000" w:themeColor="text1"/>
-        </w:rPr>
-        <w:t>: ACTA_CC_12345678_ Jaime López</w:t>
+      <w:r>
+        <w:rPr>
+          <w:rFonts w:asciiTheme="majorHAnsi" w:hAnsiTheme="majorHAnsi" w:cstheme="majorHAnsi"/>
+          <w:color w:val="000000" w:themeColor="text1"/>
+        </w:rPr>
+        <w:t>ACTA_CC_No.CÉDULA _Jaime López (PDF)  Ejemplo: ACTA_CC_12345678_ Jaime López</w:t>
       </w:r>
     </w:p>
     <w:p>
@@ -10685,21 +10462,12 @@
         </w:rPr>
         <w:t xml:space="preserve"> </w:t>
       </w:r>
-      <w:proofErr w:type="spellStart"/>
-      <w:r>
-        <w:rPr>
-          <w:rFonts w:asciiTheme="majorHAnsi" w:hAnsiTheme="majorHAnsi" w:cstheme="majorHAnsi"/>
-          <w:color w:val="000000" w:themeColor="text1"/>
-        </w:rPr>
-        <w:t>CompromISO</w:t>
-      </w:r>
-      <w:proofErr w:type="spellEnd"/>
-      <w:r>
-        <w:rPr>
-          <w:rFonts w:asciiTheme="majorHAnsi" w:hAnsiTheme="majorHAnsi" w:cstheme="majorHAnsi"/>
-          <w:color w:val="000000" w:themeColor="text1"/>
-        </w:rPr>
-        <w:t>.</w:t>
+      <w:r>
+        <w:rPr>
+          <w:rFonts w:asciiTheme="majorHAnsi" w:hAnsiTheme="majorHAnsi" w:cstheme="majorHAnsi"/>
+          <w:color w:val="000000" w:themeColor="text1"/>
+        </w:rPr>
+        <w:t>CompromISO.</w:t>
       </w:r>
     </w:p>
     <w:p>
@@ -10981,23 +10749,13 @@
           <w:color w:val="000000" w:themeColor="text1"/>
         </w:rPr>
       </w:pPr>
-      <w:proofErr w:type="spellStart"/>
       <w:r>
         <w:rPr>
           <w:rFonts w:asciiTheme="majorHAnsi" w:hAnsiTheme="majorHAnsi" w:cstheme="majorHAnsi"/>
           <w:b/>
           <w:color w:val="000000" w:themeColor="text1"/>
         </w:rPr>
-        <w:t>Dannin</w:t>
-      </w:r>
-      <w:proofErr w:type="spellEnd"/>
-      <w:r>
-        <w:rPr>
-          <w:rFonts w:asciiTheme="majorHAnsi" w:hAnsiTheme="majorHAnsi" w:cstheme="majorHAnsi"/>
-          <w:b/>
-          <w:color w:val="000000" w:themeColor="text1"/>
-        </w:rPr>
-        <w:t xml:space="preserve"> Leonardo Gómez Rodríguez</w:t>
+        <w:t>Dannin Leonardo Gómez Rodríguez</w:t>
       </w:r>
     </w:p>
     <w:p>
@@ -13319,6 +13077,7 @@
   <w:style w:type="character" w:default="1" w:styleId="Fuentedeprrafopredeter">
     <w:name w:val="Default Paragraph Font"/>
     <w:uiPriority w:val="1"/>
+    <w:semiHidden/>
     <w:unhideWhenUsed/>
   </w:style>
   <w:style w:type="table" w:default="1" w:styleId="Tablanormal">

--- a/CONVOCATORIA DEVNET.docx
+++ b/CONVOCATORIA DEVNET.docx
@@ -87,6 +87,7 @@
           <w:lang w:eastAsia="es-ES"/>
         </w:rPr>
       </w:pPr>
+      <w:proofErr w:type="spellStart"/>
       <w:r>
         <w:rPr>
           <w:rFonts w:asciiTheme="majorHAnsi" w:eastAsia="Times New Roman" w:hAnsiTheme="majorHAnsi" w:cstheme="majorHAnsi"/>
@@ -97,6 +98,7 @@
         </w:rPr>
         <w:t>DevNet</w:t>
       </w:r>
+      <w:proofErr w:type="spellEnd"/>
       <w:r>
         <w:rPr>
           <w:rFonts w:asciiTheme="majorHAnsi" w:eastAsia="Times New Roman" w:hAnsiTheme="majorHAnsi" w:cstheme="majorHAnsi"/>
@@ -626,8 +628,18 @@
                 <w:color w:val="000000" w:themeColor="text1"/>
                 <w:lang w:bidi="es-ES"/>
               </w:rPr>
-              <w:t>Incluir software en pedagogia</w:t>
-            </w:r>
+              <w:t xml:space="preserve">Incluir software en </w:t>
+            </w:r>
+            <w:proofErr w:type="spellStart"/>
+            <w:r>
+              <w:rPr>
+                <w:rFonts w:asciiTheme="majorHAnsi" w:hAnsiTheme="majorHAnsi" w:cstheme="majorHAnsi"/>
+                <w:color w:val="000000" w:themeColor="text1"/>
+                <w:lang w:bidi="es-ES"/>
+              </w:rPr>
+              <w:t>pedagogia</w:t>
+            </w:r>
+            <w:proofErr w:type="spellEnd"/>
           </w:p>
         </w:tc>
       </w:tr>
@@ -767,8 +779,9 @@
           <w:sz w:val="22"/>
           <w:szCs w:val="22"/>
         </w:rPr>
-        <w:t xml:space="preserve">En este contexto, DevNet se presenta como una iniciativa clave que integra el desarrollo de software con el conocimiento en redes, permitiendo a los profesionales automatizar tareas, integrar sistemas, mejorar tiempos de respuesta ante incidentes y reducir la complejidad </w:t>
-      </w:r>
+        <w:t xml:space="preserve">En este contexto, </w:t>
+      </w:r>
+      <w:proofErr w:type="spellStart"/>
       <w:r>
         <w:rPr>
           <w:rFonts w:asciiTheme="majorHAnsi" w:hAnsiTheme="majorHAnsi" w:cstheme="majorHAnsi"/>
@@ -776,6 +789,25 @@
           <w:sz w:val="22"/>
           <w:szCs w:val="22"/>
         </w:rPr>
+        <w:t>DevNet</w:t>
+      </w:r>
+      <w:proofErr w:type="spellEnd"/>
+      <w:r>
+        <w:rPr>
+          <w:rFonts w:asciiTheme="majorHAnsi" w:hAnsiTheme="majorHAnsi" w:cstheme="majorHAnsi"/>
+          <w:color w:val="000000" w:themeColor="text1"/>
+          <w:sz w:val="22"/>
+          <w:szCs w:val="22"/>
+        </w:rPr>
+        <w:t xml:space="preserve"> se presenta como una iniciativa clave que integra el desarrollo de software con el conocimiento en redes, permitiendo a los profesionales automatizar tareas, integrar sistemas, mejorar tiempos de respuesta ante incidentes y reducir la complejidad </w:t>
+      </w:r>
+      <w:r>
+        <w:rPr>
+          <w:rFonts w:asciiTheme="majorHAnsi" w:hAnsiTheme="majorHAnsi" w:cstheme="majorHAnsi"/>
+          <w:color w:val="000000" w:themeColor="text1"/>
+          <w:sz w:val="22"/>
+          <w:szCs w:val="22"/>
+        </w:rPr>
         <w:lastRenderedPageBreak/>
         <w:t>operativa en entornos de red híbridos (físicos y virtualizados)</w:t>
       </w:r>
@@ -908,6 +940,7 @@
         </w:rPr>
         <w:t>“</w:t>
       </w:r>
+      <w:proofErr w:type="spellStart"/>
       <w:r>
         <w:rPr>
           <w:rFonts w:asciiTheme="majorHAnsi" w:hAnsiTheme="majorHAnsi" w:cstheme="majorHAnsi"/>
@@ -916,7 +949,18 @@
           <w:color w:val="000000" w:themeColor="text1"/>
           <w:lang w:eastAsia="es-ES"/>
         </w:rPr>
-        <w:t>DevNet: Desarrollo de Software para la Automatización de Redes Nivel Básico</w:t>
+        <w:t>DevNet</w:t>
+      </w:r>
+      <w:proofErr w:type="spellEnd"/>
+      <w:r>
+        <w:rPr>
+          <w:rFonts w:asciiTheme="majorHAnsi" w:hAnsiTheme="majorHAnsi" w:cstheme="majorHAnsi"/>
+          <w:b/>
+          <w:bCs/>
+          <w:color w:val="000000" w:themeColor="text1"/>
+          <w:lang w:eastAsia="es-ES"/>
+        </w:rPr>
+        <w:t>: Desarrollo de Software para la Automatización de Redes Nivel Básico</w:t>
       </w:r>
       <w:r>
         <w:rPr>
@@ -1999,7 +2043,7 @@
     <w:p/>
     <w:tbl>
       <w:tblPr>
-        <w:tblStyle w:val="Tablaconcuadrcula"/>
+        <w:tblStyle w:val="Tablaconcuadrcula5oscura-nfasis2"/>
         <w:tblW w:w="7938" w:type="dxa"/>
         <w:tblLook w:val="04A0" w:firstRow="1" w:lastRow="0" w:firstColumn="1" w:lastColumn="0" w:noHBand="0" w:noVBand="1"/>
       </w:tblPr>
@@ -2009,11 +2053,13 @@
         <w:gridCol w:w="5142"/>
       </w:tblGrid>
       <w:tr>
+        <w:trPr>
+          <w:cnfStyle w:val="100000000000" w:firstRow="1" w:lastRow="0" w:firstColumn="0" w:lastColumn="0" w:oddVBand="0" w:evenVBand="0" w:oddHBand="0" w:evenHBand="0" w:firstRowFirstColumn="0" w:firstRowLastColumn="0" w:lastRowFirstColumn="0" w:lastRowLastColumn="0"/>
+        </w:trPr>
         <w:tc>
           <w:tcPr>
+            <w:cnfStyle w:val="001000000000" w:firstRow="0" w:lastRow="0" w:firstColumn="1" w:lastColumn="0" w:oddVBand="0" w:evenVBand="0" w:oddHBand="0" w:evenHBand="0" w:firstRowFirstColumn="0" w:firstRowLastColumn="0" w:lastRowFirstColumn="0" w:lastRowLastColumn="0"/>
             <w:tcW w:w="1701" w:type="dxa"/>
-            <w:shd w:val="clear" w:color="auto" w:fill="D6E3BC" w:themeFill="accent3" w:themeFillTint="66"/>
-            <w:vAlign w:val="center"/>
           </w:tcPr>
           <w:p>
             <w:pPr>
@@ -2021,14 +2067,13 @@
               <w:jc w:val="center"/>
               <w:rPr>
                 <w:rFonts w:eastAsiaTheme="minorEastAsia"/>
-                <w:b/>
+                <w:b w:val="0"/>
                 <w:color w:val="auto"/>
               </w:rPr>
             </w:pPr>
             <w:r>
               <w:rPr>
                 <w:rFonts w:eastAsiaTheme="minorEastAsia"/>
-                <w:b/>
                 <w:color w:val="auto"/>
               </w:rPr>
               <w:t>Fecha</w:t>
@@ -2038,23 +2083,21 @@
         <w:tc>
           <w:tcPr>
             <w:tcW w:w="1095" w:type="dxa"/>
-            <w:shd w:val="clear" w:color="auto" w:fill="D6E3BC" w:themeFill="accent3" w:themeFillTint="66"/>
-            <w:vAlign w:val="center"/>
           </w:tcPr>
           <w:p>
             <w:pPr>
               <w:pStyle w:val="Default"/>
               <w:jc w:val="center"/>
-              <w:rPr>
-                <w:rFonts w:eastAsiaTheme="minorEastAsia"/>
-                <w:b/>
+              <w:cnfStyle w:val="100000000000" w:firstRow="1" w:lastRow="0" w:firstColumn="0" w:lastColumn="0" w:oddVBand="0" w:evenVBand="0" w:oddHBand="0" w:evenHBand="0" w:firstRowFirstColumn="0" w:firstRowLastColumn="0" w:lastRowFirstColumn="0" w:lastRowLastColumn="0"/>
+              <w:rPr>
+                <w:rFonts w:eastAsiaTheme="minorEastAsia"/>
+                <w:b w:val="0"/>
                 <w:color w:val="auto"/>
               </w:rPr>
             </w:pPr>
             <w:r>
               <w:rPr>
                 <w:rFonts w:eastAsiaTheme="minorEastAsia"/>
-                <w:b/>
                 <w:color w:val="auto"/>
               </w:rPr>
               <w:t>Horario</w:t>
@@ -2064,23 +2107,21 @@
         <w:tc>
           <w:tcPr>
             <w:tcW w:w="5142" w:type="dxa"/>
-            <w:shd w:val="clear" w:color="auto" w:fill="D6E3BC" w:themeFill="accent3" w:themeFillTint="66"/>
-            <w:vAlign w:val="center"/>
           </w:tcPr>
           <w:p>
             <w:pPr>
               <w:pStyle w:val="Default"/>
               <w:jc w:val="center"/>
-              <w:rPr>
-                <w:rFonts w:eastAsiaTheme="minorEastAsia"/>
-                <w:b/>
+              <w:cnfStyle w:val="100000000000" w:firstRow="1" w:lastRow="0" w:firstColumn="0" w:lastColumn="0" w:oddVBand="0" w:evenVBand="0" w:oddHBand="0" w:evenHBand="0" w:firstRowFirstColumn="0" w:firstRowLastColumn="0" w:lastRowFirstColumn="0" w:lastRowLastColumn="0"/>
+              <w:rPr>
+                <w:rFonts w:eastAsiaTheme="minorEastAsia"/>
+                <w:b w:val="0"/>
                 <w:color w:val="auto"/>
               </w:rPr>
             </w:pPr>
             <w:r>
               <w:rPr>
                 <w:rFonts w:eastAsiaTheme="minorEastAsia"/>
-                <w:b/>
                 <w:color w:val="auto"/>
               </w:rPr>
               <w:t>Contenido</w:t>
@@ -2090,13 +2131,13 @@
       </w:tr>
       <w:tr>
         <w:trPr>
-          <w:cantSplit/>
+          <w:cnfStyle w:val="000000100000" w:firstRow="0" w:lastRow="0" w:firstColumn="0" w:lastColumn="0" w:oddVBand="0" w:evenVBand="0" w:oddHBand="1" w:evenHBand="0" w:firstRowFirstColumn="0" w:firstRowLastColumn="0" w:lastRowFirstColumn="0" w:lastRowLastColumn="0"/>
         </w:trPr>
         <w:tc>
           <w:tcPr>
+            <w:cnfStyle w:val="001000000000" w:firstRow="0" w:lastRow="0" w:firstColumn="1" w:lastColumn="0" w:oddVBand="0" w:evenVBand="0" w:oddHBand="0" w:evenHBand="0" w:firstRowFirstColumn="0" w:firstRowLastColumn="0" w:lastRowFirstColumn="0" w:lastRowLastColumn="0"/>
             <w:tcW w:w="1701" w:type="dxa"/>
             <w:vMerge w:val="restart"/>
-            <w:vAlign w:val="center"/>
           </w:tcPr>
           <w:p>
             <w:pPr>
@@ -2104,16 +2145,15 @@
               <w:jc w:val="center"/>
               <w:rPr>
                 <w:rFonts w:eastAsiaTheme="minorEastAsia"/>
-                <w:bCs/>
-                <w:color w:val="000000" w:themeColor="text1"/>
-                <w:sz w:val="18"/>
-                <w:szCs w:val="18"/>
-              </w:rPr>
-            </w:pPr>
-            <w:r>
-              <w:rPr>
-                <w:rFonts w:eastAsiaTheme="minorEastAsia"/>
-                <w:bCs/>
+                <w:bCs w:val="0"/>
+                <w:color w:val="000000" w:themeColor="text1"/>
+                <w:sz w:val="18"/>
+                <w:szCs w:val="18"/>
+              </w:rPr>
+            </w:pPr>
+            <w:r>
+              <w:rPr>
+                <w:rFonts w:eastAsiaTheme="minorEastAsia"/>
                 <w:color w:val="000000" w:themeColor="text1"/>
                 <w:sz w:val="18"/>
                 <w:szCs w:val="18"/>
@@ -2123,7 +2163,6 @@
             <w:r>
               <w:rPr>
                 <w:rFonts w:eastAsiaTheme="minorEastAsia"/>
-                <w:bCs/>
                 <w:color w:val="000000" w:themeColor="text1"/>
                 <w:sz w:val="18"/>
                 <w:szCs w:val="18"/>
@@ -2133,7 +2172,6 @@
             <w:r>
               <w:rPr>
                 <w:rFonts w:eastAsiaTheme="minorEastAsia"/>
-                <w:bCs/>
                 <w:color w:val="000000" w:themeColor="text1"/>
                 <w:sz w:val="18"/>
                 <w:szCs w:val="18"/>
@@ -2143,7 +2181,6 @@
             <w:r>
               <w:rPr>
                 <w:rFonts w:eastAsiaTheme="minorEastAsia"/>
-                <w:bCs/>
                 <w:color w:val="000000" w:themeColor="text1"/>
                 <w:sz w:val="18"/>
                 <w:szCs w:val="18"/>
@@ -2153,7 +2190,6 @@
             <w:r>
               <w:rPr>
                 <w:rFonts w:eastAsiaTheme="minorEastAsia"/>
-                <w:bCs/>
                 <w:color w:val="000000" w:themeColor="text1"/>
                 <w:sz w:val="18"/>
                 <w:szCs w:val="18"/>
@@ -2163,7 +2199,6 @@
             <w:r>
               <w:rPr>
                 <w:rFonts w:eastAsiaTheme="minorEastAsia"/>
-                <w:bCs/>
                 <w:color w:val="000000" w:themeColor="text1"/>
                 <w:sz w:val="18"/>
                 <w:szCs w:val="18"/>
@@ -2173,7 +2208,6 @@
             <w:r>
               <w:rPr>
                 <w:rFonts w:eastAsiaTheme="minorEastAsia"/>
-                <w:bCs/>
                 <w:color w:val="000000" w:themeColor="text1"/>
                 <w:sz w:val="18"/>
                 <w:szCs w:val="18"/>
@@ -2183,7 +2217,6 @@
             <w:r>
               <w:rPr>
                 <w:rFonts w:eastAsiaTheme="minorEastAsia"/>
-                <w:bCs/>
                 <w:color w:val="000000" w:themeColor="text1"/>
                 <w:sz w:val="18"/>
                 <w:szCs w:val="18"/>
@@ -2195,12 +2228,12 @@
         <w:tc>
           <w:tcPr>
             <w:tcW w:w="1095" w:type="dxa"/>
-            <w:vAlign w:val="center"/>
           </w:tcPr>
           <w:p>
             <w:pPr>
               <w:pStyle w:val="Default"/>
               <w:jc w:val="center"/>
+              <w:cnfStyle w:val="000000100000" w:firstRow="0" w:lastRow="0" w:firstColumn="0" w:lastColumn="0" w:oddVBand="0" w:evenVBand="0" w:oddHBand="1" w:evenHBand="0" w:firstRowFirstColumn="0" w:firstRowLastColumn="0" w:lastRowFirstColumn="0" w:lastRowLastColumn="0"/>
               <w:rPr>
                 <w:rFonts w:eastAsiaTheme="minorEastAsia"/>
                 <w:bCs/>
@@ -2254,14 +2287,13 @@
         <w:tc>
           <w:tcPr>
             <w:tcW w:w="5142" w:type="dxa"/>
-            <w:vAlign w:val="center"/>
           </w:tcPr>
           <w:p>
             <w:pPr>
               <w:pStyle w:val="Default"/>
-              <w:spacing w:line="240" w:lineRule="auto"/>
               <w:contextualSpacing/>
               <w:jc w:val="both"/>
+              <w:cnfStyle w:val="000000100000" w:firstRow="0" w:lastRow="0" w:firstColumn="0" w:lastColumn="0" w:oddVBand="0" w:evenVBand="0" w:oddHBand="1" w:evenHBand="0" w:firstRowFirstColumn="0" w:firstRowLastColumn="0" w:lastRowFirstColumn="0" w:lastRowLastColumn="0"/>
               <w:rPr>
                 <w:rFonts w:eastAsiaTheme="minorEastAsia"/>
                 <w:bCs/>
@@ -2288,9 +2320,9 @@
                 <w:ilvl w:val="0"/>
                 <w:numId w:val="11"/>
               </w:numPr>
-              <w:spacing w:line="240" w:lineRule="auto"/>
               <w:contextualSpacing/>
               <w:jc w:val="both"/>
+              <w:cnfStyle w:val="000000100000" w:firstRow="0" w:lastRow="0" w:firstColumn="0" w:lastColumn="0" w:oddVBand="0" w:evenVBand="0" w:oddHBand="1" w:evenHBand="0" w:firstRowFirstColumn="0" w:firstRowLastColumn="0" w:lastRowFirstColumn="0" w:lastRowLastColumn="0"/>
               <w:rPr>
                 <w:rFonts w:eastAsiaTheme="minorEastAsia"/>
                 <w:bCs/>
@@ -2317,9 +2349,9 @@
                 <w:ilvl w:val="0"/>
                 <w:numId w:val="11"/>
               </w:numPr>
-              <w:spacing w:line="240" w:lineRule="auto"/>
               <w:contextualSpacing/>
               <w:jc w:val="both"/>
+              <w:cnfStyle w:val="000000100000" w:firstRow="0" w:lastRow="0" w:firstColumn="0" w:lastColumn="0" w:oddVBand="0" w:evenVBand="0" w:oddHBand="1" w:evenHBand="0" w:firstRowFirstColumn="0" w:firstRowLastColumn="0" w:lastRowFirstColumn="0" w:lastRowLastColumn="0"/>
               <w:rPr>
                 <w:rFonts w:eastAsiaTheme="minorEastAsia"/>
                 <w:bCs/>
@@ -2342,10 +2374,10 @@
           <w:p>
             <w:pPr>
               <w:pStyle w:val="Default"/>
-              <w:spacing w:line="240" w:lineRule="auto"/>
               <w:ind w:left="360"/>
               <w:contextualSpacing/>
               <w:jc w:val="both"/>
+              <w:cnfStyle w:val="000000100000" w:firstRow="0" w:lastRow="0" w:firstColumn="0" w:lastColumn="0" w:oddVBand="0" w:evenVBand="0" w:oddHBand="1" w:evenHBand="0" w:firstRowFirstColumn="0" w:firstRowLastColumn="0" w:lastRowFirstColumn="0" w:lastRowLastColumn="0"/>
               <w:rPr>
                 <w:rFonts w:eastAsiaTheme="minorEastAsia"/>
                 <w:bCs/>
@@ -2360,6 +2392,7 @@
               <w:pStyle w:val="Default"/>
               <w:contextualSpacing/>
               <w:jc w:val="both"/>
+              <w:cnfStyle w:val="000000100000" w:firstRow="0" w:lastRow="0" w:firstColumn="0" w:lastColumn="0" w:oddVBand="0" w:evenVBand="0" w:oddHBand="1" w:evenHBand="0" w:firstRowFirstColumn="0" w:firstRowLastColumn="0" w:lastRowFirstColumn="0" w:lastRowLastColumn="0"/>
               <w:rPr>
                 <w:rFonts w:eastAsiaTheme="minorEastAsia"/>
                 <w:bCs/>
@@ -2396,38 +2429,63 @@
                 <w:sz w:val="18"/>
                 <w:szCs w:val="18"/>
               </w:rPr>
-              <w:t xml:space="preserve"> al curso DevNet</w:t>
-            </w:r>
+              <w:t xml:space="preserve"> al curso </w:t>
+            </w:r>
+            <w:proofErr w:type="spellStart"/>
+            <w:r>
+              <w:rPr>
+                <w:rFonts w:eastAsiaTheme="minorEastAsia"/>
+                <w:bCs/>
+                <w:color w:val="000000" w:themeColor="text1"/>
+                <w:sz w:val="18"/>
+                <w:szCs w:val="18"/>
+              </w:rPr>
+              <w:t>DevNet</w:t>
+            </w:r>
+            <w:proofErr w:type="spellEnd"/>
           </w:p>
           <w:p>
             <w:pPr>
               <w:pStyle w:val="Default"/>
               <w:contextualSpacing/>
               <w:jc w:val="both"/>
-              <w:rPr>
-                <w:rFonts w:eastAsiaTheme="minorEastAsia"/>
-                <w:bCs/>
-                <w:color w:val="000000" w:themeColor="text1"/>
-                <w:sz w:val="18"/>
-                <w:szCs w:val="18"/>
-              </w:rPr>
-            </w:pPr>
-            <w:r>
-              <w:rPr>
-                <w:rFonts w:eastAsiaTheme="minorEastAsia"/>
-                <w:bCs/>
-                <w:color w:val="000000" w:themeColor="text1"/>
-                <w:sz w:val="18"/>
-                <w:szCs w:val="18"/>
-              </w:rPr>
-              <w:t>Módulo 2 Entorno de desarrolladores de DevNet</w:t>
-            </w:r>
+              <w:cnfStyle w:val="000000100000" w:firstRow="0" w:lastRow="0" w:firstColumn="0" w:lastColumn="0" w:oddVBand="0" w:evenVBand="0" w:oddHBand="1" w:evenHBand="0" w:firstRowFirstColumn="0" w:firstRowLastColumn="0" w:lastRowFirstColumn="0" w:lastRowLastColumn="0"/>
+              <w:rPr>
+                <w:rFonts w:eastAsiaTheme="minorEastAsia"/>
+                <w:bCs/>
+                <w:color w:val="000000" w:themeColor="text1"/>
+                <w:sz w:val="18"/>
+                <w:szCs w:val="18"/>
+              </w:rPr>
+            </w:pPr>
+            <w:r>
+              <w:rPr>
+                <w:rFonts w:eastAsiaTheme="minorEastAsia"/>
+                <w:bCs/>
+                <w:color w:val="000000" w:themeColor="text1"/>
+                <w:sz w:val="18"/>
+                <w:szCs w:val="18"/>
+              </w:rPr>
+              <w:t xml:space="preserve">Módulo 2 Entorno de desarrolladores de </w:t>
+            </w:r>
+            <w:proofErr w:type="spellStart"/>
+            <w:r>
+              <w:rPr>
+                <w:rFonts w:eastAsiaTheme="minorEastAsia"/>
+                <w:bCs/>
+                <w:color w:val="000000" w:themeColor="text1"/>
+                <w:sz w:val="18"/>
+                <w:szCs w:val="18"/>
+              </w:rPr>
+              <w:t>DevNet</w:t>
+            </w:r>
+            <w:proofErr w:type="spellEnd"/>
           </w:p>
           <w:p>
             <w:pPr>
               <w:pStyle w:val="Default"/>
-              <w:spacing w:line="240" w:lineRule="auto"/>
               <w:jc w:val="both"/>
+              <w:cnfStyle w:val="000000100000" w:firstRow="0" w:lastRow="0" w:firstColumn="0" w:lastColumn="0" w:oddVBand="0" w:evenVBand="0" w:oddHBand="1" w:evenHBand="0" w:firstRowFirstColumn="0" w:firstRowLastColumn="0" w:lastRowFirstColumn="0" w:lastRowLastColumn="0"/>
               <w:rPr>
                 <w:rFonts w:eastAsiaTheme="minorEastAsia"/>
                 <w:bCs/>
@@ -2452,35 +2510,69 @@
           <w:p>
             <w:pPr>
               <w:pStyle w:val="Default"/>
-              <w:spacing w:line="240" w:lineRule="auto"/>
               <w:jc w:val="both"/>
-              <w:rPr>
-                <w:rFonts w:eastAsiaTheme="minorEastAsia"/>
-                <w:bCs/>
-                <w:color w:val="000000" w:themeColor="text1"/>
-                <w:sz w:val="18"/>
-                <w:szCs w:val="18"/>
-              </w:rPr>
-            </w:pPr>
-            <w:r>
-              <w:rPr>
-                <w:rFonts w:eastAsiaTheme="minorEastAsia"/>
-                <w:bCs/>
-                <w:color w:val="000000" w:themeColor="text1"/>
-                <w:sz w:val="18"/>
-                <w:szCs w:val="18"/>
-              </w:rPr>
-              <w:t>1.2.2 Lab - Linux Review</w:t>
-            </w:r>
+              <w:cnfStyle w:val="000000100000" w:firstRow="0" w:lastRow="0" w:firstColumn="0" w:lastColumn="0" w:oddVBand="0" w:evenVBand="0" w:oddHBand="1" w:evenHBand="0" w:firstRowFirstColumn="0" w:firstRowLastColumn="0" w:lastRowFirstColumn="0" w:lastRowLastColumn="0"/>
+              <w:rPr>
+                <w:rFonts w:eastAsiaTheme="minorEastAsia"/>
+                <w:bCs/>
+                <w:color w:val="000000" w:themeColor="text1"/>
+                <w:sz w:val="18"/>
+                <w:szCs w:val="18"/>
+              </w:rPr>
+            </w:pPr>
+            <w:r>
+              <w:rPr>
+                <w:rFonts w:eastAsiaTheme="minorEastAsia"/>
+                <w:bCs/>
+                <w:color w:val="000000" w:themeColor="text1"/>
+                <w:sz w:val="18"/>
+                <w:szCs w:val="18"/>
+              </w:rPr>
+              <w:t xml:space="preserve">1.2.2 </w:t>
+            </w:r>
+            <w:proofErr w:type="spellStart"/>
+            <w:r>
+              <w:rPr>
+                <w:rFonts w:eastAsiaTheme="minorEastAsia"/>
+                <w:bCs/>
+                <w:color w:val="000000" w:themeColor="text1"/>
+                <w:sz w:val="18"/>
+                <w:szCs w:val="18"/>
+              </w:rPr>
+              <w:t>Lab</w:t>
+            </w:r>
+            <w:proofErr w:type="spellEnd"/>
+            <w:r>
+              <w:rPr>
+                <w:rFonts w:eastAsiaTheme="minorEastAsia"/>
+                <w:bCs/>
+                <w:color w:val="000000" w:themeColor="text1"/>
+                <w:sz w:val="18"/>
+                <w:szCs w:val="18"/>
+              </w:rPr>
+              <w:t xml:space="preserve"> - Linux </w:t>
+            </w:r>
+            <w:proofErr w:type="spellStart"/>
+            <w:r>
+              <w:rPr>
+                <w:rFonts w:eastAsiaTheme="minorEastAsia"/>
+                <w:bCs/>
+                <w:color w:val="000000" w:themeColor="text1"/>
+                <w:sz w:val="18"/>
+                <w:szCs w:val="18"/>
+              </w:rPr>
+              <w:t>Review</w:t>
+            </w:r>
+            <w:proofErr w:type="spellEnd"/>
           </w:p>
         </w:tc>
       </w:tr>
       <w:tr>
         <w:tc>
           <w:tcPr>
+            <w:cnfStyle w:val="001000000000" w:firstRow="0" w:lastRow="0" w:firstColumn="1" w:lastColumn="0" w:oddVBand="0" w:evenVBand="0" w:oddHBand="0" w:evenHBand="0" w:firstRowFirstColumn="0" w:firstRowLastColumn="0" w:lastRowFirstColumn="0" w:lastRowLastColumn="0"/>
             <w:tcW w:w="1701" w:type="dxa"/>
             <w:vMerge/>
-            <w:vAlign w:val="center"/>
           </w:tcPr>
           <w:p>
             <w:pPr>
@@ -2488,7 +2580,7 @@
               <w:jc w:val="center"/>
               <w:rPr>
                 <w:rFonts w:eastAsiaTheme="minorEastAsia"/>
-                <w:bCs/>
+                <w:bCs w:val="0"/>
                 <w:color w:val="000000" w:themeColor="text1"/>
                 <w:sz w:val="18"/>
                 <w:szCs w:val="18"/>
@@ -2499,12 +2591,12 @@
         <w:tc>
           <w:tcPr>
             <w:tcW w:w="1095" w:type="dxa"/>
-            <w:vAlign w:val="center"/>
           </w:tcPr>
           <w:p>
             <w:pPr>
               <w:pStyle w:val="Default"/>
               <w:jc w:val="center"/>
+              <w:cnfStyle w:val="000000000000" w:firstRow="0" w:lastRow="0" w:firstColumn="0" w:lastColumn="0" w:oddVBand="0" w:evenVBand="0" w:oddHBand="0" w:evenHBand="0" w:firstRowFirstColumn="0" w:firstRowLastColumn="0" w:lastRowFirstColumn="0" w:lastRowLastColumn="0"/>
               <w:rPr>
                 <w:rFonts w:eastAsiaTheme="minorEastAsia"/>
                 <w:bCs/>
@@ -2588,13 +2680,12 @@
         <w:tc>
           <w:tcPr>
             <w:tcW w:w="5142" w:type="dxa"/>
-            <w:vAlign w:val="center"/>
           </w:tcPr>
           <w:p>
             <w:pPr>
               <w:pStyle w:val="Default"/>
-              <w:spacing w:line="240" w:lineRule="auto"/>
               <w:jc w:val="both"/>
+              <w:cnfStyle w:val="000000000000" w:firstRow="0" w:lastRow="0" w:firstColumn="0" w:lastColumn="0" w:oddVBand="0" w:evenVBand="0" w:oddHBand="0" w:evenHBand="0" w:firstRowFirstColumn="0" w:firstRowLastColumn="0" w:lastRowFirstColumn="0" w:lastRowLastColumn="0"/>
               <w:rPr>
                 <w:rFonts w:eastAsiaTheme="minorEastAsia"/>
                 <w:bCs/>
@@ -2619,8 +2710,8 @@
           <w:p>
             <w:pPr>
               <w:pStyle w:val="Default"/>
-              <w:spacing w:line="240" w:lineRule="auto"/>
               <w:jc w:val="both"/>
+              <w:cnfStyle w:val="000000000000" w:firstRow="0" w:lastRow="0" w:firstColumn="0" w:lastColumn="0" w:oddVBand="0" w:evenVBand="0" w:oddHBand="0" w:evenHBand="0" w:firstRowFirstColumn="0" w:firstRowLastColumn="0" w:lastRowFirstColumn="0" w:lastRowLastColumn="0"/>
               <w:rPr>
                 <w:rFonts w:eastAsiaTheme="minorEastAsia"/>
                 <w:bCs/>
@@ -2640,6 +2731,245 @@
                 <w:lang w:val="en-US"/>
               </w:rPr>
               <w:t>2.2.7 Lab - Explore DevNet Resources</w:t>
+            </w:r>
+          </w:p>
+        </w:tc>
+      </w:tr>
+      <w:tr>
+        <w:trPr>
+          <w:cnfStyle w:val="000000100000" w:firstRow="0" w:lastRow="0" w:firstColumn="0" w:lastColumn="0" w:oddVBand="0" w:evenVBand="0" w:oddHBand="1" w:evenHBand="0" w:firstRowFirstColumn="0" w:firstRowLastColumn="0" w:lastRowFirstColumn="0" w:lastRowLastColumn="0"/>
+        </w:trPr>
+        <w:tc>
+          <w:tcPr>
+            <w:cnfStyle w:val="001000000000" w:firstRow="0" w:lastRow="0" w:firstColumn="1" w:lastColumn="0" w:oddVBand="0" w:evenVBand="0" w:oddHBand="0" w:evenHBand="0" w:firstRowFirstColumn="0" w:firstRowLastColumn="0" w:lastRowFirstColumn="0" w:lastRowLastColumn="0"/>
+            <w:tcW w:w="1701" w:type="dxa"/>
+            <w:vMerge w:val="restart"/>
+          </w:tcPr>
+          <w:p>
+            <w:pPr>
+              <w:pStyle w:val="Default"/>
+              <w:jc w:val="center"/>
+              <w:rPr>
+                <w:rFonts w:eastAsiaTheme="minorEastAsia"/>
+                <w:bCs w:val="0"/>
+                <w:color w:val="000000" w:themeColor="text1"/>
+                <w:sz w:val="18"/>
+                <w:szCs w:val="18"/>
+              </w:rPr>
+            </w:pPr>
+            <w:r>
+              <w:rPr>
+                <w:rFonts w:eastAsiaTheme="minorEastAsia"/>
+                <w:color w:val="000000" w:themeColor="text1"/>
+                <w:sz w:val="18"/>
+                <w:szCs w:val="18"/>
+              </w:rPr>
+              <w:t>Miércoles</w:t>
+            </w:r>
+            <w:r>
+              <w:rPr>
+                <w:rFonts w:eastAsiaTheme="minorEastAsia"/>
+                <w:color w:val="000000" w:themeColor="text1"/>
+                <w:sz w:val="18"/>
+                <w:szCs w:val="18"/>
+              </w:rPr>
+              <w:t xml:space="preserve"> </w:t>
+            </w:r>
+            <w:r>
+              <w:rPr>
+                <w:rFonts w:eastAsiaTheme="minorEastAsia"/>
+                <w:color w:val="000000" w:themeColor="text1"/>
+                <w:sz w:val="18"/>
+                <w:szCs w:val="18"/>
+              </w:rPr>
+              <w:t>19</w:t>
+            </w:r>
+            <w:r>
+              <w:rPr>
+                <w:rFonts w:eastAsiaTheme="minorEastAsia"/>
+                <w:color w:val="000000" w:themeColor="text1"/>
+                <w:sz w:val="18"/>
+                <w:szCs w:val="18"/>
+              </w:rPr>
+              <w:t>/</w:t>
+            </w:r>
+            <w:r>
+              <w:rPr>
+                <w:rFonts w:eastAsiaTheme="minorEastAsia"/>
+                <w:color w:val="000000" w:themeColor="text1"/>
+                <w:sz w:val="18"/>
+                <w:szCs w:val="18"/>
+              </w:rPr>
+              <w:t>11</w:t>
+            </w:r>
+            <w:r>
+              <w:rPr>
+                <w:rFonts w:eastAsiaTheme="minorEastAsia"/>
+                <w:color w:val="000000" w:themeColor="text1"/>
+                <w:sz w:val="18"/>
+                <w:szCs w:val="18"/>
+              </w:rPr>
+              <w:t>/202</w:t>
+            </w:r>
+            <w:r>
+              <w:rPr>
+                <w:rFonts w:eastAsiaTheme="minorEastAsia"/>
+                <w:color w:val="000000" w:themeColor="text1"/>
+                <w:sz w:val="18"/>
+                <w:szCs w:val="18"/>
+              </w:rPr>
+              <w:t>5</w:t>
+            </w:r>
+          </w:p>
+        </w:tc>
+        <w:tc>
+          <w:tcPr>
+            <w:tcW w:w="1095" w:type="dxa"/>
+          </w:tcPr>
+          <w:p>
+            <w:pPr>
+              <w:pStyle w:val="Default"/>
+              <w:jc w:val="center"/>
+              <w:cnfStyle w:val="000000100000" w:firstRow="0" w:lastRow="0" w:firstColumn="0" w:lastColumn="0" w:oddVBand="0" w:evenVBand="0" w:oddHBand="1" w:evenHBand="0" w:firstRowFirstColumn="0" w:firstRowLastColumn="0" w:lastRowFirstColumn="0" w:lastRowLastColumn="0"/>
+              <w:rPr>
+                <w:rFonts w:eastAsiaTheme="minorEastAsia"/>
+                <w:bCs/>
+                <w:color w:val="000000" w:themeColor="text1"/>
+                <w:sz w:val="18"/>
+                <w:szCs w:val="18"/>
+              </w:rPr>
+            </w:pPr>
+            <w:r>
+              <w:rPr>
+                <w:rFonts w:eastAsiaTheme="minorEastAsia"/>
+                <w:bCs/>
+                <w:color w:val="000000" w:themeColor="text1"/>
+                <w:sz w:val="18"/>
+                <w:szCs w:val="18"/>
+              </w:rPr>
+              <w:t xml:space="preserve">8:00 </w:t>
+            </w:r>
+            <w:r>
+              <w:rPr>
+                <w:rFonts w:eastAsiaTheme="minorEastAsia"/>
+                <w:bCs/>
+                <w:color w:val="000000" w:themeColor="text1"/>
+                <w:sz w:val="18"/>
+                <w:szCs w:val="18"/>
+              </w:rPr>
+              <w:t>A.M.</w:t>
+            </w:r>
+            <w:r>
+              <w:rPr>
+                <w:rFonts w:eastAsiaTheme="minorEastAsia"/>
+                <w:bCs/>
+                <w:color w:val="000000" w:themeColor="text1"/>
+                <w:sz w:val="18"/>
+                <w:szCs w:val="18"/>
+              </w:rPr>
+              <w:t xml:space="preserve"> a 1:00 </w:t>
+            </w:r>
+            <w:r>
+              <w:rPr>
+                <w:rFonts w:eastAsiaTheme="minorEastAsia"/>
+                <w:bCs/>
+                <w:color w:val="000000" w:themeColor="text1"/>
+                <w:sz w:val="18"/>
+                <w:szCs w:val="18"/>
+              </w:rPr>
+              <w:t>P.M.</w:t>
+            </w:r>
+          </w:p>
+        </w:tc>
+        <w:tc>
+          <w:tcPr>
+            <w:tcW w:w="5142" w:type="dxa"/>
+          </w:tcPr>
+          <w:p>
+            <w:pPr>
+              <w:pStyle w:val="Default"/>
+              <w:jc w:val="both"/>
+              <w:cnfStyle w:val="000000100000" w:firstRow="0" w:lastRow="0" w:firstColumn="0" w:lastColumn="0" w:oddVBand="0" w:evenVBand="0" w:oddHBand="1" w:evenHBand="0" w:firstRowFirstColumn="0" w:firstRowLastColumn="0" w:lastRowFirstColumn="0" w:lastRowLastColumn="0"/>
+              <w:rPr>
+                <w:rFonts w:eastAsiaTheme="minorEastAsia"/>
+                <w:bCs/>
+                <w:color w:val="000000" w:themeColor="text1"/>
+                <w:sz w:val="18"/>
+                <w:szCs w:val="18"/>
+              </w:rPr>
+            </w:pPr>
+            <w:r>
+              <w:rPr>
+                <w:rFonts w:eastAsiaTheme="minorEastAsia"/>
+                <w:bCs/>
+                <w:color w:val="000000" w:themeColor="text1"/>
+                <w:sz w:val="18"/>
+                <w:szCs w:val="18"/>
+              </w:rPr>
+              <w:t>Módulo 3 Contenido de Desarrollo y Diseño de Software</w:t>
+            </w:r>
+            <w:r>
+              <w:rPr>
+                <w:rFonts w:eastAsiaTheme="minorEastAsia"/>
+                <w:bCs/>
+                <w:color w:val="000000" w:themeColor="text1"/>
+                <w:sz w:val="18"/>
+                <w:szCs w:val="18"/>
+              </w:rPr>
+              <w:t xml:space="preserve"> </w:t>
+            </w:r>
+          </w:p>
+          <w:p>
+            <w:pPr>
+              <w:pStyle w:val="Default"/>
+              <w:jc w:val="both"/>
+              <w:cnfStyle w:val="000000100000" w:firstRow="0" w:lastRow="0" w:firstColumn="0" w:lastColumn="0" w:oddVBand="0" w:evenVBand="0" w:oddHBand="1" w:evenHBand="0" w:firstRowFirstColumn="0" w:firstRowLastColumn="0" w:lastRowFirstColumn="0" w:lastRowLastColumn="0"/>
+              <w:rPr>
+                <w:rFonts w:eastAsiaTheme="minorEastAsia"/>
+                <w:bCs/>
+                <w:color w:val="000000" w:themeColor="text1"/>
+                <w:sz w:val="18"/>
+                <w:szCs w:val="18"/>
+                <w:lang w:val="en-US"/>
+              </w:rPr>
+            </w:pPr>
+            <w:r>
+              <w:rPr>
+                <w:rFonts w:eastAsiaTheme="minorEastAsia"/>
+                <w:bCs/>
+                <w:color w:val="000000" w:themeColor="text1"/>
+                <w:sz w:val="18"/>
+                <w:szCs w:val="18"/>
+                <w:lang w:val="en-US"/>
+              </w:rPr>
+              <w:t xml:space="preserve">3.1.12 Lab - Explore Python Development Tools </w:t>
+            </w:r>
+          </w:p>
+          <w:p>
+            <w:pPr>
+              <w:pStyle w:val="Default"/>
+              <w:contextualSpacing/>
+              <w:jc w:val="both"/>
+              <w:cnfStyle w:val="000000100000" w:firstRow="0" w:lastRow="0" w:firstColumn="0" w:lastColumn="0" w:oddVBand="0" w:evenVBand="0" w:oddHBand="1" w:evenHBand="0" w:firstRowFirstColumn="0" w:firstRowLastColumn="0" w:lastRowFirstColumn="0" w:lastRowLastColumn="0"/>
+              <w:rPr>
+                <w:rFonts w:eastAsiaTheme="minorEastAsia"/>
+                <w:bCs/>
+                <w:color w:val="000000" w:themeColor="text1"/>
+                <w:sz w:val="18"/>
+                <w:szCs w:val="18"/>
+                <w:lang w:val="en-US"/>
+              </w:rPr>
+            </w:pPr>
+            <w:r>
+              <w:rPr>
+                <w:rFonts w:eastAsiaTheme="minorEastAsia"/>
+                <w:bCs/>
+                <w:color w:val="000000" w:themeColor="text1"/>
+                <w:sz w:val="18"/>
+                <w:szCs w:val="18"/>
+                <w:lang w:val="en-US"/>
+              </w:rPr>
+              <w:t>3.3.11 Lab - Software Version Control with Git</w:t>
             </w:r>
           </w:p>
         </w:tc>
@@ -2647,9 +2977,9 @@
       <w:tr>
         <w:tc>
           <w:tcPr>
+            <w:cnfStyle w:val="001000000000" w:firstRow="0" w:lastRow="0" w:firstColumn="1" w:lastColumn="0" w:oddVBand="0" w:evenVBand="0" w:oddHBand="0" w:evenHBand="0" w:firstRowFirstColumn="0" w:firstRowLastColumn="0" w:lastRowFirstColumn="0" w:lastRowLastColumn="0"/>
             <w:tcW w:w="1701" w:type="dxa"/>
-            <w:vMerge w:val="restart"/>
-            <w:vAlign w:val="center"/>
+            <w:vMerge/>
           </w:tcPr>
           <w:p>
             <w:pPr>
@@ -2657,130 +2987,91 @@
               <w:jc w:val="center"/>
               <w:rPr>
                 <w:rFonts w:eastAsiaTheme="minorEastAsia"/>
-                <w:bCs/>
-                <w:color w:val="000000" w:themeColor="text1"/>
-                <w:sz w:val="18"/>
-                <w:szCs w:val="18"/>
-              </w:rPr>
-            </w:pPr>
-            <w:r>
-              <w:rPr>
-                <w:rFonts w:eastAsiaTheme="minorEastAsia"/>
-                <w:bCs/>
-                <w:color w:val="000000" w:themeColor="text1"/>
-                <w:sz w:val="18"/>
-                <w:szCs w:val="18"/>
-              </w:rPr>
-              <w:t>Miércoles</w:t>
-            </w:r>
-            <w:r>
-              <w:rPr>
-                <w:rFonts w:eastAsiaTheme="minorEastAsia"/>
-                <w:bCs/>
-                <w:color w:val="000000" w:themeColor="text1"/>
-                <w:sz w:val="18"/>
-                <w:szCs w:val="18"/>
-              </w:rPr>
-              <w:t xml:space="preserve"> </w:t>
-            </w:r>
-            <w:r>
-              <w:rPr>
-                <w:rFonts w:eastAsiaTheme="minorEastAsia"/>
-                <w:bCs/>
-                <w:color w:val="000000" w:themeColor="text1"/>
-                <w:sz w:val="18"/>
-                <w:szCs w:val="18"/>
-              </w:rPr>
-              <w:t>19</w:t>
-            </w:r>
-            <w:r>
-              <w:rPr>
-                <w:rFonts w:eastAsiaTheme="minorEastAsia"/>
-                <w:bCs/>
-                <w:color w:val="000000" w:themeColor="text1"/>
-                <w:sz w:val="18"/>
-                <w:szCs w:val="18"/>
-              </w:rPr>
-              <w:t>/</w:t>
-            </w:r>
-            <w:r>
-              <w:rPr>
-                <w:rFonts w:eastAsiaTheme="minorEastAsia"/>
-                <w:bCs/>
-                <w:color w:val="000000" w:themeColor="text1"/>
-                <w:sz w:val="18"/>
-                <w:szCs w:val="18"/>
-              </w:rPr>
-              <w:t>11</w:t>
-            </w:r>
-            <w:r>
-              <w:rPr>
-                <w:rFonts w:eastAsiaTheme="minorEastAsia"/>
-                <w:bCs/>
-                <w:color w:val="000000" w:themeColor="text1"/>
-                <w:sz w:val="18"/>
-                <w:szCs w:val="18"/>
-              </w:rPr>
-              <w:t>/202</w:t>
-            </w:r>
-            <w:r>
-              <w:rPr>
-                <w:rFonts w:eastAsiaTheme="minorEastAsia"/>
-                <w:bCs/>
-                <w:color w:val="000000" w:themeColor="text1"/>
-                <w:sz w:val="18"/>
-                <w:szCs w:val="18"/>
-              </w:rPr>
-              <w:t>5</w:t>
-            </w:r>
+                <w:bCs w:val="0"/>
+                <w:color w:val="000000" w:themeColor="text1"/>
+                <w:sz w:val="18"/>
+                <w:szCs w:val="18"/>
+                <w:lang w:val="en-US"/>
+              </w:rPr>
+            </w:pPr>
           </w:p>
         </w:tc>
         <w:tc>
           <w:tcPr>
             <w:tcW w:w="1095" w:type="dxa"/>
-            <w:vAlign w:val="center"/>
           </w:tcPr>
           <w:p>
             <w:pPr>
               <w:pStyle w:val="Default"/>
               <w:jc w:val="center"/>
-              <w:rPr>
-                <w:rFonts w:eastAsiaTheme="minorEastAsia"/>
-                <w:bCs/>
-                <w:color w:val="000000" w:themeColor="text1"/>
-                <w:sz w:val="18"/>
-                <w:szCs w:val="18"/>
-              </w:rPr>
-            </w:pPr>
-            <w:r>
-              <w:rPr>
-                <w:rFonts w:eastAsiaTheme="minorEastAsia"/>
-                <w:bCs/>
-                <w:color w:val="000000" w:themeColor="text1"/>
-                <w:sz w:val="18"/>
-                <w:szCs w:val="18"/>
-              </w:rPr>
-              <w:t xml:space="preserve">8:00 </w:t>
-            </w:r>
-            <w:r>
-              <w:rPr>
-                <w:rFonts w:eastAsiaTheme="minorEastAsia"/>
-                <w:bCs/>
-                <w:color w:val="000000" w:themeColor="text1"/>
-                <w:sz w:val="18"/>
-                <w:szCs w:val="18"/>
-              </w:rPr>
-              <w:t>A.M.</w:t>
-            </w:r>
-            <w:r>
-              <w:rPr>
-                <w:rFonts w:eastAsiaTheme="minorEastAsia"/>
-                <w:bCs/>
-                <w:color w:val="000000" w:themeColor="text1"/>
-                <w:sz w:val="18"/>
-                <w:szCs w:val="18"/>
-              </w:rPr>
-              <w:t xml:space="preserve"> a 1:00 </w:t>
+              <w:cnfStyle w:val="000000000000" w:firstRow="0" w:lastRow="0" w:firstColumn="0" w:lastColumn="0" w:oddVBand="0" w:evenVBand="0" w:oddHBand="0" w:evenHBand="0" w:firstRowFirstColumn="0" w:firstRowLastColumn="0" w:lastRowFirstColumn="0" w:lastRowLastColumn="0"/>
+              <w:rPr>
+                <w:rFonts w:eastAsiaTheme="minorEastAsia"/>
+                <w:bCs/>
+                <w:color w:val="000000" w:themeColor="text1"/>
+                <w:sz w:val="18"/>
+                <w:szCs w:val="18"/>
+              </w:rPr>
+            </w:pPr>
+            <w:r>
+              <w:rPr>
+                <w:rFonts w:eastAsiaTheme="minorEastAsia"/>
+                <w:bCs/>
+                <w:color w:val="000000" w:themeColor="text1"/>
+                <w:sz w:val="18"/>
+                <w:szCs w:val="18"/>
+              </w:rPr>
+              <w:t>2</w:t>
+            </w:r>
+            <w:r>
+              <w:rPr>
+                <w:rFonts w:eastAsiaTheme="minorEastAsia"/>
+                <w:bCs/>
+                <w:color w:val="000000" w:themeColor="text1"/>
+                <w:sz w:val="18"/>
+                <w:szCs w:val="18"/>
+              </w:rPr>
+              <w:t xml:space="preserve">:00 </w:t>
+            </w:r>
+            <w:r>
+              <w:rPr>
+                <w:rFonts w:eastAsiaTheme="minorEastAsia"/>
+                <w:bCs/>
+                <w:color w:val="000000" w:themeColor="text1"/>
+                <w:sz w:val="18"/>
+                <w:szCs w:val="18"/>
+              </w:rPr>
+              <w:t>P.M.</w:t>
+            </w:r>
+            <w:r>
+              <w:rPr>
+                <w:rFonts w:eastAsiaTheme="minorEastAsia"/>
+                <w:bCs/>
+                <w:color w:val="000000" w:themeColor="text1"/>
+                <w:sz w:val="18"/>
+                <w:szCs w:val="18"/>
+              </w:rPr>
+              <w:t xml:space="preserve"> a </w:t>
+            </w:r>
+            <w:r>
+              <w:rPr>
+                <w:rFonts w:eastAsiaTheme="minorEastAsia"/>
+                <w:bCs/>
+                <w:color w:val="000000" w:themeColor="text1"/>
+                <w:sz w:val="18"/>
+                <w:szCs w:val="18"/>
+              </w:rPr>
+              <w:t>5</w:t>
+            </w:r>
+            <w:r>
+              <w:rPr>
+                <w:rFonts w:eastAsiaTheme="minorEastAsia"/>
+                <w:bCs/>
+                <w:color w:val="000000" w:themeColor="text1"/>
+                <w:sz w:val="18"/>
+                <w:szCs w:val="18"/>
+              </w:rPr>
+              <w:t xml:space="preserve">:00 </w:t>
             </w:r>
             <w:r>
               <w:rPr>
@@ -2797,47 +3088,38 @@
         <w:tc>
           <w:tcPr>
             <w:tcW w:w="5142" w:type="dxa"/>
-            <w:vAlign w:val="center"/>
           </w:tcPr>
           <w:p>
             <w:pPr>
               <w:pStyle w:val="Default"/>
-              <w:spacing w:line="240" w:lineRule="auto"/>
               <w:jc w:val="both"/>
-              <w:rPr>
-                <w:rFonts w:eastAsiaTheme="minorEastAsia"/>
-                <w:bCs/>
-                <w:color w:val="000000" w:themeColor="text1"/>
-                <w:sz w:val="18"/>
-                <w:szCs w:val="18"/>
-              </w:rPr>
-            </w:pPr>
-            <w:r>
-              <w:rPr>
-                <w:rFonts w:eastAsiaTheme="minorEastAsia"/>
-                <w:bCs/>
-                <w:color w:val="000000" w:themeColor="text1"/>
-                <w:sz w:val="18"/>
-                <w:szCs w:val="18"/>
-              </w:rPr>
-              <w:t>Módulo 3 Contenido de Desarrollo y Diseño de Software</w:t>
-            </w:r>
-            <w:r>
-              <w:rPr>
-                <w:rFonts w:eastAsiaTheme="minorEastAsia"/>
-                <w:bCs/>
-                <w:color w:val="000000" w:themeColor="text1"/>
-                <w:sz w:val="18"/>
-                <w:szCs w:val="18"/>
-              </w:rPr>
-              <w:t xml:space="preserve"> </w:t>
+              <w:cnfStyle w:val="000000000000" w:firstRow="0" w:lastRow="0" w:firstColumn="0" w:lastColumn="0" w:oddVBand="0" w:evenVBand="0" w:oddHBand="0" w:evenHBand="0" w:firstRowFirstColumn="0" w:firstRowLastColumn="0" w:lastRowFirstColumn="0" w:lastRowLastColumn="0"/>
+              <w:rPr>
+                <w:rFonts w:eastAsiaTheme="minorEastAsia"/>
+                <w:bCs/>
+                <w:color w:val="000000" w:themeColor="text1"/>
+                <w:sz w:val="18"/>
+                <w:szCs w:val="18"/>
+                <w:lang w:val="en-US"/>
+              </w:rPr>
+            </w:pPr>
+            <w:r>
+              <w:rPr>
+                <w:rFonts w:eastAsiaTheme="minorEastAsia"/>
+                <w:bCs/>
+                <w:color w:val="000000" w:themeColor="text1"/>
+                <w:sz w:val="18"/>
+                <w:szCs w:val="18"/>
+                <w:lang w:val="en-US"/>
+              </w:rPr>
+              <w:t>3.4.6 Lab - Explore Python Classes</w:t>
             </w:r>
           </w:p>
           <w:p>
             <w:pPr>
               <w:pStyle w:val="Default"/>
-              <w:spacing w:line="240" w:lineRule="auto"/>
               <w:jc w:val="both"/>
+              <w:cnfStyle w:val="000000000000" w:firstRow="0" w:lastRow="0" w:firstColumn="0" w:lastColumn="0" w:oddVBand="0" w:evenVBand="0" w:oddHBand="0" w:evenHBand="0" w:firstRowFirstColumn="0" w:firstRowLastColumn="0" w:lastRowFirstColumn="0" w:lastRowLastColumn="0"/>
               <w:rPr>
                 <w:rFonts w:eastAsiaTheme="minorEastAsia"/>
                 <w:bCs/>
@@ -2856,15 +3138,15 @@
                 <w:szCs w:val="18"/>
                 <w:lang w:val="en-US"/>
               </w:rPr>
-              <w:t xml:space="preserve">3.1.12 Lab - Explore Python Development Tools </w:t>
+              <w:t>3.5.7 Lab - Create a Python Unit Test</w:t>
             </w:r>
           </w:p>
           <w:p>
             <w:pPr>
               <w:pStyle w:val="Default"/>
-              <w:spacing w:line="240" w:lineRule="auto"/>
               <w:contextualSpacing/>
               <w:jc w:val="both"/>
+              <w:cnfStyle w:val="000000000000" w:firstRow="0" w:lastRow="0" w:firstColumn="0" w:lastColumn="0" w:oddVBand="0" w:evenVBand="0" w:oddHBand="0" w:evenHBand="0" w:firstRowFirstColumn="0" w:firstRowLastColumn="0" w:lastRowFirstColumn="0" w:lastRowLastColumn="0"/>
               <w:rPr>
                 <w:rFonts w:eastAsiaTheme="minorEastAsia"/>
                 <w:bCs/>
@@ -2883,7 +3165,311 @@
                 <w:szCs w:val="18"/>
                 <w:lang w:val="en-US"/>
               </w:rPr>
-              <w:t>3.3.11 Lab - Software Version Control with Git</w:t>
+              <w:t>3.6.6 Lab - Parse Different Data Types with Python</w:t>
+            </w:r>
+          </w:p>
+          <w:p>
+            <w:pPr>
+              <w:pStyle w:val="Default"/>
+              <w:contextualSpacing/>
+              <w:jc w:val="both"/>
+              <w:cnfStyle w:val="000000000000" w:firstRow="0" w:lastRow="0" w:firstColumn="0" w:lastColumn="0" w:oddVBand="0" w:evenVBand="0" w:oddHBand="0" w:evenHBand="0" w:firstRowFirstColumn="0" w:firstRowLastColumn="0" w:lastRowFirstColumn="0" w:lastRowLastColumn="0"/>
+              <w:rPr>
+                <w:rFonts w:eastAsiaTheme="minorEastAsia"/>
+                <w:bCs/>
+                <w:color w:val="000000" w:themeColor="text1"/>
+                <w:sz w:val="18"/>
+                <w:szCs w:val="18"/>
+                <w:lang w:val="en-US"/>
+              </w:rPr>
+            </w:pPr>
+          </w:p>
+          <w:p>
+            <w:pPr>
+              <w:pStyle w:val="Default"/>
+              <w:contextualSpacing/>
+              <w:jc w:val="both"/>
+              <w:cnfStyle w:val="000000000000" w:firstRow="0" w:lastRow="0" w:firstColumn="0" w:lastColumn="0" w:oddVBand="0" w:evenVBand="0" w:oddHBand="0" w:evenHBand="0" w:firstRowFirstColumn="0" w:firstRowLastColumn="0" w:lastRowFirstColumn="0" w:lastRowLastColumn="0"/>
+              <w:rPr>
+                <w:rFonts w:eastAsiaTheme="minorEastAsia"/>
+                <w:bCs/>
+                <w:color w:val="000000" w:themeColor="text1"/>
+                <w:sz w:val="18"/>
+                <w:szCs w:val="18"/>
+                <w:lang w:val="en-US"/>
+              </w:rPr>
+            </w:pPr>
+            <w:r>
+              <w:rPr>
+                <w:rFonts w:eastAsiaTheme="minorEastAsia"/>
+                <w:bCs/>
+                <w:color w:val="000000" w:themeColor="text1"/>
+                <w:sz w:val="18"/>
+                <w:szCs w:val="18"/>
+                <w:lang w:val="en-US"/>
+              </w:rPr>
+              <w:t xml:space="preserve">Examen del </w:t>
+            </w:r>
+            <w:proofErr w:type="spellStart"/>
+            <w:r>
+              <w:rPr>
+                <w:rFonts w:eastAsiaTheme="minorEastAsia"/>
+                <w:bCs/>
+                <w:color w:val="000000" w:themeColor="text1"/>
+                <w:sz w:val="18"/>
+                <w:szCs w:val="18"/>
+                <w:lang w:val="en-US"/>
+              </w:rPr>
+              <w:t>módulo</w:t>
+            </w:r>
+            <w:proofErr w:type="spellEnd"/>
+            <w:r>
+              <w:rPr>
+                <w:rFonts w:eastAsiaTheme="minorEastAsia"/>
+                <w:bCs/>
+                <w:color w:val="000000" w:themeColor="text1"/>
+                <w:sz w:val="18"/>
+                <w:szCs w:val="18"/>
+                <w:lang w:val="en-US"/>
+              </w:rPr>
+              <w:t xml:space="preserve"> 1 y 2</w:t>
+            </w:r>
+          </w:p>
+        </w:tc>
+      </w:tr>
+      <w:tr>
+        <w:trPr>
+          <w:cnfStyle w:val="000000100000" w:firstRow="0" w:lastRow="0" w:firstColumn="0" w:lastColumn="0" w:oddVBand="0" w:evenVBand="0" w:oddHBand="1" w:evenHBand="0" w:firstRowFirstColumn="0" w:firstRowLastColumn="0" w:lastRowFirstColumn="0" w:lastRowLastColumn="0"/>
+        </w:trPr>
+        <w:tc>
+          <w:tcPr>
+            <w:cnfStyle w:val="001000000000" w:firstRow="0" w:lastRow="0" w:firstColumn="1" w:lastColumn="0" w:oddVBand="0" w:evenVBand="0" w:oddHBand="0" w:evenHBand="0" w:firstRowFirstColumn="0" w:firstRowLastColumn="0" w:lastRowFirstColumn="0" w:lastRowLastColumn="0"/>
+            <w:tcW w:w="1701" w:type="dxa"/>
+            <w:vMerge w:val="restart"/>
+          </w:tcPr>
+          <w:p>
+            <w:pPr>
+              <w:pStyle w:val="Default"/>
+              <w:jc w:val="center"/>
+              <w:rPr>
+                <w:rFonts w:eastAsiaTheme="minorEastAsia"/>
+                <w:bCs w:val="0"/>
+                <w:color w:val="000000" w:themeColor="text1"/>
+                <w:sz w:val="18"/>
+                <w:szCs w:val="18"/>
+              </w:rPr>
+            </w:pPr>
+            <w:r>
+              <w:rPr>
+                <w:rFonts w:eastAsiaTheme="minorEastAsia"/>
+                <w:color w:val="000000" w:themeColor="text1"/>
+                <w:sz w:val="18"/>
+                <w:szCs w:val="18"/>
+              </w:rPr>
+              <w:t>Jueves</w:t>
+            </w:r>
+          </w:p>
+          <w:p>
+            <w:pPr>
+              <w:pStyle w:val="Default"/>
+              <w:jc w:val="center"/>
+              <w:rPr>
+                <w:rFonts w:eastAsiaTheme="minorEastAsia"/>
+                <w:bCs w:val="0"/>
+                <w:color w:val="000000" w:themeColor="text1"/>
+                <w:sz w:val="18"/>
+                <w:szCs w:val="18"/>
+              </w:rPr>
+            </w:pPr>
+            <w:r>
+              <w:rPr>
+                <w:rFonts w:eastAsiaTheme="minorEastAsia"/>
+                <w:color w:val="000000" w:themeColor="text1"/>
+                <w:sz w:val="18"/>
+                <w:szCs w:val="18"/>
+              </w:rPr>
+              <w:t xml:space="preserve"> </w:t>
+            </w:r>
+            <w:r>
+              <w:rPr>
+                <w:rFonts w:eastAsiaTheme="minorEastAsia"/>
+                <w:color w:val="000000" w:themeColor="text1"/>
+                <w:sz w:val="18"/>
+                <w:szCs w:val="18"/>
+              </w:rPr>
+              <w:t>20</w:t>
+            </w:r>
+            <w:r>
+              <w:rPr>
+                <w:rFonts w:eastAsiaTheme="minorEastAsia"/>
+                <w:color w:val="000000" w:themeColor="text1"/>
+                <w:sz w:val="18"/>
+                <w:szCs w:val="18"/>
+              </w:rPr>
+              <w:t>/</w:t>
+            </w:r>
+            <w:r>
+              <w:rPr>
+                <w:rFonts w:eastAsiaTheme="minorEastAsia"/>
+                <w:color w:val="000000" w:themeColor="text1"/>
+                <w:sz w:val="18"/>
+                <w:szCs w:val="18"/>
+              </w:rPr>
+              <w:t>11</w:t>
+            </w:r>
+            <w:r>
+              <w:rPr>
+                <w:rFonts w:eastAsiaTheme="minorEastAsia"/>
+                <w:color w:val="000000" w:themeColor="text1"/>
+                <w:sz w:val="18"/>
+                <w:szCs w:val="18"/>
+              </w:rPr>
+              <w:t>/202</w:t>
+            </w:r>
+            <w:r>
+              <w:rPr>
+                <w:rFonts w:eastAsiaTheme="minorEastAsia"/>
+                <w:color w:val="000000" w:themeColor="text1"/>
+                <w:sz w:val="18"/>
+                <w:szCs w:val="18"/>
+              </w:rPr>
+              <w:t>5</w:t>
+            </w:r>
+          </w:p>
+        </w:tc>
+        <w:tc>
+          <w:tcPr>
+            <w:tcW w:w="1095" w:type="dxa"/>
+          </w:tcPr>
+          <w:p>
+            <w:pPr>
+              <w:pStyle w:val="Default"/>
+              <w:jc w:val="center"/>
+              <w:cnfStyle w:val="000000100000" w:firstRow="0" w:lastRow="0" w:firstColumn="0" w:lastColumn="0" w:oddVBand="0" w:evenVBand="0" w:oddHBand="1" w:evenHBand="0" w:firstRowFirstColumn="0" w:firstRowLastColumn="0" w:lastRowFirstColumn="0" w:lastRowLastColumn="0"/>
+              <w:rPr>
+                <w:rFonts w:eastAsiaTheme="minorEastAsia"/>
+                <w:bCs/>
+                <w:color w:val="000000" w:themeColor="text1"/>
+                <w:sz w:val="18"/>
+                <w:szCs w:val="18"/>
+              </w:rPr>
+            </w:pPr>
+            <w:r>
+              <w:rPr>
+                <w:rFonts w:eastAsiaTheme="minorEastAsia"/>
+                <w:bCs/>
+                <w:color w:val="000000" w:themeColor="text1"/>
+                <w:sz w:val="18"/>
+                <w:szCs w:val="18"/>
+              </w:rPr>
+              <w:t xml:space="preserve">8:00 </w:t>
+            </w:r>
+            <w:r>
+              <w:rPr>
+                <w:rFonts w:eastAsiaTheme="minorEastAsia"/>
+                <w:bCs/>
+                <w:color w:val="000000" w:themeColor="text1"/>
+                <w:sz w:val="18"/>
+                <w:szCs w:val="18"/>
+              </w:rPr>
+              <w:t>A.M.</w:t>
+            </w:r>
+            <w:r>
+              <w:rPr>
+                <w:rFonts w:eastAsiaTheme="minorEastAsia"/>
+                <w:bCs/>
+                <w:color w:val="000000" w:themeColor="text1"/>
+                <w:sz w:val="18"/>
+                <w:szCs w:val="18"/>
+              </w:rPr>
+              <w:t xml:space="preserve"> a 1:00 </w:t>
+            </w:r>
+            <w:r>
+              <w:rPr>
+                <w:rFonts w:eastAsiaTheme="minorEastAsia"/>
+                <w:bCs/>
+                <w:color w:val="000000" w:themeColor="text1"/>
+                <w:sz w:val="18"/>
+                <w:szCs w:val="18"/>
+              </w:rPr>
+              <w:t>P.M.</w:t>
+            </w:r>
+          </w:p>
+        </w:tc>
+        <w:tc>
+          <w:tcPr>
+            <w:tcW w:w="5142" w:type="dxa"/>
+          </w:tcPr>
+          <w:p>
+            <w:pPr>
+              <w:pStyle w:val="Default"/>
+              <w:contextualSpacing/>
+              <w:jc w:val="both"/>
+              <w:cnfStyle w:val="000000100000" w:firstRow="0" w:lastRow="0" w:firstColumn="0" w:lastColumn="0" w:oddVBand="0" w:evenVBand="0" w:oddHBand="1" w:evenHBand="0" w:firstRowFirstColumn="0" w:firstRowLastColumn="0" w:lastRowFirstColumn="0" w:lastRowLastColumn="0"/>
+              <w:rPr>
+                <w:rFonts w:eastAsiaTheme="minorEastAsia"/>
+                <w:bCs/>
+                <w:color w:val="000000" w:themeColor="text1"/>
+                <w:sz w:val="18"/>
+                <w:szCs w:val="18"/>
+              </w:rPr>
+            </w:pPr>
+            <w:r>
+              <w:rPr>
+                <w:rFonts w:eastAsiaTheme="minorEastAsia"/>
+                <w:bCs/>
+                <w:color w:val="000000" w:themeColor="text1"/>
+                <w:sz w:val="18"/>
+                <w:szCs w:val="18"/>
+              </w:rPr>
+              <w:t>Módul</w:t>
+            </w:r>
+            <w:r>
+              <w:rPr>
+                <w:rFonts w:eastAsiaTheme="minorEastAsia"/>
+                <w:bCs/>
+                <w:color w:val="000000" w:themeColor="text1"/>
+                <w:sz w:val="18"/>
+                <w:szCs w:val="18"/>
+              </w:rPr>
+              <w:t>o</w:t>
+            </w:r>
+            <w:r>
+              <w:rPr>
+                <w:rFonts w:eastAsiaTheme="minorEastAsia"/>
+                <w:bCs/>
+                <w:color w:val="000000" w:themeColor="text1"/>
+                <w:sz w:val="18"/>
+                <w:szCs w:val="18"/>
+              </w:rPr>
+              <w:t xml:space="preserve"> 4 Conocimiento y Uso de API</w:t>
+            </w:r>
+          </w:p>
+          <w:p>
+            <w:pPr>
+              <w:pStyle w:val="Default"/>
+              <w:contextualSpacing/>
+              <w:jc w:val="both"/>
+              <w:cnfStyle w:val="000000100000" w:firstRow="0" w:lastRow="0" w:firstColumn="0" w:lastColumn="0" w:oddVBand="0" w:evenVBand="0" w:oddHBand="1" w:evenHBand="0" w:firstRowFirstColumn="0" w:firstRowLastColumn="0" w:lastRowFirstColumn="0" w:lastRowLastColumn="0"/>
+              <w:rPr>
+                <w:rFonts w:eastAsiaTheme="minorEastAsia"/>
+                <w:bCs/>
+                <w:color w:val="000000" w:themeColor="text1"/>
+                <w:sz w:val="18"/>
+                <w:szCs w:val="18"/>
+                <w:lang w:val="en-US"/>
+              </w:rPr>
+            </w:pPr>
+            <w:r>
+              <w:rPr>
+                <w:rFonts w:eastAsiaTheme="minorEastAsia"/>
+                <w:bCs/>
+                <w:color w:val="000000" w:themeColor="text1"/>
+                <w:sz w:val="18"/>
+                <w:szCs w:val="18"/>
+                <w:lang w:val="en-US"/>
+              </w:rPr>
+              <w:t>4.5.5 Lab - Explore REST APIs with API Simulator and Postman</w:t>
             </w:r>
           </w:p>
         </w:tc>
@@ -2891,9 +3477,9 @@
       <w:tr>
         <w:tc>
           <w:tcPr>
+            <w:cnfStyle w:val="001000000000" w:firstRow="0" w:lastRow="0" w:firstColumn="1" w:lastColumn="0" w:oddVBand="0" w:evenVBand="0" w:oddHBand="0" w:evenHBand="0" w:firstRowFirstColumn="0" w:firstRowLastColumn="0" w:lastRowFirstColumn="0" w:lastRowLastColumn="0"/>
             <w:tcW w:w="1701" w:type="dxa"/>
             <w:vMerge/>
-            <w:vAlign w:val="center"/>
           </w:tcPr>
           <w:p>
             <w:pPr>
@@ -2901,7 +3487,7 @@
               <w:jc w:val="center"/>
               <w:rPr>
                 <w:rFonts w:eastAsiaTheme="minorEastAsia"/>
-                <w:bCs/>
+                <w:bCs w:val="0"/>
                 <w:color w:val="000000" w:themeColor="text1"/>
                 <w:sz w:val="18"/>
                 <w:szCs w:val="18"/>
@@ -2913,12 +3499,12 @@
         <w:tc>
           <w:tcPr>
             <w:tcW w:w="1095" w:type="dxa"/>
-            <w:vAlign w:val="center"/>
           </w:tcPr>
           <w:p>
             <w:pPr>
               <w:pStyle w:val="Default"/>
               <w:jc w:val="center"/>
+              <w:cnfStyle w:val="000000000000" w:firstRow="0" w:lastRow="0" w:firstColumn="0" w:lastColumn="0" w:oddVBand="0" w:evenVBand="0" w:oddHBand="0" w:evenHBand="0" w:firstRowFirstColumn="0" w:firstRowLastColumn="0" w:lastRowFirstColumn="0" w:lastRowLastColumn="0"/>
               <w:rPr>
                 <w:rFonts w:eastAsiaTheme="minorEastAsia"/>
                 <w:bCs/>
@@ -2995,20 +3581,19 @@
                 <w:sz w:val="18"/>
                 <w:szCs w:val="18"/>
               </w:rPr>
-              <w:t>P.M.</w:t>
+              <w:t>P.M</w:t>
             </w:r>
           </w:p>
         </w:tc>
         <w:tc>
           <w:tcPr>
             <w:tcW w:w="5142" w:type="dxa"/>
-            <w:vAlign w:val="center"/>
           </w:tcPr>
           <w:p>
             <w:pPr>
               <w:pStyle w:val="Default"/>
-              <w:spacing w:line="240" w:lineRule="auto"/>
               <w:jc w:val="both"/>
+              <w:cnfStyle w:val="000000000000" w:firstRow="0" w:lastRow="0" w:firstColumn="0" w:lastColumn="0" w:oddVBand="0" w:evenVBand="0" w:oddHBand="0" w:evenHBand="0" w:firstRowFirstColumn="0" w:firstRowLastColumn="0" w:lastRowFirstColumn="0" w:lastRowLastColumn="0"/>
               <w:rPr>
                 <w:rFonts w:eastAsiaTheme="minorEastAsia"/>
                 <w:bCs/>
@@ -3027,41 +3612,15 @@
                 <w:szCs w:val="18"/>
                 <w:lang w:val="en-US"/>
               </w:rPr>
-              <w:t>3.4.6 Lab - Explore Python Classes</w:t>
+              <w:t>4.9.2 Lab - Integrate a REST API in a Python Application</w:t>
             </w:r>
           </w:p>
           <w:p>
             <w:pPr>
               <w:pStyle w:val="Default"/>
-              <w:spacing w:line="240" w:lineRule="auto"/>
-              <w:jc w:val="both"/>
-              <w:rPr>
-                <w:rFonts w:eastAsiaTheme="minorEastAsia"/>
-                <w:bCs/>
-                <w:color w:val="000000" w:themeColor="text1"/>
-                <w:sz w:val="18"/>
-                <w:szCs w:val="18"/>
-                <w:lang w:val="en-US"/>
-              </w:rPr>
-            </w:pPr>
-            <w:r>
-              <w:rPr>
-                <w:rFonts w:eastAsiaTheme="minorEastAsia"/>
-                <w:bCs/>
-                <w:color w:val="000000" w:themeColor="text1"/>
-                <w:sz w:val="18"/>
-                <w:szCs w:val="18"/>
-                <w:lang w:val="en-US"/>
-              </w:rPr>
-              <w:t>3.5.7 Lab - Create a Python Unit Test</w:t>
-            </w:r>
-          </w:p>
-          <w:p>
-            <w:pPr>
-              <w:pStyle w:val="Default"/>
-              <w:spacing w:line="240" w:lineRule="auto"/>
               <w:contextualSpacing/>
               <w:jc w:val="both"/>
+              <w:cnfStyle w:val="000000000000" w:firstRow="0" w:lastRow="0" w:firstColumn="0" w:lastColumn="0" w:oddVBand="0" w:evenVBand="0" w:oddHBand="0" w:evenHBand="0" w:firstRowFirstColumn="0" w:firstRowLastColumn="0" w:lastRowFirstColumn="0" w:lastRowLastColumn="0"/>
               <w:rPr>
                 <w:rFonts w:eastAsiaTheme="minorEastAsia"/>
                 <w:bCs/>
@@ -3080,15 +3639,10 @@
                 <w:szCs w:val="18"/>
                 <w:lang w:val="en-US"/>
               </w:rPr>
-              <w:t>3.6.6 Lab - Parse Different Data Types with Python</w:t>
-            </w:r>
-          </w:p>
-          <w:p>
-            <w:pPr>
-              <w:pStyle w:val="Default"/>
-              <w:spacing w:line="240" w:lineRule="auto"/>
-              <w:contextualSpacing/>
-              <w:jc w:val="both"/>
+              <w:t xml:space="preserve">Examen del </w:t>
+            </w:r>
+            <w:proofErr w:type="spellStart"/>
+            <w:r>
               <w:rPr>
                 <w:rFonts w:eastAsiaTheme="minorEastAsia"/>
                 <w:bCs/>
@@ -3097,14 +3651,10 @@
                 <w:szCs w:val="18"/>
                 <w:lang w:val="en-US"/>
               </w:rPr>
-            </w:pPr>
-          </w:p>
-          <w:p>
-            <w:pPr>
-              <w:pStyle w:val="Default"/>
-              <w:spacing w:line="240" w:lineRule="auto"/>
-              <w:contextualSpacing/>
-              <w:jc w:val="both"/>
+              <w:t>módulo</w:t>
+            </w:r>
+            <w:proofErr w:type="spellEnd"/>
+            <w:r>
               <w:rPr>
                 <w:rFonts w:eastAsiaTheme="minorEastAsia"/>
                 <w:bCs/>
@@ -3113,38 +3663,19 @@
                 <w:szCs w:val="18"/>
                 <w:lang w:val="en-US"/>
               </w:rPr>
-            </w:pPr>
-            <w:r>
-              <w:rPr>
-                <w:rFonts w:eastAsiaTheme="minorEastAsia"/>
-                <w:bCs/>
-                <w:color w:val="000000" w:themeColor="text1"/>
-                <w:sz w:val="18"/>
-                <w:szCs w:val="18"/>
-                <w:lang w:val="en-US"/>
-              </w:rPr>
-              <w:t xml:space="preserve">Examen del </w:t>
-            </w:r>
-            <w:r>
-              <w:rPr>
-                <w:rFonts w:eastAsiaTheme="minorEastAsia"/>
-                <w:bCs/>
-                <w:color w:val="000000" w:themeColor="text1"/>
-                <w:sz w:val="18"/>
-                <w:szCs w:val="18"/>
-                <w:lang w:val="en-US"/>
-              </w:rPr>
-              <w:t>módulo 1 y 2</w:t>
+              <w:t xml:space="preserve"> 3</w:t>
             </w:r>
           </w:p>
         </w:tc>
       </w:tr>
       <w:tr>
+        <w:trPr>
+          <w:cnfStyle w:val="000000100000" w:firstRow="0" w:lastRow="0" w:firstColumn="0" w:lastColumn="0" w:oddVBand="0" w:evenVBand="0" w:oddHBand="1" w:evenHBand="0" w:firstRowFirstColumn="0" w:firstRowLastColumn="0" w:lastRowFirstColumn="0" w:lastRowLastColumn="0"/>
+        </w:trPr>
         <w:tc>
           <w:tcPr>
+            <w:cnfStyle w:val="001000000000" w:firstRow="0" w:lastRow="0" w:firstColumn="1" w:lastColumn="0" w:oddVBand="0" w:evenVBand="0" w:oddHBand="0" w:evenHBand="0" w:firstRowFirstColumn="0" w:firstRowLastColumn="0" w:lastRowFirstColumn="0" w:lastRowLastColumn="0"/>
             <w:tcW w:w="1701" w:type="dxa"/>
-            <w:vMerge w:val="restart"/>
-            <w:vAlign w:val="center"/>
           </w:tcPr>
           <w:p>
             <w:pPr>
@@ -3152,21 +3683,20 @@
               <w:jc w:val="center"/>
               <w:rPr>
                 <w:rFonts w:eastAsiaTheme="minorEastAsia"/>
-                <w:bCs/>
-                <w:color w:val="000000" w:themeColor="text1"/>
-                <w:sz w:val="18"/>
-                <w:szCs w:val="18"/>
-              </w:rPr>
-            </w:pPr>
-            <w:r>
-              <w:rPr>
-                <w:rFonts w:eastAsiaTheme="minorEastAsia"/>
-                <w:bCs/>
-                <w:color w:val="000000" w:themeColor="text1"/>
-                <w:sz w:val="18"/>
-                <w:szCs w:val="18"/>
-              </w:rPr>
-              <w:t>Jueves</w:t>
+                <w:bCs w:val="0"/>
+                <w:color w:val="000000" w:themeColor="text1"/>
+                <w:sz w:val="18"/>
+                <w:szCs w:val="18"/>
+              </w:rPr>
+            </w:pPr>
+            <w:r>
+              <w:rPr>
+                <w:rFonts w:eastAsiaTheme="minorEastAsia"/>
+                <w:color w:val="000000" w:themeColor="text1"/>
+                <w:sz w:val="18"/>
+                <w:szCs w:val="18"/>
+              </w:rPr>
+              <w:t>Viernes</w:t>
             </w:r>
           </w:p>
           <w:p>
@@ -3175,16 +3705,15 @@
               <w:jc w:val="center"/>
               <w:rPr>
                 <w:rFonts w:eastAsiaTheme="minorEastAsia"/>
-                <w:bCs/>
-                <w:color w:val="000000" w:themeColor="text1"/>
-                <w:sz w:val="18"/>
-                <w:szCs w:val="18"/>
-              </w:rPr>
-            </w:pPr>
-            <w:r>
-              <w:rPr>
-                <w:rFonts w:eastAsiaTheme="minorEastAsia"/>
-                <w:bCs/>
+                <w:bCs w:val="0"/>
+                <w:color w:val="000000" w:themeColor="text1"/>
+                <w:sz w:val="18"/>
+                <w:szCs w:val="18"/>
+              </w:rPr>
+            </w:pPr>
+            <w:r>
+              <w:rPr>
+                <w:rFonts w:eastAsiaTheme="minorEastAsia"/>
                 <w:color w:val="000000" w:themeColor="text1"/>
                 <w:sz w:val="18"/>
                 <w:szCs w:val="18"/>
@@ -3194,17 +3723,15 @@
             <w:r>
               <w:rPr>
                 <w:rFonts w:eastAsiaTheme="minorEastAsia"/>
-                <w:bCs/>
-                <w:color w:val="000000" w:themeColor="text1"/>
-                <w:sz w:val="18"/>
-                <w:szCs w:val="18"/>
-              </w:rPr>
-              <w:t>20</w:t>
-            </w:r>
-            <w:r>
-              <w:rPr>
-                <w:rFonts w:eastAsiaTheme="minorEastAsia"/>
-                <w:bCs/>
+                <w:color w:val="000000" w:themeColor="text1"/>
+                <w:sz w:val="18"/>
+                <w:szCs w:val="18"/>
+              </w:rPr>
+              <w:t>21</w:t>
+            </w:r>
+            <w:r>
+              <w:rPr>
+                <w:rFonts w:eastAsiaTheme="minorEastAsia"/>
                 <w:color w:val="000000" w:themeColor="text1"/>
                 <w:sz w:val="18"/>
                 <w:szCs w:val="18"/>
@@ -3214,7 +3741,6 @@
             <w:r>
               <w:rPr>
                 <w:rFonts w:eastAsiaTheme="minorEastAsia"/>
-                <w:bCs/>
                 <w:color w:val="000000" w:themeColor="text1"/>
                 <w:sz w:val="18"/>
                 <w:szCs w:val="18"/>
@@ -3224,7 +3750,6 @@
             <w:r>
               <w:rPr>
                 <w:rFonts w:eastAsiaTheme="minorEastAsia"/>
-                <w:bCs/>
                 <w:color w:val="000000" w:themeColor="text1"/>
                 <w:sz w:val="18"/>
                 <w:szCs w:val="18"/>
@@ -3234,7 +3759,6 @@
             <w:r>
               <w:rPr>
                 <w:rFonts w:eastAsiaTheme="minorEastAsia"/>
-                <w:bCs/>
                 <w:color w:val="000000" w:themeColor="text1"/>
                 <w:sz w:val="18"/>
                 <w:szCs w:val="18"/>
@@ -3246,12 +3770,12 @@
         <w:tc>
           <w:tcPr>
             <w:tcW w:w="1095" w:type="dxa"/>
-            <w:vAlign w:val="center"/>
           </w:tcPr>
           <w:p>
             <w:pPr>
               <w:pStyle w:val="Default"/>
               <w:jc w:val="center"/>
+              <w:cnfStyle w:val="000000100000" w:firstRow="0" w:lastRow="0" w:firstColumn="0" w:lastColumn="0" w:oddVBand="0" w:evenVBand="0" w:oddHBand="1" w:evenHBand="0" w:firstRowFirstColumn="0" w:firstRowLastColumn="0" w:lastRowFirstColumn="0" w:lastRowLastColumn="0"/>
               <w:rPr>
                 <w:rFonts w:eastAsiaTheme="minorEastAsia"/>
                 <w:bCs/>
@@ -3305,436 +3829,13 @@
         <w:tc>
           <w:tcPr>
             <w:tcW w:w="5142" w:type="dxa"/>
-            <w:vAlign w:val="center"/>
-          </w:tcPr>
-          <w:p>
-            <w:pPr>
-              <w:pStyle w:val="Default"/>
-              <w:spacing w:line="240" w:lineRule="auto"/>
-              <w:contextualSpacing/>
-              <w:jc w:val="both"/>
-              <w:rPr>
-                <w:rFonts w:eastAsiaTheme="minorEastAsia"/>
-                <w:bCs/>
-                <w:color w:val="000000" w:themeColor="text1"/>
-                <w:sz w:val="18"/>
-                <w:szCs w:val="18"/>
-              </w:rPr>
-            </w:pPr>
-            <w:r>
-              <w:rPr>
-                <w:rFonts w:eastAsiaTheme="minorEastAsia"/>
-                <w:bCs/>
-                <w:color w:val="000000" w:themeColor="text1"/>
-                <w:sz w:val="18"/>
-                <w:szCs w:val="18"/>
-              </w:rPr>
-              <w:t>Módul</w:t>
-            </w:r>
-            <w:r>
-              <w:rPr>
-                <w:rFonts w:eastAsiaTheme="minorEastAsia"/>
-                <w:bCs/>
-                <w:color w:val="000000" w:themeColor="text1"/>
-                <w:sz w:val="18"/>
-                <w:szCs w:val="18"/>
-              </w:rPr>
-              <w:t>o</w:t>
-            </w:r>
-            <w:r>
-              <w:rPr>
-                <w:rFonts w:eastAsiaTheme="minorEastAsia"/>
-                <w:bCs/>
-                <w:color w:val="000000" w:themeColor="text1"/>
-                <w:sz w:val="18"/>
-                <w:szCs w:val="18"/>
-              </w:rPr>
-              <w:t xml:space="preserve"> 4 Conocimiento y Uso de API</w:t>
-            </w:r>
-          </w:p>
-          <w:p>
-            <w:pPr>
-              <w:pStyle w:val="Default"/>
-              <w:spacing w:line="240" w:lineRule="auto"/>
-              <w:contextualSpacing/>
-              <w:jc w:val="both"/>
-              <w:rPr>
-                <w:rFonts w:eastAsiaTheme="minorEastAsia"/>
-                <w:bCs/>
-                <w:color w:val="000000" w:themeColor="text1"/>
-                <w:sz w:val="18"/>
-                <w:szCs w:val="18"/>
-                <w:lang w:val="en-US"/>
-              </w:rPr>
-            </w:pPr>
-            <w:r>
-              <w:rPr>
-                <w:rFonts w:eastAsiaTheme="minorEastAsia"/>
-                <w:bCs/>
-                <w:color w:val="000000" w:themeColor="text1"/>
-                <w:sz w:val="18"/>
-                <w:szCs w:val="18"/>
-                <w:lang w:val="en-US"/>
-              </w:rPr>
-              <w:t>4.5.5 Lab - Explore REST APIs with API Simulator and Postman</w:t>
-            </w:r>
-          </w:p>
-        </w:tc>
-      </w:tr>
-      <w:tr>
-        <w:tc>
-          <w:tcPr>
-            <w:tcW w:w="1701" w:type="dxa"/>
-            <w:vMerge/>
-            <w:vAlign w:val="center"/>
-          </w:tcPr>
-          <w:p>
-            <w:pPr>
-              <w:pStyle w:val="Default"/>
-              <w:jc w:val="center"/>
-              <w:rPr>
-                <w:rFonts w:eastAsiaTheme="minorEastAsia"/>
-                <w:bCs/>
-                <w:color w:val="000000" w:themeColor="text1"/>
-                <w:sz w:val="18"/>
-                <w:szCs w:val="18"/>
-                <w:lang w:val="en-US"/>
-              </w:rPr>
-            </w:pPr>
-          </w:p>
-        </w:tc>
-        <w:tc>
-          <w:tcPr>
-            <w:tcW w:w="1095" w:type="dxa"/>
-            <w:vAlign w:val="center"/>
-          </w:tcPr>
-          <w:p>
-            <w:pPr>
-              <w:pStyle w:val="Default"/>
-              <w:jc w:val="center"/>
-              <w:rPr>
-                <w:rFonts w:eastAsiaTheme="minorEastAsia"/>
-                <w:bCs/>
-                <w:color w:val="000000" w:themeColor="text1"/>
-                <w:sz w:val="18"/>
-                <w:szCs w:val="18"/>
-              </w:rPr>
-            </w:pPr>
-            <w:r>
-              <w:rPr>
-                <w:rFonts w:eastAsiaTheme="minorEastAsia"/>
-                <w:bCs/>
-                <w:color w:val="000000" w:themeColor="text1"/>
-                <w:sz w:val="18"/>
-                <w:szCs w:val="18"/>
-              </w:rPr>
-              <w:t>2</w:t>
-            </w:r>
-            <w:r>
-              <w:rPr>
-                <w:rFonts w:eastAsiaTheme="minorEastAsia"/>
-                <w:bCs/>
-                <w:color w:val="000000" w:themeColor="text1"/>
-                <w:sz w:val="18"/>
-                <w:szCs w:val="18"/>
-              </w:rPr>
-              <w:t xml:space="preserve">:00 </w:t>
-            </w:r>
-            <w:r>
-              <w:rPr>
-                <w:rFonts w:eastAsiaTheme="minorEastAsia"/>
-                <w:bCs/>
-                <w:color w:val="000000" w:themeColor="text1"/>
-                <w:sz w:val="18"/>
-                <w:szCs w:val="18"/>
-              </w:rPr>
-              <w:t>P.M.</w:t>
-            </w:r>
-            <w:r>
-              <w:rPr>
-                <w:rFonts w:eastAsiaTheme="minorEastAsia"/>
-                <w:bCs/>
-                <w:color w:val="000000" w:themeColor="text1"/>
-                <w:sz w:val="18"/>
-                <w:szCs w:val="18"/>
-              </w:rPr>
-              <w:t xml:space="preserve"> a </w:t>
-            </w:r>
-            <w:r>
-              <w:rPr>
-                <w:rFonts w:eastAsiaTheme="minorEastAsia"/>
-                <w:bCs/>
-                <w:color w:val="000000" w:themeColor="text1"/>
-                <w:sz w:val="18"/>
-                <w:szCs w:val="18"/>
-              </w:rPr>
-              <w:t>5</w:t>
-            </w:r>
-            <w:r>
-              <w:rPr>
-                <w:rFonts w:eastAsiaTheme="minorEastAsia"/>
-                <w:bCs/>
-                <w:color w:val="000000" w:themeColor="text1"/>
-                <w:sz w:val="18"/>
-                <w:szCs w:val="18"/>
-              </w:rPr>
-              <w:t xml:space="preserve">:00 </w:t>
-            </w:r>
-            <w:r>
-              <w:rPr>
-                <w:rFonts w:eastAsiaTheme="minorEastAsia"/>
-                <w:bCs/>
-                <w:color w:val="000000" w:themeColor="text1"/>
-                <w:sz w:val="18"/>
-                <w:szCs w:val="18"/>
-              </w:rPr>
-              <w:t>P.M</w:t>
-            </w:r>
-          </w:p>
-        </w:tc>
-        <w:tc>
-          <w:tcPr>
-            <w:tcW w:w="5142" w:type="dxa"/>
-            <w:vAlign w:val="center"/>
-          </w:tcPr>
-          <w:p>
-            <w:pPr>
-              <w:pStyle w:val="Default"/>
-              <w:spacing w:line="240" w:lineRule="auto"/>
-              <w:jc w:val="both"/>
-              <w:rPr>
-                <w:rFonts w:eastAsiaTheme="minorEastAsia"/>
-                <w:bCs/>
-                <w:color w:val="000000" w:themeColor="text1"/>
-                <w:sz w:val="18"/>
-                <w:szCs w:val="18"/>
-                <w:lang w:val="en-US"/>
-              </w:rPr>
-            </w:pPr>
-            <w:r>
-              <w:rPr>
-                <w:rFonts w:eastAsiaTheme="minorEastAsia"/>
-                <w:bCs/>
-                <w:color w:val="000000" w:themeColor="text1"/>
-                <w:sz w:val="18"/>
-                <w:szCs w:val="18"/>
-                <w:lang w:val="en-US"/>
-              </w:rPr>
-              <w:t>4.9.2 Lab - Integrate a REST API in a Python Application</w:t>
-            </w:r>
-          </w:p>
-          <w:p>
-            <w:pPr>
-              <w:pStyle w:val="Default"/>
-              <w:spacing w:line="240" w:lineRule="auto"/>
-              <w:contextualSpacing/>
-              <w:jc w:val="both"/>
-              <w:rPr>
-                <w:rFonts w:eastAsiaTheme="minorEastAsia"/>
-                <w:bCs/>
-                <w:color w:val="000000" w:themeColor="text1"/>
-                <w:sz w:val="18"/>
-                <w:szCs w:val="18"/>
-                <w:lang w:val="en-US"/>
-              </w:rPr>
-            </w:pPr>
-            <w:r>
-              <w:rPr>
-                <w:rFonts w:eastAsiaTheme="minorEastAsia"/>
-                <w:bCs/>
-                <w:color w:val="000000" w:themeColor="text1"/>
-                <w:sz w:val="18"/>
-                <w:szCs w:val="18"/>
-                <w:lang w:val="en-US"/>
-              </w:rPr>
-              <w:t xml:space="preserve">Examen del </w:t>
-            </w:r>
-            <w:r>
-              <w:rPr>
-                <w:rFonts w:eastAsiaTheme="minorEastAsia"/>
-                <w:bCs/>
-                <w:color w:val="000000" w:themeColor="text1"/>
-                <w:sz w:val="18"/>
-                <w:szCs w:val="18"/>
-                <w:lang w:val="en-US"/>
-              </w:rPr>
-              <w:t>módulo 3</w:t>
-            </w:r>
-          </w:p>
-        </w:tc>
-      </w:tr>
-      <w:tr>
-        <w:tc>
-          <w:tcPr>
-            <w:tcW w:w="1701" w:type="dxa"/>
-            <w:vAlign w:val="center"/>
-          </w:tcPr>
-          <w:p>
-            <w:pPr>
-              <w:pStyle w:val="Default"/>
-              <w:jc w:val="center"/>
-              <w:rPr>
-                <w:rFonts w:eastAsiaTheme="minorEastAsia"/>
-                <w:bCs/>
-                <w:color w:val="000000" w:themeColor="text1"/>
-                <w:sz w:val="18"/>
-                <w:szCs w:val="18"/>
-              </w:rPr>
-            </w:pPr>
-            <w:r>
-              <w:rPr>
-                <w:rFonts w:eastAsiaTheme="minorEastAsia"/>
-                <w:bCs/>
-                <w:color w:val="000000" w:themeColor="text1"/>
-                <w:sz w:val="18"/>
-                <w:szCs w:val="18"/>
-              </w:rPr>
-              <w:t>Viernes</w:t>
-            </w:r>
-          </w:p>
-          <w:p>
-            <w:pPr>
-              <w:pStyle w:val="Default"/>
-              <w:jc w:val="center"/>
-              <w:rPr>
-                <w:rFonts w:eastAsiaTheme="minorEastAsia"/>
-                <w:bCs/>
-                <w:color w:val="000000" w:themeColor="text1"/>
-                <w:sz w:val="18"/>
-                <w:szCs w:val="18"/>
-              </w:rPr>
-            </w:pPr>
-            <w:r>
-              <w:rPr>
-                <w:rFonts w:eastAsiaTheme="minorEastAsia"/>
-                <w:bCs/>
-                <w:color w:val="000000" w:themeColor="text1"/>
-                <w:sz w:val="18"/>
-                <w:szCs w:val="18"/>
-              </w:rPr>
-              <w:t xml:space="preserve"> </w:t>
-            </w:r>
-            <w:r>
-              <w:rPr>
-                <w:rFonts w:eastAsiaTheme="minorEastAsia"/>
-                <w:bCs/>
-                <w:color w:val="000000" w:themeColor="text1"/>
-                <w:sz w:val="18"/>
-                <w:szCs w:val="18"/>
-              </w:rPr>
-              <w:t>21</w:t>
-            </w:r>
-            <w:r>
-              <w:rPr>
-                <w:rFonts w:eastAsiaTheme="minorEastAsia"/>
-                <w:bCs/>
-                <w:color w:val="000000" w:themeColor="text1"/>
-                <w:sz w:val="18"/>
-                <w:szCs w:val="18"/>
-              </w:rPr>
-              <w:t>/</w:t>
-            </w:r>
-            <w:r>
-              <w:rPr>
-                <w:rFonts w:eastAsiaTheme="minorEastAsia"/>
-                <w:bCs/>
-                <w:color w:val="000000" w:themeColor="text1"/>
-                <w:sz w:val="18"/>
-                <w:szCs w:val="18"/>
-              </w:rPr>
-              <w:t>11</w:t>
-            </w:r>
-            <w:r>
-              <w:rPr>
-                <w:rFonts w:eastAsiaTheme="minorEastAsia"/>
-                <w:bCs/>
-                <w:color w:val="000000" w:themeColor="text1"/>
-                <w:sz w:val="18"/>
-                <w:szCs w:val="18"/>
-              </w:rPr>
-              <w:t>/202</w:t>
-            </w:r>
-            <w:r>
-              <w:rPr>
-                <w:rFonts w:eastAsiaTheme="minorEastAsia"/>
-                <w:bCs/>
-                <w:color w:val="000000" w:themeColor="text1"/>
-                <w:sz w:val="18"/>
-                <w:szCs w:val="18"/>
-              </w:rPr>
-              <w:t>5</w:t>
-            </w:r>
-          </w:p>
-        </w:tc>
-        <w:tc>
-          <w:tcPr>
-            <w:tcW w:w="1095" w:type="dxa"/>
-            <w:vAlign w:val="center"/>
-          </w:tcPr>
-          <w:p>
-            <w:pPr>
-              <w:pStyle w:val="Default"/>
-              <w:jc w:val="center"/>
-              <w:rPr>
-                <w:rFonts w:eastAsiaTheme="minorEastAsia"/>
-                <w:bCs/>
-                <w:color w:val="000000" w:themeColor="text1"/>
-                <w:sz w:val="18"/>
-                <w:szCs w:val="18"/>
-              </w:rPr>
-            </w:pPr>
-            <w:r>
-              <w:rPr>
-                <w:rFonts w:eastAsiaTheme="minorEastAsia"/>
-                <w:bCs/>
-                <w:color w:val="000000" w:themeColor="text1"/>
-                <w:sz w:val="18"/>
-                <w:szCs w:val="18"/>
-              </w:rPr>
-              <w:t xml:space="preserve">8:00 </w:t>
-            </w:r>
-            <w:r>
-              <w:rPr>
-                <w:rFonts w:eastAsiaTheme="minorEastAsia"/>
-                <w:bCs/>
-                <w:color w:val="000000" w:themeColor="text1"/>
-                <w:sz w:val="18"/>
-                <w:szCs w:val="18"/>
-              </w:rPr>
-              <w:t>A.M.</w:t>
-            </w:r>
-            <w:r>
-              <w:rPr>
-                <w:rFonts w:eastAsiaTheme="minorEastAsia"/>
-                <w:bCs/>
-                <w:color w:val="000000" w:themeColor="text1"/>
-                <w:sz w:val="18"/>
-                <w:szCs w:val="18"/>
-              </w:rPr>
-              <w:t xml:space="preserve"> a 1:00 </w:t>
-            </w:r>
-            <w:r>
-              <w:rPr>
-                <w:rFonts w:eastAsiaTheme="minorEastAsia"/>
-                <w:bCs/>
-                <w:color w:val="000000" w:themeColor="text1"/>
-                <w:sz w:val="18"/>
-                <w:szCs w:val="18"/>
-              </w:rPr>
-              <w:t>P.M.</w:t>
-            </w:r>
-          </w:p>
-        </w:tc>
-        <w:tc>
-          <w:tcPr>
-            <w:tcW w:w="5142" w:type="dxa"/>
-            <w:vAlign w:val="center"/>
           </w:tcPr>
           <w:p>
             <w:pPr>
               <w:pStyle w:val="Default"/>
               <w:contextualSpacing/>
               <w:jc w:val="both"/>
+              <w:cnfStyle w:val="000000100000" w:firstRow="0" w:lastRow="0" w:firstColumn="0" w:lastColumn="0" w:oddVBand="0" w:evenVBand="0" w:oddHBand="1" w:evenHBand="0" w:firstRowFirstColumn="0" w:firstRowLastColumn="0" w:lastRowFirstColumn="0" w:lastRowLastColumn="0"/>
               <w:rPr>
                 <w:rFonts w:eastAsiaTheme="minorEastAsia"/>
                 <w:bCs/>
@@ -3792,6 +3893,7 @@
               <w:pStyle w:val="Default"/>
               <w:contextualSpacing/>
               <w:jc w:val="both"/>
+              <w:cnfStyle w:val="000000100000" w:firstRow="0" w:lastRow="0" w:firstColumn="0" w:lastColumn="0" w:oddVBand="0" w:evenVBand="0" w:oddHBand="1" w:evenHBand="0" w:firstRowFirstColumn="0" w:firstRowLastColumn="0" w:lastRowFirstColumn="0" w:lastRowLastColumn="0"/>
               <w:rPr>
                 <w:rFonts w:eastAsiaTheme="minorEastAsia"/>
                 <w:bCs/>
@@ -4050,6 +4152,7 @@
               </w:rPr>
               <w:t xml:space="preserve">Examen del </w:t>
             </w:r>
+            <w:proofErr w:type="spellStart"/>
             <w:r>
               <w:rPr>
                 <w:rFonts w:eastAsiaTheme="minorEastAsia"/>
@@ -4059,7 +4162,19 @@
                 <w:szCs w:val="18"/>
                 <w:lang w:val="en-US"/>
               </w:rPr>
-              <w:t>módulo 4</w:t>
+              <w:t>módulo</w:t>
+            </w:r>
+            <w:proofErr w:type="spellEnd"/>
+            <w:r>
+              <w:rPr>
+                <w:rFonts w:eastAsiaTheme="minorEastAsia"/>
+                <w:bCs/>
+                <w:color w:val="000000" w:themeColor="text1"/>
+                <w:sz w:val="18"/>
+                <w:szCs w:val="18"/>
+                <w:lang w:val="en-US"/>
+              </w:rPr>
+              <w:t xml:space="preserve"> 4</w:t>
             </w:r>
           </w:p>
         </w:tc>
@@ -4641,6 +4756,7 @@
               </w:rPr>
               <w:t xml:space="preserve">Examen del </w:t>
             </w:r>
+            <w:proofErr w:type="spellStart"/>
             <w:r>
               <w:rPr>
                 <w:rFonts w:eastAsiaTheme="minorEastAsia"/>
@@ -4650,7 +4766,19 @@
                 <w:szCs w:val="18"/>
                 <w:lang w:val="en-US"/>
               </w:rPr>
-              <w:t>módulo 5</w:t>
+              <w:t>módulo</w:t>
+            </w:r>
+            <w:proofErr w:type="spellEnd"/>
+            <w:r>
+              <w:rPr>
+                <w:rFonts w:eastAsiaTheme="minorEastAsia"/>
+                <w:bCs/>
+                <w:color w:val="000000" w:themeColor="text1"/>
+                <w:sz w:val="18"/>
+                <w:szCs w:val="18"/>
+                <w:lang w:val="en-US"/>
+              </w:rPr>
+              <w:t xml:space="preserve"> 5</w:t>
             </w:r>
           </w:p>
         </w:tc>
@@ -4848,7 +4976,73 @@
                 <w:sz w:val="18"/>
                 <w:szCs w:val="18"/>
               </w:rPr>
-              <w:t xml:space="preserve">7.0.3 Lab - Install the CSR1000v VM </w:t>
+              <w:t xml:space="preserve">7.0.3 </w:t>
+            </w:r>
+            <w:proofErr w:type="spellStart"/>
+            <w:r>
+              <w:rPr>
+                <w:rFonts w:eastAsiaTheme="minorEastAsia"/>
+                <w:bCs/>
+                <w:color w:val="000000" w:themeColor="text1"/>
+                <w:sz w:val="18"/>
+                <w:szCs w:val="18"/>
+              </w:rPr>
+              <w:t>Lab</w:t>
+            </w:r>
+            <w:proofErr w:type="spellEnd"/>
+            <w:r>
+              <w:rPr>
+                <w:rFonts w:eastAsiaTheme="minorEastAsia"/>
+                <w:bCs/>
+                <w:color w:val="000000" w:themeColor="text1"/>
+                <w:sz w:val="18"/>
+                <w:szCs w:val="18"/>
+              </w:rPr>
+              <w:t xml:space="preserve"> - </w:t>
+            </w:r>
+            <w:proofErr w:type="spellStart"/>
+            <w:r>
+              <w:rPr>
+                <w:rFonts w:eastAsiaTheme="minorEastAsia"/>
+                <w:bCs/>
+                <w:color w:val="000000" w:themeColor="text1"/>
+                <w:sz w:val="18"/>
+                <w:szCs w:val="18"/>
+              </w:rPr>
+              <w:t>Install</w:t>
+            </w:r>
+            <w:proofErr w:type="spellEnd"/>
+            <w:r>
+              <w:rPr>
+                <w:rFonts w:eastAsiaTheme="minorEastAsia"/>
+                <w:bCs/>
+                <w:color w:val="000000" w:themeColor="text1"/>
+                <w:sz w:val="18"/>
+                <w:szCs w:val="18"/>
+              </w:rPr>
+              <w:t xml:space="preserve"> </w:t>
+            </w:r>
+            <w:proofErr w:type="spellStart"/>
+            <w:r>
+              <w:rPr>
+                <w:rFonts w:eastAsiaTheme="minorEastAsia"/>
+                <w:bCs/>
+                <w:color w:val="000000" w:themeColor="text1"/>
+                <w:sz w:val="18"/>
+                <w:szCs w:val="18"/>
+              </w:rPr>
+              <w:t>the</w:t>
+            </w:r>
+            <w:proofErr w:type="spellEnd"/>
+            <w:r>
+              <w:rPr>
+                <w:rFonts w:eastAsiaTheme="minorEastAsia"/>
+                <w:bCs/>
+                <w:color w:val="000000" w:themeColor="text1"/>
+                <w:sz w:val="18"/>
+                <w:szCs w:val="18"/>
+              </w:rPr>
+              <w:t xml:space="preserve"> CSR1000v VM </w:t>
             </w:r>
           </w:p>
           <w:p>
@@ -4929,7 +5123,31 @@
                 <w:szCs w:val="18"/>
                 <w:lang w:val="en-US"/>
               </w:rPr>
-              <w:t>7.6.3 Lab - Automated Testing Using pyATS and Genie</w:t>
+              <w:t xml:space="preserve">7.6.3 Lab - Automated Testing Using </w:t>
+            </w:r>
+            <w:proofErr w:type="spellStart"/>
+            <w:r>
+              <w:rPr>
+                <w:rFonts w:eastAsiaTheme="minorEastAsia"/>
+                <w:bCs/>
+                <w:color w:val="000000" w:themeColor="text1"/>
+                <w:sz w:val="18"/>
+                <w:szCs w:val="18"/>
+                <w:lang w:val="en-US"/>
+              </w:rPr>
+              <w:t>pyATS</w:t>
+            </w:r>
+            <w:proofErr w:type="spellEnd"/>
+            <w:r>
+              <w:rPr>
+                <w:rFonts w:eastAsiaTheme="minorEastAsia"/>
+                <w:bCs/>
+                <w:color w:val="000000" w:themeColor="text1"/>
+                <w:sz w:val="18"/>
+                <w:szCs w:val="18"/>
+                <w:lang w:val="en-US"/>
+              </w:rPr>
+              <w:t xml:space="preserve"> and Genie</w:t>
             </w:r>
           </w:p>
           <w:p>
@@ -4958,6 +5176,7 @@
               </w:rPr>
               <w:t xml:space="preserve">Examen del </w:t>
             </w:r>
+            <w:proofErr w:type="spellStart"/>
             <w:r>
               <w:rPr>
                 <w:rFonts w:eastAsiaTheme="minorEastAsia"/>
@@ -4967,7 +5186,19 @@
                 <w:szCs w:val="18"/>
                 <w:lang w:val="en-US"/>
               </w:rPr>
-              <w:t>módulo 6</w:t>
+              <w:t>módulo</w:t>
+            </w:r>
+            <w:proofErr w:type="spellEnd"/>
+            <w:r>
+              <w:rPr>
+                <w:rFonts w:eastAsiaTheme="minorEastAsia"/>
+                <w:bCs/>
+                <w:color w:val="000000" w:themeColor="text1"/>
+                <w:sz w:val="18"/>
+                <w:szCs w:val="18"/>
+                <w:lang w:val="en-US"/>
+              </w:rPr>
+              <w:t xml:space="preserve"> 6</w:t>
             </w:r>
           </w:p>
         </w:tc>
@@ -5262,6 +5493,7 @@
               </w:rPr>
               <w:t xml:space="preserve">Examen del </w:t>
             </w:r>
+            <w:proofErr w:type="spellStart"/>
             <w:r>
               <w:rPr>
                 <w:rFonts w:eastAsiaTheme="minorEastAsia"/>
@@ -5271,7 +5503,19 @@
                 <w:szCs w:val="18"/>
                 <w:lang w:val="en-US"/>
               </w:rPr>
-              <w:t>módulo 7</w:t>
+              <w:t>módulo</w:t>
+            </w:r>
+            <w:proofErr w:type="spellEnd"/>
+            <w:r>
+              <w:rPr>
+                <w:rFonts w:eastAsiaTheme="minorEastAsia"/>
+                <w:bCs/>
+                <w:color w:val="000000" w:themeColor="text1"/>
+                <w:sz w:val="18"/>
+                <w:szCs w:val="18"/>
+                <w:lang w:val="en-US"/>
+              </w:rPr>
+              <w:t xml:space="preserve"> 7</w:t>
             </w:r>
           </w:p>
         </w:tc>
@@ -5477,8 +5721,42 @@
                 <w:sz w:val="18"/>
                 <w:szCs w:val="18"/>
               </w:rPr>
-              <w:t>8 Desarrollo y Plataformas de CiscoExternal tool</w:t>
-            </w:r>
+              <w:t xml:space="preserve">8 Desarrollo y Plataformas de </w:t>
+            </w:r>
+            <w:proofErr w:type="spellStart"/>
+            <w:r>
+              <w:rPr>
+                <w:rFonts w:eastAsiaTheme="minorEastAsia"/>
+                <w:bCs/>
+                <w:color w:val="000000" w:themeColor="text1"/>
+                <w:sz w:val="18"/>
+                <w:szCs w:val="18"/>
+              </w:rPr>
+              <w:t>CiscoExternal</w:t>
+            </w:r>
+            <w:proofErr w:type="spellEnd"/>
+            <w:r>
+              <w:rPr>
+                <w:rFonts w:eastAsiaTheme="minorEastAsia"/>
+                <w:bCs/>
+                <w:color w:val="000000" w:themeColor="text1"/>
+                <w:sz w:val="18"/>
+                <w:szCs w:val="18"/>
+              </w:rPr>
+              <w:t xml:space="preserve"> </w:t>
+            </w:r>
+            <w:proofErr w:type="spellStart"/>
+            <w:r>
+              <w:rPr>
+                <w:rFonts w:eastAsiaTheme="minorEastAsia"/>
+                <w:bCs/>
+                <w:color w:val="000000" w:themeColor="text1"/>
+                <w:sz w:val="18"/>
+                <w:szCs w:val="18"/>
+              </w:rPr>
+              <w:t>tool</w:t>
+            </w:r>
+            <w:proofErr w:type="spellEnd"/>
           </w:p>
           <w:p>
             <w:pPr>
@@ -5583,6 +5861,7 @@
               </w:rPr>
               <w:t xml:space="preserve">Examen del </w:t>
             </w:r>
+            <w:proofErr w:type="spellStart"/>
             <w:r>
               <w:rPr>
                 <w:rFonts w:eastAsiaTheme="minorEastAsia"/>
@@ -5592,7 +5871,19 @@
                 <w:szCs w:val="18"/>
                 <w:lang w:val="en-US"/>
               </w:rPr>
-              <w:t>módulo 8</w:t>
+              <w:t>módulo</w:t>
+            </w:r>
+            <w:proofErr w:type="spellEnd"/>
+            <w:r>
+              <w:rPr>
+                <w:rFonts w:eastAsiaTheme="minorEastAsia"/>
+                <w:bCs/>
+                <w:color w:val="000000" w:themeColor="text1"/>
+                <w:sz w:val="18"/>
+                <w:szCs w:val="18"/>
+                <w:lang w:val="en-US"/>
+              </w:rPr>
+              <w:t xml:space="preserve"> 8</w:t>
             </w:r>
           </w:p>
         </w:tc>
@@ -6029,7 +6320,21 @@
         <w:rPr>
           <w:bCs/>
         </w:rPr>
-        <w:t xml:space="preserve">y Certificación en plataforma de Cisco Netacad </w:t>
+        <w:t xml:space="preserve">y Certificación en plataforma de Cisco </w:t>
+      </w:r>
+      <w:proofErr w:type="spellStart"/>
+      <w:r>
+        <w:rPr>
+          <w:bCs/>
+        </w:rPr>
+        <w:t>Netacad</w:t>
+      </w:r>
+      <w:proofErr w:type="spellEnd"/>
+      <w:r>
+        <w:rPr>
+          <w:bCs/>
+        </w:rPr>
+        <w:t xml:space="preserve"> </w:t>
       </w:r>
     </w:p>
     <w:p>
@@ -6796,6 +7101,7 @@
                 <w:color w:val="000000" w:themeColor="text1"/>
               </w:rPr>
             </w:pPr>
+            <w:proofErr w:type="spellStart"/>
             <w:r>
               <w:rPr>
                 <w:rFonts w:asciiTheme="majorHAnsi" w:hAnsiTheme="majorHAnsi" w:cstheme="majorHAnsi"/>
@@ -6804,6 +7110,7 @@
               </w:rPr>
               <w:t>Teams</w:t>
             </w:r>
+            <w:proofErr w:type="spellEnd"/>
             <w:r>
               <w:rPr>
                 <w:rFonts w:asciiTheme="majorHAnsi" w:hAnsiTheme="majorHAnsi" w:cstheme="majorHAnsi"/>
@@ -6820,13 +7127,23 @@
               </w:rPr>
               <w:t xml:space="preserve"> </w:t>
             </w:r>
+            <w:proofErr w:type="spellStart"/>
             <w:r>
               <w:rPr>
                 <w:rFonts w:asciiTheme="majorHAnsi" w:hAnsiTheme="majorHAnsi" w:cstheme="majorHAnsi"/>
                 <w:bCs/>
                 <w:color w:val="000000" w:themeColor="text1"/>
               </w:rPr>
-              <w:t xml:space="preserve">Webex </w:t>
+              <w:t>Webex</w:t>
+            </w:r>
+            <w:proofErr w:type="spellEnd"/>
+            <w:r>
+              <w:rPr>
+                <w:rFonts w:asciiTheme="majorHAnsi" w:hAnsiTheme="majorHAnsi" w:cstheme="majorHAnsi"/>
+                <w:bCs/>
+                <w:color w:val="000000" w:themeColor="text1"/>
+              </w:rPr>
+              <w:t xml:space="preserve"> </w:t>
             </w:r>
             <w:r>
               <w:rPr>
@@ -7886,13 +8203,21 @@
           <w:b/>
           <w:bCs/>
         </w:rPr>
-        <w:t>, 21730061         FUNDAMENTOS DE PROGRAMACIÓN  60 horas</w:t>
-      </w:r>
+        <w:t xml:space="preserve">, 21730061         FUNDAMENTOS DE PROGRAMACIÓN  60 </w:t>
+      </w:r>
+      <w:proofErr w:type="gramStart"/>
       <w:r>
         <w:rPr>
           <w:b/>
           <w:bCs/>
         </w:rPr>
+        <w:t>horas</w:t>
+      </w:r>
+      <w:r>
+        <w:rPr>
+          <w:b/>
+          <w:bCs/>
+        </w:rPr>
         <w:t xml:space="preserve"> </w:t>
       </w:r>
       <w:r>
@@ -7909,6 +8234,7 @@
         </w:rPr>
         <w:t>ara</w:t>
       </w:r>
+      <w:proofErr w:type="gramEnd"/>
       <w:r>
         <w:rPr>
           <w:rFonts w:asciiTheme="majorHAnsi" w:hAnsiTheme="majorHAnsi" w:cstheme="majorHAnsi"/>
@@ -8581,12 +8907,21 @@
         </w:rPr>
         <w:tab/>
       </w:r>
-      <w:r>
-        <w:rPr>
-          <w:rFonts w:asciiTheme="majorHAnsi" w:hAnsiTheme="majorHAnsi" w:cstheme="majorHAnsi"/>
-          <w:color w:val="000000" w:themeColor="text1"/>
-        </w:rPr>
-        <w:t>CC_No. CÉDULA _Nombre del instructor Ejemplo: CC_12345678_ Jaime López</w:t>
+      <w:proofErr w:type="spellStart"/>
+      <w:r>
+        <w:rPr>
+          <w:rFonts w:asciiTheme="majorHAnsi" w:hAnsiTheme="majorHAnsi" w:cstheme="majorHAnsi"/>
+          <w:color w:val="000000" w:themeColor="text1"/>
+        </w:rPr>
+        <w:t>CC_No</w:t>
+      </w:r>
+      <w:proofErr w:type="spellEnd"/>
+      <w:r>
+        <w:rPr>
+          <w:rFonts w:asciiTheme="majorHAnsi" w:hAnsiTheme="majorHAnsi" w:cstheme="majorHAnsi"/>
+          <w:color w:val="000000" w:themeColor="text1"/>
+        </w:rPr>
+        <w:t>. CÉDULA _Nombre del instructor Ejemplo: CC_12345678_ Jaime López</w:t>
       </w:r>
     </w:p>
     <w:p>
@@ -8634,12 +8969,46 @@
         </w:rPr>
         <w:tab/>
       </w:r>
-      <w:r>
-        <w:rPr>
-          <w:rFonts w:asciiTheme="majorHAnsi" w:hAnsiTheme="majorHAnsi" w:cstheme="majorHAnsi"/>
-          <w:color w:val="000000" w:themeColor="text1"/>
-        </w:rPr>
-        <w:t>ACTA_CC_No.CÉDULA _Jaime López (PDF)  Ejemplo: ACTA_CC_12345678_ Jaime López</w:t>
+      <w:proofErr w:type="spellStart"/>
+      <w:r>
+        <w:rPr>
+          <w:rFonts w:asciiTheme="majorHAnsi" w:hAnsiTheme="majorHAnsi" w:cstheme="majorHAnsi"/>
+          <w:color w:val="000000" w:themeColor="text1"/>
+        </w:rPr>
+        <w:t>ACTA_CC_</w:t>
+      </w:r>
+      <w:proofErr w:type="gramStart"/>
+      <w:r>
+        <w:rPr>
+          <w:rFonts w:asciiTheme="majorHAnsi" w:hAnsiTheme="majorHAnsi" w:cstheme="majorHAnsi"/>
+          <w:color w:val="000000" w:themeColor="text1"/>
+        </w:rPr>
+        <w:t>No.CÉDULA</w:t>
+      </w:r>
+      <w:proofErr w:type="spellEnd"/>
+      <w:proofErr w:type="gramEnd"/>
+      <w:r>
+        <w:rPr>
+          <w:rFonts w:asciiTheme="majorHAnsi" w:hAnsiTheme="majorHAnsi" w:cstheme="majorHAnsi"/>
+          <w:color w:val="000000" w:themeColor="text1"/>
+        </w:rPr>
+        <w:t xml:space="preserve"> _Jaime López (</w:t>
+      </w:r>
+      <w:proofErr w:type="gramStart"/>
+      <w:r>
+        <w:rPr>
+          <w:rFonts w:asciiTheme="majorHAnsi" w:hAnsiTheme="majorHAnsi" w:cstheme="majorHAnsi"/>
+          <w:color w:val="000000" w:themeColor="text1"/>
+        </w:rPr>
+        <w:t>PDF)  Ejemplo</w:t>
+      </w:r>
+      <w:proofErr w:type="gramEnd"/>
+      <w:r>
+        <w:rPr>
+          <w:rFonts w:asciiTheme="majorHAnsi" w:hAnsiTheme="majorHAnsi" w:cstheme="majorHAnsi"/>
+          <w:color w:val="000000" w:themeColor="text1"/>
+        </w:rPr>
+        <w:t>: ACTA_CC_12345678_ Jaime López</w:t>
       </w:r>
     </w:p>
     <w:p>
@@ -10462,12 +10831,21 @@
         </w:rPr>
         <w:t xml:space="preserve"> </w:t>
       </w:r>
-      <w:r>
-        <w:rPr>
-          <w:rFonts w:asciiTheme="majorHAnsi" w:hAnsiTheme="majorHAnsi" w:cstheme="majorHAnsi"/>
-          <w:color w:val="000000" w:themeColor="text1"/>
-        </w:rPr>
-        <w:t>CompromISO.</w:t>
+      <w:proofErr w:type="spellStart"/>
+      <w:r>
+        <w:rPr>
+          <w:rFonts w:asciiTheme="majorHAnsi" w:hAnsiTheme="majorHAnsi" w:cstheme="majorHAnsi"/>
+          <w:color w:val="000000" w:themeColor="text1"/>
+        </w:rPr>
+        <w:t>CompromISO</w:t>
+      </w:r>
+      <w:proofErr w:type="spellEnd"/>
+      <w:r>
+        <w:rPr>
+          <w:rFonts w:asciiTheme="majorHAnsi" w:hAnsiTheme="majorHAnsi" w:cstheme="majorHAnsi"/>
+          <w:color w:val="000000" w:themeColor="text1"/>
+        </w:rPr>
+        <w:t>.</w:t>
       </w:r>
     </w:p>
     <w:p>
@@ -10749,13 +11127,23 @@
           <w:color w:val="000000" w:themeColor="text1"/>
         </w:rPr>
       </w:pPr>
+      <w:proofErr w:type="spellStart"/>
       <w:r>
         <w:rPr>
           <w:rFonts w:asciiTheme="majorHAnsi" w:hAnsiTheme="majorHAnsi" w:cstheme="majorHAnsi"/>
           <w:b/>
           <w:color w:val="000000" w:themeColor="text1"/>
         </w:rPr>
-        <w:t>Dannin Leonardo Gómez Rodríguez</w:t>
+        <w:t>Dannin</w:t>
+      </w:r>
+      <w:proofErr w:type="spellEnd"/>
+      <w:r>
+        <w:rPr>
+          <w:rFonts w:asciiTheme="majorHAnsi" w:hAnsiTheme="majorHAnsi" w:cstheme="majorHAnsi"/>
+          <w:b/>
+          <w:color w:val="000000" w:themeColor="text1"/>
+        </w:rPr>
+        <w:t xml:space="preserve"> Leonardo Gómez Rodríguez</w:t>
       </w:r>
     </w:p>
     <w:p>
@@ -14005,6 +14393,109 @@
       <w:lang w:eastAsia="en-US"/>
     </w:rPr>
   </w:style>
+  <w:style w:type="table" w:styleId="Tablaconcuadrcula5oscura-nfasis2">
+    <w:name w:val="Grid Table 5 Dark Accent 2"/>
+    <w:basedOn w:val="Tablanormal"/>
+    <w:uiPriority w:val="50"/>
+    <w:rsid w:val="00FA716A"/>
+    <w:tblPr>
+      <w:tblStyleRowBandSize w:val="1"/>
+      <w:tblStyleColBandSize w:val="1"/>
+      <w:tblBorders>
+        <w:top w:val="single" w:sz="4" w:space="0" w:color="FFFFFF" w:themeColor="background1"/>
+        <w:left w:val="single" w:sz="4" w:space="0" w:color="FFFFFF" w:themeColor="background1"/>
+        <w:bottom w:val="single" w:sz="4" w:space="0" w:color="FFFFFF" w:themeColor="background1"/>
+        <w:right w:val="single" w:sz="4" w:space="0" w:color="FFFFFF" w:themeColor="background1"/>
+        <w:insideH w:val="single" w:sz="4" w:space="0" w:color="FFFFFF" w:themeColor="background1"/>
+        <w:insideV w:val="single" w:sz="4" w:space="0" w:color="FFFFFF" w:themeColor="background1"/>
+      </w:tblBorders>
+    </w:tblPr>
+    <w:tcPr>
+      <w:shd w:val="clear" w:color="auto" w:fill="F2DBDB" w:themeFill="accent2" w:themeFillTint="33"/>
+    </w:tcPr>
+    <w:tblStylePr w:type="firstRow">
+      <w:rPr>
+        <w:b/>
+        <w:bCs/>
+        <w:color w:val="FFFFFF" w:themeColor="background1"/>
+      </w:rPr>
+      <w:tblPr/>
+      <w:tcPr>
+        <w:tcBorders>
+          <w:top w:val="single" w:sz="4" w:space="0" w:color="FFFFFF" w:themeColor="background1"/>
+          <w:left w:val="single" w:sz="4" w:space="0" w:color="FFFFFF" w:themeColor="background1"/>
+          <w:right w:val="single" w:sz="4" w:space="0" w:color="FFFFFF" w:themeColor="background1"/>
+          <w:insideH w:val="nil"/>
+          <w:insideV w:val="nil"/>
+        </w:tcBorders>
+        <w:shd w:val="clear" w:color="auto" w:fill="C0504D" w:themeFill="accent2"/>
+      </w:tcPr>
+    </w:tblStylePr>
+    <w:tblStylePr w:type="lastRow">
+      <w:rPr>
+        <w:b/>
+        <w:bCs/>
+        <w:color w:val="FFFFFF" w:themeColor="background1"/>
+      </w:rPr>
+      <w:tblPr/>
+      <w:tcPr>
+        <w:tcBorders>
+          <w:left w:val="single" w:sz="4" w:space="0" w:color="FFFFFF" w:themeColor="background1"/>
+          <w:bottom w:val="single" w:sz="4" w:space="0" w:color="FFFFFF" w:themeColor="background1"/>
+          <w:right w:val="single" w:sz="4" w:space="0" w:color="FFFFFF" w:themeColor="background1"/>
+          <w:insideH w:val="nil"/>
+          <w:insideV w:val="nil"/>
+        </w:tcBorders>
+        <w:shd w:val="clear" w:color="auto" w:fill="C0504D" w:themeFill="accent2"/>
+      </w:tcPr>
+    </w:tblStylePr>
+    <w:tblStylePr w:type="firstCol">
+      <w:rPr>
+        <w:b/>
+        <w:bCs/>
+        <w:color w:val="FFFFFF" w:themeColor="background1"/>
+      </w:rPr>
+      <w:tblPr/>
+      <w:tcPr>
+        <w:tcBorders>
+          <w:top w:val="single" w:sz="4" w:space="0" w:color="FFFFFF" w:themeColor="background1"/>
+          <w:left w:val="single" w:sz="4" w:space="0" w:color="FFFFFF" w:themeColor="background1"/>
+          <w:bottom w:val="single" w:sz="4" w:space="0" w:color="FFFFFF" w:themeColor="background1"/>
+          <w:insideV w:val="nil"/>
+        </w:tcBorders>
+        <w:shd w:val="clear" w:color="auto" w:fill="C0504D" w:themeFill="accent2"/>
+      </w:tcPr>
+    </w:tblStylePr>
+    <w:tblStylePr w:type="lastCol">
+      <w:rPr>
+        <w:b/>
+        <w:bCs/>
+        <w:color w:val="FFFFFF" w:themeColor="background1"/>
+      </w:rPr>
+      <w:tblPr/>
+      <w:tcPr>
+        <w:tcBorders>
+          <w:top w:val="single" w:sz="4" w:space="0" w:color="FFFFFF" w:themeColor="background1"/>
+          <w:bottom w:val="single" w:sz="4" w:space="0" w:color="FFFFFF" w:themeColor="background1"/>
+          <w:right w:val="single" w:sz="4" w:space="0" w:color="FFFFFF" w:themeColor="background1"/>
+          <w:insideV w:val="nil"/>
+        </w:tcBorders>
+        <w:shd w:val="clear" w:color="auto" w:fill="C0504D" w:themeFill="accent2"/>
+      </w:tcPr>
+    </w:tblStylePr>
+    <w:tblStylePr w:type="band1Vert">
+      <w:tblPr/>
+      <w:tcPr>
+        <w:shd w:val="clear" w:color="auto" w:fill="E5B8B7" w:themeFill="accent2" w:themeFillTint="66"/>
+      </w:tcPr>
+    </w:tblStylePr>
+    <w:tblStylePr w:type="band1Horz">
+      <w:tblPr/>
+      <w:tcPr>
+        <w:shd w:val="clear" w:color="auto" w:fill="E5B8B7" w:themeFill="accent2" w:themeFillTint="66"/>
+      </w:tcPr>
+    </w:tblStylePr>
+  </w:style>
 </w:styles>
 </file>
 

--- a/CONVOCATORIA DEVNET.docx
+++ b/CONVOCATORIA DEVNET.docx
@@ -87,7 +87,6 @@
           <w:lang w:eastAsia="es-ES"/>
         </w:rPr>
       </w:pPr>
-      <w:proofErr w:type="spellStart"/>
       <w:r>
         <w:rPr>
           <w:rFonts w:asciiTheme="majorHAnsi" w:eastAsia="Times New Roman" w:hAnsiTheme="majorHAnsi" w:cstheme="majorHAnsi"/>
@@ -98,7 +97,6 @@
         </w:rPr>
         <w:t>DevNet</w:t>
       </w:r>
-      <w:proofErr w:type="spellEnd"/>
       <w:r>
         <w:rPr>
           <w:rFonts w:asciiTheme="majorHAnsi" w:eastAsia="Times New Roman" w:hAnsiTheme="majorHAnsi" w:cstheme="majorHAnsi"/>
@@ -628,18 +626,86 @@
                 <w:color w:val="000000" w:themeColor="text1"/>
                 <w:lang w:bidi="es-ES"/>
               </w:rPr>
-              <w:t xml:space="preserve">Incluir software en </w:t>
-            </w:r>
-            <w:proofErr w:type="spellStart"/>
-            <w:r>
+              <w:t>Incluir software en pedagogia</w:t>
+            </w:r>
+          </w:p>
+        </w:tc>
+      </w:tr>
+      <w:tr>
+        <w:trPr>
+          <w:trHeight w:val="300"/>
+        </w:trPr>
+        <w:tc>
+          <w:tcPr>
+            <w:tcW w:w="0" w:type="auto"/>
+            <w:vAlign w:val="center"/>
+          </w:tcPr>
+          <w:p>
+            <w:pPr>
+              <w:spacing w:after="0"/>
+              <w:jc w:val="center"/>
               <w:rPr>
                 <w:rFonts w:asciiTheme="majorHAnsi" w:hAnsiTheme="majorHAnsi" w:cstheme="majorHAnsi"/>
                 <w:color w:val="000000" w:themeColor="text1"/>
+              </w:rPr>
+            </w:pPr>
+            <w:r>
+              <w:rPr>
+                <w:rFonts w:asciiTheme="majorHAnsi" w:hAnsiTheme="majorHAnsi" w:cstheme="majorHAnsi"/>
+                <w:color w:val="000000" w:themeColor="text1"/>
+              </w:rPr>
+              <w:t>INFRAESTRUCTURA</w:t>
+            </w:r>
+          </w:p>
+        </w:tc>
+        <w:tc>
+          <w:tcPr>
+            <w:tcW w:w="0" w:type="auto"/>
+            <w:vAlign w:val="center"/>
+          </w:tcPr>
+          <w:p>
+            <w:pPr>
+              <w:spacing w:after="0" w:line="240" w:lineRule="auto"/>
+              <w:jc w:val="center"/>
+              <w:rPr>
+                <w:rFonts w:asciiTheme="majorHAnsi" w:hAnsiTheme="majorHAnsi" w:cstheme="majorHAnsi"/>
+                <w:color w:val="000000" w:themeColor="text1"/>
                 <w:lang w:bidi="es-ES"/>
               </w:rPr>
-              <w:t>pedagogia</w:t>
-            </w:r>
-            <w:proofErr w:type="spellEnd"/>
+            </w:pPr>
+            <w:r>
+              <w:rPr>
+                <w:rFonts w:asciiTheme="majorHAnsi" w:hAnsiTheme="majorHAnsi" w:cstheme="majorHAnsi"/>
+                <w:color w:val="000000" w:themeColor="text1"/>
+                <w:lang w:bidi="es-ES"/>
+              </w:rPr>
+              <w:t>TODAS</w:t>
+            </w:r>
+          </w:p>
+        </w:tc>
+        <w:tc>
+          <w:tcPr>
+            <w:tcW w:w="4627" w:type="dxa"/>
+            <w:vAlign w:val="center"/>
+          </w:tcPr>
+          <w:p>
+            <w:pPr>
+              <w:spacing w:after="0" w:line="240" w:lineRule="auto"/>
+              <w:jc w:val="both"/>
+              <w:rPr>
+                <w:rFonts w:asciiTheme="majorHAnsi" w:hAnsiTheme="majorHAnsi" w:cstheme="majorHAnsi"/>
+                <w:color w:val="000000" w:themeColor="text1"/>
+                <w:lang w:bidi="es-ES"/>
+              </w:rPr>
+            </w:pPr>
+            <w:r>
+              <w:rPr>
+                <w:rFonts w:asciiTheme="majorHAnsi" w:hAnsiTheme="majorHAnsi" w:cstheme="majorHAnsi"/>
+                <w:color w:val="000000" w:themeColor="text1"/>
+                <w:lang w:bidi="es-ES"/>
+              </w:rPr>
+              <w:t>Mejorar infraestructura</w:t>
+            </w:r>
           </w:p>
         </w:tc>
       </w:tr>
@@ -779,9 +845,8 @@
           <w:sz w:val="22"/>
           <w:szCs w:val="22"/>
         </w:rPr>
-        <w:t xml:space="preserve">En este contexto, </w:t>
-      </w:r>
-      <w:proofErr w:type="spellStart"/>
+        <w:t xml:space="preserve">En este contexto, DevNet se presenta como una iniciativa clave que integra el desarrollo de software con el conocimiento en redes, permitiendo a los profesionales automatizar tareas, </w:t>
+      </w:r>
       <w:r>
         <w:rPr>
           <w:rFonts w:asciiTheme="majorHAnsi" w:hAnsiTheme="majorHAnsi" w:cstheme="majorHAnsi"/>
@@ -789,9 +854,9 @@
           <w:sz w:val="22"/>
           <w:szCs w:val="22"/>
         </w:rPr>
-        <w:t>DevNet</w:t>
-      </w:r>
-      <w:proofErr w:type="spellEnd"/>
+        <w:lastRenderedPageBreak/>
+        <w:t>integrar sistemas, mejorar tiempos de respuesta ante incidentes y reducir la complejidad operativa en entornos de red híbridos (físicos y virtualizados)</w:t>
+      </w:r>
       <w:r>
         <w:rPr>
           <w:rFonts w:asciiTheme="majorHAnsi" w:hAnsiTheme="majorHAnsi" w:cstheme="majorHAnsi"/>
@@ -799,7 +864,7 @@
           <w:sz w:val="22"/>
           <w:szCs w:val="22"/>
         </w:rPr>
-        <w:t xml:space="preserve"> se presenta como una iniciativa clave que integra el desarrollo de software con el conocimiento en redes, permitiendo a los profesionales automatizar tareas, integrar sistemas, mejorar tiempos de respuesta ante incidentes y reducir la complejidad </w:t>
+        <w:t xml:space="preserve">, avanzando así </w:t>
       </w:r>
       <w:r>
         <w:rPr>
@@ -808,9 +873,19 @@
           <w:sz w:val="22"/>
           <w:szCs w:val="22"/>
         </w:rPr>
-        <w:lastRenderedPageBreak/>
-        <w:t>operativa en entornos de red híbridos (físicos y virtualizados)</w:t>
-      </w:r>
+        <w:t>hacia modelos de operación más ágiles, escalables y sostenibles en sectores como educación, salud, agricultura, industria y administración pública.</w:t>
+      </w:r>
+    </w:p>
+    <w:p>
+      <w:pPr>
+        <w:pStyle w:val="NormalWeb"/>
+        <w:jc w:val="both"/>
+        <w:rPr>
+          <w:rFonts w:asciiTheme="majorHAnsi" w:hAnsiTheme="majorHAnsi" w:cstheme="majorHAnsi"/>
+          <w:b/>
+          <w:bCs/>
+        </w:rPr>
+      </w:pPr>
       <w:r>
         <w:rPr>
           <w:rFonts w:asciiTheme="majorHAnsi" w:hAnsiTheme="majorHAnsi" w:cstheme="majorHAnsi"/>
@@ -818,7 +893,7 @@
           <w:sz w:val="22"/>
           <w:szCs w:val="22"/>
         </w:rPr>
-        <w:t xml:space="preserve">, avanzando así </w:t>
+        <w:t>Por lo anterior,</w:t>
       </w:r>
       <w:r>
         <w:rPr>
@@ -827,140 +902,99 @@
           <w:sz w:val="22"/>
           <w:szCs w:val="22"/>
         </w:rPr>
-        <w:t>hacia modelos de operación más ágiles, escalables y sostenibles en sectores como educación, salud, agricultura, industria y administración pública.</w:t>
-      </w:r>
-    </w:p>
-    <w:p>
-      <w:pPr>
-        <w:pStyle w:val="NormalWeb"/>
-        <w:jc w:val="both"/>
+        <w:t xml:space="preserve"> </w:t>
+      </w:r>
+      <w:r>
+        <w:rPr>
+          <w:rFonts w:asciiTheme="majorHAnsi" w:hAnsiTheme="majorHAnsi" w:cstheme="majorHAnsi"/>
+          <w:color w:val="000000" w:themeColor="text1"/>
+          <w:sz w:val="22"/>
+          <w:szCs w:val="22"/>
+        </w:rPr>
+        <w:t>l</w:t>
+      </w:r>
+      <w:r>
+        <w:rPr>
+          <w:rFonts w:asciiTheme="majorHAnsi" w:hAnsiTheme="majorHAnsi" w:cstheme="majorHAnsi"/>
+          <w:color w:val="000000" w:themeColor="text1"/>
+          <w:sz w:val="22"/>
+          <w:szCs w:val="22"/>
+        </w:rPr>
+        <w:t>a Dirección de Formación Profesional (DFP)</w:t>
+      </w:r>
+      <w:r>
+        <w:rPr>
+          <w:rStyle w:val="Refdenotaalpie"/>
+          <w:rFonts w:asciiTheme="majorHAnsi" w:hAnsiTheme="majorHAnsi" w:cstheme="majorHAnsi"/>
+          <w:color w:val="000000" w:themeColor="text1"/>
+          <w:sz w:val="22"/>
+          <w:szCs w:val="22"/>
+        </w:rPr>
+        <w:t xml:space="preserve"> </w:t>
+      </w:r>
+      <w:r>
+        <w:rPr>
+          <w:rStyle w:val="Refdenotaalpie"/>
+          <w:rFonts w:asciiTheme="majorHAnsi" w:hAnsiTheme="majorHAnsi" w:cstheme="majorHAnsi"/>
+          <w:color w:val="000000" w:themeColor="text1"/>
+          <w:sz w:val="22"/>
+          <w:szCs w:val="22"/>
+        </w:rPr>
+        <w:footnoteReference w:id="1"/>
+      </w:r>
+      <w:r>
+        <w:rPr>
+          <w:rFonts w:asciiTheme="majorHAnsi" w:hAnsiTheme="majorHAnsi" w:cstheme="majorHAnsi"/>
+          <w:color w:val="000000" w:themeColor="text1"/>
+          <w:sz w:val="22"/>
+          <w:szCs w:val="22"/>
+        </w:rPr>
+        <w:t xml:space="preserve"> en desarrollo de sus objetivos y propósitos, dirigidos a la permanente actualización y desarrollo de competencias que implican un avance en las capacidades y habilidades técnicas de los instructores en la institución, abre </w:t>
+      </w:r>
+      <w:r>
+        <w:rPr>
+          <w:rFonts w:asciiTheme="majorHAnsi" w:hAnsiTheme="majorHAnsi" w:cstheme="majorHAnsi"/>
+          <w:color w:val="000000" w:themeColor="text1"/>
+          <w:sz w:val="22"/>
+          <w:szCs w:val="22"/>
+        </w:rPr>
+        <w:t>la</w:t>
+      </w:r>
+      <w:r>
+        <w:rPr>
+          <w:rFonts w:asciiTheme="majorHAnsi" w:hAnsiTheme="majorHAnsi" w:cstheme="majorHAnsi"/>
+          <w:color w:val="000000" w:themeColor="text1"/>
+          <w:sz w:val="22"/>
+          <w:szCs w:val="22"/>
+        </w:rPr>
+        <w:t xml:space="preserve"> convocatoria</w:t>
+      </w:r>
+      <w:r>
+        <w:rPr>
+          <w:rFonts w:asciiTheme="majorHAnsi" w:hAnsiTheme="majorHAnsi" w:cstheme="majorHAnsi"/>
+          <w:color w:val="000000" w:themeColor="text1"/>
+          <w:sz w:val="22"/>
+          <w:szCs w:val="22"/>
+        </w:rPr>
+        <w:t xml:space="preserve"> </w:t>
+      </w:r>
+      <w:r>
         <w:rPr>
           <w:rFonts w:asciiTheme="majorHAnsi" w:hAnsiTheme="majorHAnsi" w:cstheme="majorHAnsi"/>
           <w:b/>
           <w:bCs/>
         </w:rPr>
-      </w:pPr>
-      <w:r>
-        <w:rPr>
-          <w:rFonts w:asciiTheme="majorHAnsi" w:hAnsiTheme="majorHAnsi" w:cstheme="majorHAnsi"/>
-          <w:color w:val="000000" w:themeColor="text1"/>
-          <w:sz w:val="22"/>
-          <w:szCs w:val="22"/>
-        </w:rPr>
-        <w:t>Por lo anterior,</w:t>
-      </w:r>
-      <w:r>
-        <w:rPr>
-          <w:rFonts w:asciiTheme="majorHAnsi" w:hAnsiTheme="majorHAnsi" w:cstheme="majorHAnsi"/>
-          <w:color w:val="000000" w:themeColor="text1"/>
-          <w:sz w:val="22"/>
-          <w:szCs w:val="22"/>
-        </w:rPr>
-        <w:t xml:space="preserve"> </w:t>
-      </w:r>
-      <w:r>
-        <w:rPr>
-          <w:rFonts w:asciiTheme="majorHAnsi" w:hAnsiTheme="majorHAnsi" w:cstheme="majorHAnsi"/>
-          <w:color w:val="000000" w:themeColor="text1"/>
-          <w:sz w:val="22"/>
-          <w:szCs w:val="22"/>
-        </w:rPr>
-        <w:t>l</w:t>
-      </w:r>
-      <w:r>
-        <w:rPr>
-          <w:rFonts w:asciiTheme="majorHAnsi" w:hAnsiTheme="majorHAnsi" w:cstheme="majorHAnsi"/>
-          <w:color w:val="000000" w:themeColor="text1"/>
-          <w:sz w:val="22"/>
-          <w:szCs w:val="22"/>
-        </w:rPr>
-        <w:t>a Dirección de Formación Profesional (DFP)</w:t>
-      </w:r>
-      <w:r>
-        <w:rPr>
-          <w:rStyle w:val="Refdenotaalpie"/>
-          <w:rFonts w:asciiTheme="majorHAnsi" w:hAnsiTheme="majorHAnsi" w:cstheme="majorHAnsi"/>
-          <w:color w:val="000000" w:themeColor="text1"/>
-          <w:sz w:val="22"/>
-          <w:szCs w:val="22"/>
-        </w:rPr>
-        <w:t xml:space="preserve"> </w:t>
-      </w:r>
-      <w:r>
-        <w:rPr>
-          <w:rStyle w:val="Refdenotaalpie"/>
-          <w:rFonts w:asciiTheme="majorHAnsi" w:hAnsiTheme="majorHAnsi" w:cstheme="majorHAnsi"/>
-          <w:color w:val="000000" w:themeColor="text1"/>
-          <w:sz w:val="22"/>
-          <w:szCs w:val="22"/>
-        </w:rPr>
-        <w:footnoteReference w:id="1"/>
-      </w:r>
-      <w:r>
-        <w:rPr>
-          <w:rFonts w:asciiTheme="majorHAnsi" w:hAnsiTheme="majorHAnsi" w:cstheme="majorHAnsi"/>
-          <w:color w:val="000000" w:themeColor="text1"/>
-          <w:sz w:val="22"/>
-          <w:szCs w:val="22"/>
-        </w:rPr>
-        <w:t xml:space="preserve"> en desarrollo de sus objetivos y propósitos, dirigidos a la permanente actualización y desarrollo de competencias que implican un avance en las capacidades y habilidades técnicas de los instructores en la institución, abre </w:t>
-      </w:r>
-      <w:r>
-        <w:rPr>
-          <w:rFonts w:asciiTheme="majorHAnsi" w:hAnsiTheme="majorHAnsi" w:cstheme="majorHAnsi"/>
-          <w:color w:val="000000" w:themeColor="text1"/>
-          <w:sz w:val="22"/>
-          <w:szCs w:val="22"/>
-        </w:rPr>
-        <w:t>la</w:t>
-      </w:r>
-      <w:r>
-        <w:rPr>
-          <w:rFonts w:asciiTheme="majorHAnsi" w:hAnsiTheme="majorHAnsi" w:cstheme="majorHAnsi"/>
-          <w:color w:val="000000" w:themeColor="text1"/>
-          <w:sz w:val="22"/>
-          <w:szCs w:val="22"/>
-        </w:rPr>
-        <w:t xml:space="preserve"> convocatoria</w:t>
-      </w:r>
-      <w:r>
-        <w:rPr>
-          <w:rFonts w:asciiTheme="majorHAnsi" w:hAnsiTheme="majorHAnsi" w:cstheme="majorHAnsi"/>
-          <w:color w:val="000000" w:themeColor="text1"/>
-          <w:sz w:val="22"/>
-          <w:szCs w:val="22"/>
-        </w:rPr>
-        <w:t xml:space="preserve"> </w:t>
+        <w:t>“</w:t>
       </w:r>
       <w:r>
         <w:rPr>
           <w:rFonts w:asciiTheme="majorHAnsi" w:hAnsiTheme="majorHAnsi" w:cstheme="majorHAnsi"/>
           <w:b/>
           <w:bCs/>
-        </w:rPr>
-        <w:t>“</w:t>
-      </w:r>
-      <w:proofErr w:type="spellStart"/>
-      <w:r>
-        <w:rPr>
-          <w:rFonts w:asciiTheme="majorHAnsi" w:hAnsiTheme="majorHAnsi" w:cstheme="majorHAnsi"/>
-          <w:b/>
-          <w:bCs/>
           <w:color w:val="000000" w:themeColor="text1"/>
           <w:lang w:eastAsia="es-ES"/>
         </w:rPr>
-        <w:t>DevNet</w:t>
-      </w:r>
-      <w:proofErr w:type="spellEnd"/>
-      <w:r>
-        <w:rPr>
-          <w:rFonts w:asciiTheme="majorHAnsi" w:hAnsiTheme="majorHAnsi" w:cstheme="majorHAnsi"/>
-          <w:b/>
-          <w:bCs/>
-          <w:color w:val="000000" w:themeColor="text1"/>
-          <w:lang w:eastAsia="es-ES"/>
-        </w:rPr>
-        <w:t>: Desarrollo de Software para la Automatización de Redes Nivel Básico</w:t>
+        <w:t>DevNet: Desarrollo de Software para la Automatización de Redes Nivel Básico</w:t>
       </w:r>
       <w:r>
         <w:rPr>
@@ -2429,20 +2463,8 @@
                 <w:sz w:val="18"/>
                 <w:szCs w:val="18"/>
               </w:rPr>
-              <w:t xml:space="preserve"> al curso </w:t>
-            </w:r>
-            <w:proofErr w:type="spellStart"/>
-            <w:r>
-              <w:rPr>
-                <w:rFonts w:eastAsiaTheme="minorEastAsia"/>
-                <w:bCs/>
-                <w:color w:val="000000" w:themeColor="text1"/>
-                <w:sz w:val="18"/>
-                <w:szCs w:val="18"/>
-              </w:rPr>
-              <w:t>DevNet</w:t>
-            </w:r>
-            <w:proofErr w:type="spellEnd"/>
+              <w:t xml:space="preserve"> al curso DevNet</w:t>
+            </w:r>
           </w:p>
           <w:p>
             <w:pPr>
@@ -2466,20 +2488,8 @@
                 <w:sz w:val="18"/>
                 <w:szCs w:val="18"/>
               </w:rPr>
-              <w:t xml:space="preserve">Módulo 2 Entorno de desarrolladores de </w:t>
-            </w:r>
-            <w:proofErr w:type="spellStart"/>
-            <w:r>
-              <w:rPr>
-                <w:rFonts w:eastAsiaTheme="minorEastAsia"/>
-                <w:bCs/>
-                <w:color w:val="000000" w:themeColor="text1"/>
-                <w:sz w:val="18"/>
-                <w:szCs w:val="18"/>
-              </w:rPr>
-              <w:t>DevNet</w:t>
-            </w:r>
-            <w:proofErr w:type="spellEnd"/>
+              <w:t>Módulo 2 Entorno de desarrolladores de DevNet</w:t>
+            </w:r>
           </w:p>
           <w:p>
             <w:pPr>
@@ -2528,42 +2538,8 @@
                 <w:sz w:val="18"/>
                 <w:szCs w:val="18"/>
               </w:rPr>
-              <w:t xml:space="preserve">1.2.2 </w:t>
-            </w:r>
-            <w:proofErr w:type="spellStart"/>
-            <w:r>
-              <w:rPr>
-                <w:rFonts w:eastAsiaTheme="minorEastAsia"/>
-                <w:bCs/>
-                <w:color w:val="000000" w:themeColor="text1"/>
-                <w:sz w:val="18"/>
-                <w:szCs w:val="18"/>
-              </w:rPr>
-              <w:t>Lab</w:t>
-            </w:r>
-            <w:proofErr w:type="spellEnd"/>
-            <w:r>
-              <w:rPr>
-                <w:rFonts w:eastAsiaTheme="minorEastAsia"/>
-                <w:bCs/>
-                <w:color w:val="000000" w:themeColor="text1"/>
-                <w:sz w:val="18"/>
-                <w:szCs w:val="18"/>
-              </w:rPr>
-              <w:t xml:space="preserve"> - Linux </w:t>
-            </w:r>
-            <w:proofErr w:type="spellStart"/>
-            <w:r>
-              <w:rPr>
-                <w:rFonts w:eastAsiaTheme="minorEastAsia"/>
-                <w:bCs/>
-                <w:color w:val="000000" w:themeColor="text1"/>
-                <w:sz w:val="18"/>
-                <w:szCs w:val="18"/>
-              </w:rPr>
-              <w:t>Review</w:t>
-            </w:r>
-            <w:proofErr w:type="spellEnd"/>
+              <w:t>1.2.2 Lab - Linux Review</w:t>
+            </w:r>
           </w:p>
         </w:tc>
       </w:tr>
@@ -3210,7 +3186,6 @@
               </w:rPr>
               <w:t xml:space="preserve">Examen del </w:t>
             </w:r>
-            <w:proofErr w:type="spellStart"/>
             <w:r>
               <w:rPr>
                 <w:rFonts w:eastAsiaTheme="minorEastAsia"/>
@@ -3220,19 +3195,7 @@
                 <w:szCs w:val="18"/>
                 <w:lang w:val="en-US"/>
               </w:rPr>
-              <w:t>módulo</w:t>
-            </w:r>
-            <w:proofErr w:type="spellEnd"/>
-            <w:r>
-              <w:rPr>
-                <w:rFonts w:eastAsiaTheme="minorEastAsia"/>
-                <w:bCs/>
-                <w:color w:val="000000" w:themeColor="text1"/>
-                <w:sz w:val="18"/>
-                <w:szCs w:val="18"/>
-                <w:lang w:val="en-US"/>
-              </w:rPr>
-              <w:t xml:space="preserve"> 1 y 2</w:t>
+              <w:t>módulo 1 y 2</w:t>
             </w:r>
           </w:p>
         </w:tc>
@@ -3641,7 +3604,6 @@
               </w:rPr>
               <w:t xml:space="preserve">Examen del </w:t>
             </w:r>
-            <w:proofErr w:type="spellStart"/>
             <w:r>
               <w:rPr>
                 <w:rFonts w:eastAsiaTheme="minorEastAsia"/>
@@ -3651,19 +3613,7 @@
                 <w:szCs w:val="18"/>
                 <w:lang w:val="en-US"/>
               </w:rPr>
-              <w:t>módulo</w:t>
-            </w:r>
-            <w:proofErr w:type="spellEnd"/>
-            <w:r>
-              <w:rPr>
-                <w:rFonts w:eastAsiaTheme="minorEastAsia"/>
-                <w:bCs/>
-                <w:color w:val="000000" w:themeColor="text1"/>
-                <w:sz w:val="18"/>
-                <w:szCs w:val="18"/>
-                <w:lang w:val="en-US"/>
-              </w:rPr>
-              <w:t xml:space="preserve"> 3</w:t>
+              <w:t>módulo 3</w:t>
             </w:r>
           </w:p>
         </w:tc>
@@ -4152,7 +4102,6 @@
               </w:rPr>
               <w:t xml:space="preserve">Examen del </w:t>
             </w:r>
-            <w:proofErr w:type="spellStart"/>
             <w:r>
               <w:rPr>
                 <w:rFonts w:eastAsiaTheme="minorEastAsia"/>
@@ -4162,19 +4111,7 @@
                 <w:szCs w:val="18"/>
                 <w:lang w:val="en-US"/>
               </w:rPr>
-              <w:t>módulo</w:t>
-            </w:r>
-            <w:proofErr w:type="spellEnd"/>
-            <w:r>
-              <w:rPr>
-                <w:rFonts w:eastAsiaTheme="minorEastAsia"/>
-                <w:bCs/>
-                <w:color w:val="000000" w:themeColor="text1"/>
-                <w:sz w:val="18"/>
-                <w:szCs w:val="18"/>
-                <w:lang w:val="en-US"/>
-              </w:rPr>
-              <w:t xml:space="preserve"> 4</w:t>
+              <w:t>módulo 4</w:t>
             </w:r>
           </w:p>
         </w:tc>
@@ -4756,7 +4693,6 @@
               </w:rPr>
               <w:t xml:space="preserve">Examen del </w:t>
             </w:r>
-            <w:proofErr w:type="spellStart"/>
             <w:r>
               <w:rPr>
                 <w:rFonts w:eastAsiaTheme="minorEastAsia"/>
@@ -4766,19 +4702,7 @@
                 <w:szCs w:val="18"/>
                 <w:lang w:val="en-US"/>
               </w:rPr>
-              <w:t>módulo</w:t>
-            </w:r>
-            <w:proofErr w:type="spellEnd"/>
-            <w:r>
-              <w:rPr>
-                <w:rFonts w:eastAsiaTheme="minorEastAsia"/>
-                <w:bCs/>
-                <w:color w:val="000000" w:themeColor="text1"/>
-                <w:sz w:val="18"/>
-                <w:szCs w:val="18"/>
-                <w:lang w:val="en-US"/>
-              </w:rPr>
-              <w:t xml:space="preserve"> 5</w:t>
+              <w:t>módulo 5</w:t>
             </w:r>
           </w:p>
         </w:tc>
@@ -4976,73 +4900,7 @@
                 <w:sz w:val="18"/>
                 <w:szCs w:val="18"/>
               </w:rPr>
-              <w:t xml:space="preserve">7.0.3 </w:t>
-            </w:r>
-            <w:proofErr w:type="spellStart"/>
-            <w:r>
-              <w:rPr>
-                <w:rFonts w:eastAsiaTheme="minorEastAsia"/>
-                <w:bCs/>
-                <w:color w:val="000000" w:themeColor="text1"/>
-                <w:sz w:val="18"/>
-                <w:szCs w:val="18"/>
-              </w:rPr>
-              <w:t>Lab</w:t>
-            </w:r>
-            <w:proofErr w:type="spellEnd"/>
-            <w:r>
-              <w:rPr>
-                <w:rFonts w:eastAsiaTheme="minorEastAsia"/>
-                <w:bCs/>
-                <w:color w:val="000000" w:themeColor="text1"/>
-                <w:sz w:val="18"/>
-                <w:szCs w:val="18"/>
-              </w:rPr>
-              <w:t xml:space="preserve"> - </w:t>
-            </w:r>
-            <w:proofErr w:type="spellStart"/>
-            <w:r>
-              <w:rPr>
-                <w:rFonts w:eastAsiaTheme="minorEastAsia"/>
-                <w:bCs/>
-                <w:color w:val="000000" w:themeColor="text1"/>
-                <w:sz w:val="18"/>
-                <w:szCs w:val="18"/>
-              </w:rPr>
-              <w:t>Install</w:t>
-            </w:r>
-            <w:proofErr w:type="spellEnd"/>
-            <w:r>
-              <w:rPr>
-                <w:rFonts w:eastAsiaTheme="minorEastAsia"/>
-                <w:bCs/>
-                <w:color w:val="000000" w:themeColor="text1"/>
-                <w:sz w:val="18"/>
-                <w:szCs w:val="18"/>
-              </w:rPr>
-              <w:t xml:space="preserve"> </w:t>
-            </w:r>
-            <w:proofErr w:type="spellStart"/>
-            <w:r>
-              <w:rPr>
-                <w:rFonts w:eastAsiaTheme="minorEastAsia"/>
-                <w:bCs/>
-                <w:color w:val="000000" w:themeColor="text1"/>
-                <w:sz w:val="18"/>
-                <w:szCs w:val="18"/>
-              </w:rPr>
-              <w:t>the</w:t>
-            </w:r>
-            <w:proofErr w:type="spellEnd"/>
-            <w:r>
-              <w:rPr>
-                <w:rFonts w:eastAsiaTheme="minorEastAsia"/>
-                <w:bCs/>
-                <w:color w:val="000000" w:themeColor="text1"/>
-                <w:sz w:val="18"/>
-                <w:szCs w:val="18"/>
-              </w:rPr>
-              <w:t xml:space="preserve"> CSR1000v VM </w:t>
+              <w:t xml:space="preserve">7.0.3 Lab - Install the CSR1000v VM </w:t>
             </w:r>
           </w:p>
           <w:p>
@@ -5123,31 +4981,7 @@
                 <w:szCs w:val="18"/>
                 <w:lang w:val="en-US"/>
               </w:rPr>
-              <w:t xml:space="preserve">7.6.3 Lab - Automated Testing Using </w:t>
-            </w:r>
-            <w:proofErr w:type="spellStart"/>
-            <w:r>
-              <w:rPr>
-                <w:rFonts w:eastAsiaTheme="minorEastAsia"/>
-                <w:bCs/>
-                <w:color w:val="000000" w:themeColor="text1"/>
-                <w:sz w:val="18"/>
-                <w:szCs w:val="18"/>
-                <w:lang w:val="en-US"/>
-              </w:rPr>
-              <w:t>pyATS</w:t>
-            </w:r>
-            <w:proofErr w:type="spellEnd"/>
-            <w:r>
-              <w:rPr>
-                <w:rFonts w:eastAsiaTheme="minorEastAsia"/>
-                <w:bCs/>
-                <w:color w:val="000000" w:themeColor="text1"/>
-                <w:sz w:val="18"/>
-                <w:szCs w:val="18"/>
-                <w:lang w:val="en-US"/>
-              </w:rPr>
-              <w:t xml:space="preserve"> and Genie</w:t>
+              <w:t>7.6.3 Lab - Automated Testing Using pyATS and Genie</w:t>
             </w:r>
           </w:p>
           <w:p>
@@ -5176,7 +5010,6 @@
               </w:rPr>
               <w:t xml:space="preserve">Examen del </w:t>
             </w:r>
-            <w:proofErr w:type="spellStart"/>
             <w:r>
               <w:rPr>
                 <w:rFonts w:eastAsiaTheme="minorEastAsia"/>
@@ -5186,19 +5019,7 @@
                 <w:szCs w:val="18"/>
                 <w:lang w:val="en-US"/>
               </w:rPr>
-              <w:t>módulo</w:t>
-            </w:r>
-            <w:proofErr w:type="spellEnd"/>
-            <w:r>
-              <w:rPr>
-                <w:rFonts w:eastAsiaTheme="minorEastAsia"/>
-                <w:bCs/>
-                <w:color w:val="000000" w:themeColor="text1"/>
-                <w:sz w:val="18"/>
-                <w:szCs w:val="18"/>
-                <w:lang w:val="en-US"/>
-              </w:rPr>
-              <w:t xml:space="preserve"> 6</w:t>
+              <w:t>módulo 6</w:t>
             </w:r>
           </w:p>
         </w:tc>
@@ -5493,7 +5314,6 @@
               </w:rPr>
               <w:t xml:space="preserve">Examen del </w:t>
             </w:r>
-            <w:proofErr w:type="spellStart"/>
             <w:r>
               <w:rPr>
                 <w:rFonts w:eastAsiaTheme="minorEastAsia"/>
@@ -5503,19 +5323,7 @@
                 <w:szCs w:val="18"/>
                 <w:lang w:val="en-US"/>
               </w:rPr>
-              <w:t>módulo</w:t>
-            </w:r>
-            <w:proofErr w:type="spellEnd"/>
-            <w:r>
-              <w:rPr>
-                <w:rFonts w:eastAsiaTheme="minorEastAsia"/>
-                <w:bCs/>
-                <w:color w:val="000000" w:themeColor="text1"/>
-                <w:sz w:val="18"/>
-                <w:szCs w:val="18"/>
-                <w:lang w:val="en-US"/>
-              </w:rPr>
-              <w:t xml:space="preserve"> 7</w:t>
+              <w:t>módulo 7</w:t>
             </w:r>
           </w:p>
         </w:tc>
@@ -5721,42 +5529,8 @@
                 <w:sz w:val="18"/>
                 <w:szCs w:val="18"/>
               </w:rPr>
-              <w:t xml:space="preserve">8 Desarrollo y Plataformas de </w:t>
-            </w:r>
-            <w:proofErr w:type="spellStart"/>
-            <w:r>
-              <w:rPr>
-                <w:rFonts w:eastAsiaTheme="minorEastAsia"/>
-                <w:bCs/>
-                <w:color w:val="000000" w:themeColor="text1"/>
-                <w:sz w:val="18"/>
-                <w:szCs w:val="18"/>
-              </w:rPr>
-              <w:t>CiscoExternal</w:t>
-            </w:r>
-            <w:proofErr w:type="spellEnd"/>
-            <w:r>
-              <w:rPr>
-                <w:rFonts w:eastAsiaTheme="minorEastAsia"/>
-                <w:bCs/>
-                <w:color w:val="000000" w:themeColor="text1"/>
-                <w:sz w:val="18"/>
-                <w:szCs w:val="18"/>
-              </w:rPr>
-              <w:t xml:space="preserve"> </w:t>
-            </w:r>
-            <w:proofErr w:type="spellStart"/>
-            <w:r>
-              <w:rPr>
-                <w:rFonts w:eastAsiaTheme="minorEastAsia"/>
-                <w:bCs/>
-                <w:color w:val="000000" w:themeColor="text1"/>
-                <w:sz w:val="18"/>
-                <w:szCs w:val="18"/>
-              </w:rPr>
-              <w:t>tool</w:t>
-            </w:r>
-            <w:proofErr w:type="spellEnd"/>
+              <w:t>8 Desarrollo y Plataformas de CiscoExternal tool</w:t>
+            </w:r>
           </w:p>
           <w:p>
             <w:pPr>
@@ -5861,7 +5635,6 @@
               </w:rPr>
               <w:t xml:space="preserve">Examen del </w:t>
             </w:r>
-            <w:proofErr w:type="spellStart"/>
             <w:r>
               <w:rPr>
                 <w:rFonts w:eastAsiaTheme="minorEastAsia"/>
@@ -5871,19 +5644,7 @@
                 <w:szCs w:val="18"/>
                 <w:lang w:val="en-US"/>
               </w:rPr>
-              <w:t>módulo</w:t>
-            </w:r>
-            <w:proofErr w:type="spellEnd"/>
-            <w:r>
-              <w:rPr>
-                <w:rFonts w:eastAsiaTheme="minorEastAsia"/>
-                <w:bCs/>
-                <w:color w:val="000000" w:themeColor="text1"/>
-                <w:sz w:val="18"/>
-                <w:szCs w:val="18"/>
-                <w:lang w:val="en-US"/>
-              </w:rPr>
-              <w:t xml:space="preserve"> 8</w:t>
+              <w:t>módulo 8</w:t>
             </w:r>
           </w:p>
         </w:tc>
@@ -6320,21 +6081,7 @@
         <w:rPr>
           <w:bCs/>
         </w:rPr>
-        <w:t xml:space="preserve">y Certificación en plataforma de Cisco </w:t>
-      </w:r>
-      <w:proofErr w:type="spellStart"/>
-      <w:r>
-        <w:rPr>
-          <w:bCs/>
-        </w:rPr>
-        <w:t>Netacad</w:t>
-      </w:r>
-      <w:proofErr w:type="spellEnd"/>
-      <w:r>
-        <w:rPr>
-          <w:bCs/>
-        </w:rPr>
-        <w:t xml:space="preserve"> </w:t>
+        <w:t xml:space="preserve">y Certificación en plataforma de Cisco Netacad </w:t>
       </w:r>
     </w:p>
     <w:p>
@@ -7101,7 +6848,6 @@
                 <w:color w:val="000000" w:themeColor="text1"/>
               </w:rPr>
             </w:pPr>
-            <w:proofErr w:type="spellStart"/>
             <w:r>
               <w:rPr>
                 <w:rFonts w:asciiTheme="majorHAnsi" w:hAnsiTheme="majorHAnsi" w:cstheme="majorHAnsi"/>
@@ -7110,7 +6856,6 @@
               </w:rPr>
               <w:t>Teams</w:t>
             </w:r>
-            <w:proofErr w:type="spellEnd"/>
             <w:r>
               <w:rPr>
                 <w:rFonts w:asciiTheme="majorHAnsi" w:hAnsiTheme="majorHAnsi" w:cstheme="majorHAnsi"/>
@@ -7127,23 +6872,13 @@
               </w:rPr>
               <w:t xml:space="preserve"> </w:t>
             </w:r>
-            <w:proofErr w:type="spellStart"/>
             <w:r>
               <w:rPr>
                 <w:rFonts w:asciiTheme="majorHAnsi" w:hAnsiTheme="majorHAnsi" w:cstheme="majorHAnsi"/>
                 <w:bCs/>
                 <w:color w:val="000000" w:themeColor="text1"/>
               </w:rPr>
-              <w:t>Webex</w:t>
-            </w:r>
-            <w:proofErr w:type="spellEnd"/>
-            <w:r>
-              <w:rPr>
-                <w:rFonts w:asciiTheme="majorHAnsi" w:hAnsiTheme="majorHAnsi" w:cstheme="majorHAnsi"/>
-                <w:bCs/>
-                <w:color w:val="000000" w:themeColor="text1"/>
-              </w:rPr>
-              <w:t xml:space="preserve"> </w:t>
+              <w:t xml:space="preserve">Webex </w:t>
             </w:r>
             <w:r>
               <w:rPr>
@@ -8203,21 +7938,13 @@
           <w:b/>
           <w:bCs/>
         </w:rPr>
-        <w:t xml:space="preserve">, 21730061         FUNDAMENTOS DE PROGRAMACIÓN  60 </w:t>
-      </w:r>
-      <w:proofErr w:type="gramStart"/>
+        <w:t>, 21730061         FUNDAMENTOS DE PROGRAMACIÓN  60 horas</w:t>
+      </w:r>
       <w:r>
         <w:rPr>
           <w:b/>
           <w:bCs/>
         </w:rPr>
-        <w:t>horas</w:t>
-      </w:r>
-      <w:r>
-        <w:rPr>
-          <w:b/>
-          <w:bCs/>
-        </w:rPr>
         <w:t xml:space="preserve"> </w:t>
       </w:r>
       <w:r>
@@ -8234,7 +7961,6 @@
         </w:rPr>
         <w:t>ara</w:t>
       </w:r>
-      <w:proofErr w:type="gramEnd"/>
       <w:r>
         <w:rPr>
           <w:rFonts w:asciiTheme="majorHAnsi" w:hAnsiTheme="majorHAnsi" w:cstheme="majorHAnsi"/>
@@ -8907,21 +8633,12 @@
         </w:rPr>
         <w:tab/>
       </w:r>
-      <w:proofErr w:type="spellStart"/>
-      <w:r>
-        <w:rPr>
-          <w:rFonts w:asciiTheme="majorHAnsi" w:hAnsiTheme="majorHAnsi" w:cstheme="majorHAnsi"/>
-          <w:color w:val="000000" w:themeColor="text1"/>
-        </w:rPr>
-        <w:t>CC_No</w:t>
-      </w:r>
-      <w:proofErr w:type="spellEnd"/>
-      <w:r>
-        <w:rPr>
-          <w:rFonts w:asciiTheme="majorHAnsi" w:hAnsiTheme="majorHAnsi" w:cstheme="majorHAnsi"/>
-          <w:color w:val="000000" w:themeColor="text1"/>
-        </w:rPr>
-        <w:t>. CÉDULA _Nombre del instructor Ejemplo: CC_12345678_ Jaime López</w:t>
+      <w:r>
+        <w:rPr>
+          <w:rFonts w:asciiTheme="majorHAnsi" w:hAnsiTheme="majorHAnsi" w:cstheme="majorHAnsi"/>
+          <w:color w:val="000000" w:themeColor="text1"/>
+        </w:rPr>
+        <w:t>CC_No. CÉDULA _Nombre del instructor Ejemplo: CC_12345678_ Jaime López</w:t>
       </w:r>
     </w:p>
     <w:p>
@@ -8969,46 +8686,12 @@
         </w:rPr>
         <w:tab/>
       </w:r>
-      <w:proofErr w:type="spellStart"/>
-      <w:r>
-        <w:rPr>
-          <w:rFonts w:asciiTheme="majorHAnsi" w:hAnsiTheme="majorHAnsi" w:cstheme="majorHAnsi"/>
-          <w:color w:val="000000" w:themeColor="text1"/>
-        </w:rPr>
-        <w:t>ACTA_CC_</w:t>
-      </w:r>
-      <w:proofErr w:type="gramStart"/>
-      <w:r>
-        <w:rPr>
-          <w:rFonts w:asciiTheme="majorHAnsi" w:hAnsiTheme="majorHAnsi" w:cstheme="majorHAnsi"/>
-          <w:color w:val="000000" w:themeColor="text1"/>
-        </w:rPr>
-        <w:t>No.CÉDULA</w:t>
-      </w:r>
-      <w:proofErr w:type="spellEnd"/>
-      <w:proofErr w:type="gramEnd"/>
-      <w:r>
-        <w:rPr>
-          <w:rFonts w:asciiTheme="majorHAnsi" w:hAnsiTheme="majorHAnsi" w:cstheme="majorHAnsi"/>
-          <w:color w:val="000000" w:themeColor="text1"/>
-        </w:rPr>
-        <w:t xml:space="preserve"> _Jaime López (</w:t>
-      </w:r>
-      <w:proofErr w:type="gramStart"/>
-      <w:r>
-        <w:rPr>
-          <w:rFonts w:asciiTheme="majorHAnsi" w:hAnsiTheme="majorHAnsi" w:cstheme="majorHAnsi"/>
-          <w:color w:val="000000" w:themeColor="text1"/>
-        </w:rPr>
-        <w:t>PDF)  Ejemplo</w:t>
-      </w:r>
-      <w:proofErr w:type="gramEnd"/>
-      <w:r>
-        <w:rPr>
-          <w:rFonts w:asciiTheme="majorHAnsi" w:hAnsiTheme="majorHAnsi" w:cstheme="majorHAnsi"/>
-          <w:color w:val="000000" w:themeColor="text1"/>
-        </w:rPr>
-        <w:t>: ACTA_CC_12345678_ Jaime López</w:t>
+      <w:r>
+        <w:rPr>
+          <w:rFonts w:asciiTheme="majorHAnsi" w:hAnsiTheme="majorHAnsi" w:cstheme="majorHAnsi"/>
+          <w:color w:val="000000" w:themeColor="text1"/>
+        </w:rPr>
+        <w:t>ACTA_CC_No.CÉDULA _Jaime López (PDF)  Ejemplo: ACTA_CC_12345678_ Jaime López</w:t>
       </w:r>
     </w:p>
     <w:p>
@@ -10831,21 +10514,12 @@
         </w:rPr>
         <w:t xml:space="preserve"> </w:t>
       </w:r>
-      <w:proofErr w:type="spellStart"/>
-      <w:r>
-        <w:rPr>
-          <w:rFonts w:asciiTheme="majorHAnsi" w:hAnsiTheme="majorHAnsi" w:cstheme="majorHAnsi"/>
-          <w:color w:val="000000" w:themeColor="text1"/>
-        </w:rPr>
-        <w:t>CompromISO</w:t>
-      </w:r>
-      <w:proofErr w:type="spellEnd"/>
-      <w:r>
-        <w:rPr>
-          <w:rFonts w:asciiTheme="majorHAnsi" w:hAnsiTheme="majorHAnsi" w:cstheme="majorHAnsi"/>
-          <w:color w:val="000000" w:themeColor="text1"/>
-        </w:rPr>
-        <w:t>.</w:t>
+      <w:r>
+        <w:rPr>
+          <w:rFonts w:asciiTheme="majorHAnsi" w:hAnsiTheme="majorHAnsi" w:cstheme="majorHAnsi"/>
+          <w:color w:val="000000" w:themeColor="text1"/>
+        </w:rPr>
+        <w:t>CompromISO.</w:t>
       </w:r>
     </w:p>
     <w:p>
@@ -11127,23 +10801,13 @@
           <w:color w:val="000000" w:themeColor="text1"/>
         </w:rPr>
       </w:pPr>
-      <w:proofErr w:type="spellStart"/>
       <w:r>
         <w:rPr>
           <w:rFonts w:asciiTheme="majorHAnsi" w:hAnsiTheme="majorHAnsi" w:cstheme="majorHAnsi"/>
           <w:b/>
           <w:color w:val="000000" w:themeColor="text1"/>
         </w:rPr>
-        <w:t>Dannin</w:t>
-      </w:r>
-      <w:proofErr w:type="spellEnd"/>
-      <w:r>
-        <w:rPr>
-          <w:rFonts w:asciiTheme="majorHAnsi" w:hAnsiTheme="majorHAnsi" w:cstheme="majorHAnsi"/>
-          <w:b/>
-          <w:color w:val="000000" w:themeColor="text1"/>
-        </w:rPr>
-        <w:t xml:space="preserve"> Leonardo Gómez Rodríguez</w:t>
+        <w:t>Dannin Leonardo Gómez Rodríguez</w:t>
       </w:r>
     </w:p>
     <w:p>
